--- a/Documents/Tablet Design Report.docx
+++ b/Documents/Tablet Design Report.docx
@@ -13,12 +13,19 @@
         <w:t>Tablet Design Report</w:t>
       </w:r>
     </w:p>
-    <w:bookmarkStart w:id="1" w:name="_165xlof05yyj" w:colFirst="0" w:colLast="0" w:displacedByCustomXml="next"/>
+    <w:bookmarkStart w:id="1" w:name="_q712gkprt8lw" w:colFirst="0" w:colLast="0" w:displacedByCustomXml="next"/>
     <w:bookmarkEnd w:id="1" w:displacedByCustomXml="next"/>
-    <w:bookmarkStart w:id="2" w:name="_q712gkprt8lw" w:colFirst="0" w:colLast="0" w:displacedByCustomXml="next"/>
+    <w:bookmarkStart w:id="2" w:name="_165xlof05yyj" w:colFirst="0" w:colLast="0" w:displacedByCustomXml="next"/>
     <w:bookmarkEnd w:id="2" w:displacedByCustomXml="next"/>
     <w:sdt>
       <w:sdtPr>
+        <w:rPr>
+          <w:rFonts w:ascii="Arial" w:eastAsia="Arial" w:hAnsi="Arial" w:cs="Arial"/>
+          <w:color w:val="auto"/>
+          <w:sz w:val="22"/>
+          <w:szCs w:val="22"/>
+          <w:lang w:val="en-GB"/>
+        </w:rPr>
         <w:id w:val="-1569487723"/>
         <w:docPartObj>
           <w:docPartGallery w:val="Table of Contents"/>
@@ -27,14 +34,9 @@
       </w:sdtPr>
       <w:sdtEndPr>
         <w:rPr>
-          <w:rFonts w:ascii="Arial" w:eastAsia="Arial" w:hAnsi="Arial" w:cs="Arial"/>
           <w:b/>
           <w:bCs/>
           <w:noProof/>
-          <w:color w:val="auto"/>
-          <w:sz w:val="22"/>
-          <w:szCs w:val="22"/>
-          <w:lang w:val="en-GB"/>
         </w:rPr>
       </w:sdtEndPr>
       <w:sdtContent>
@@ -1946,7 +1948,14 @@
           <w:bCs/>
         </w:rPr>
         <w:lastRenderedPageBreak/>
-        <w:t>Current Design Overview</w:t>
+        <w:t xml:space="preserve">Current Design </w:t>
+      </w:r>
+      <w:r>
+        <w:rPr>
+          <w:b/>
+          <w:bCs/>
+        </w:rPr>
+        <w:t>Description</w:t>
       </w:r>
       <w:r>
         <w:rPr>
@@ -1970,14 +1979,7 @@
           <w:b/>
           <w:color w:val="0000FF"/>
         </w:rPr>
-        <w:t>P</w:t>
-      </w:r>
-      <w:r>
-        <w:rPr>
-          <w:b/>
-          <w:color w:val="0000FF"/>
-        </w:rPr>
-        <w:t>ower Section:</w:t>
+        <w:t>Power Section:</w:t>
       </w:r>
       <w:bookmarkEnd w:id="3"/>
     </w:p>
@@ -2042,21 +2044,129 @@
       <w:bookmarkEnd w:id="5"/>
     </w:p>
     <w:p>
-      <w:r>
-        <w:t>This section is responsible for supplying DC power to the cor</w:t>
-      </w:r>
-      <w:r>
-        <w:t xml:space="preserve">e of </w:t>
-      </w:r>
-      <w:proofErr w:type="spellStart"/>
-      <w:r>
-        <w:t>SoM.</w:t>
-      </w:r>
-      <w:proofErr w:type="spellEnd"/>
-      <w:r>
-        <w:t xml:space="preserve"> The ETA3451D2I-T IC is being used in this section to produce 1V output. ETA3451D2I-T is a high frequency synchronous Step-Down converter with up to 91% efficiency for low output voltage and a 3.5A Max output current limit.</w:t>
-      </w:r>
-    </w:p>
+      <w:pPr>
+        <w:spacing w:after="160" w:line="259" w:lineRule="auto"/>
+        <w:ind w:left="360"/>
+        <w:rPr>
+          <w:rFonts w:ascii="Times New Roman" w:hAnsi="Times New Roman" w:cs="Times New Roman"/>
+          <w:b/>
+          <w:bCs/>
+          <w:color w:val="000000" w:themeColor="text1"/>
+        </w:rPr>
+      </w:pPr>
+      <w:r>
+        <w:rPr>
+          <w:b/>
+          <w:bCs/>
+          <w:color w:val="000000" w:themeColor="text1"/>
+          <w:u w:val="single"/>
+        </w:rPr>
+        <w:t xml:space="preserve">Main </w:t>
+      </w:r>
+      <w:r>
+        <w:rPr>
+          <w:b/>
+          <w:bCs/>
+          <w:color w:val="000000" w:themeColor="text1"/>
+          <w:u w:val="single"/>
+        </w:rPr>
+        <w:t>Component:</w:t>
+      </w:r>
+    </w:p>
+    <w:p>
+      <w:pPr>
+        <w:spacing w:after="160" w:line="259" w:lineRule="auto"/>
+        <w:ind w:left="360"/>
+        <w:rPr>
+          <w:color w:val="000000" w:themeColor="text1"/>
+          <w:sz w:val="20"/>
+          <w:szCs w:val="20"/>
+        </w:rPr>
+      </w:pPr>
+      <w:r>
+        <w:rPr>
+          <w:sz w:val="20"/>
+          <w:szCs w:val="20"/>
+        </w:rPr>
+        <w:t>ETA3451D2I-T</w:t>
+      </w:r>
+      <w:r>
+        <w:rPr>
+          <w:color w:val="000000" w:themeColor="text1"/>
+          <w:sz w:val="20"/>
+          <w:szCs w:val="20"/>
+        </w:rPr>
+        <w:t xml:space="preserve">: </w:t>
+      </w:r>
+      <w:r>
+        <w:rPr>
+          <w:color w:val="000000" w:themeColor="text1"/>
+          <w:sz w:val="20"/>
+          <w:szCs w:val="20"/>
+        </w:rPr>
+        <w:t>6V/3.5A, Fast Response, Adaptive COT Step-Down Converter in Tiny DFN2x2</w:t>
+      </w:r>
+    </w:p>
+    <w:p>
+      <w:pPr>
+        <w:ind w:left="360"/>
+        <w:rPr>
+          <w:b/>
+          <w:bCs/>
+          <w:u w:val="single"/>
+        </w:rPr>
+      </w:pPr>
+      <w:r>
+        <w:rPr>
+          <w:b/>
+          <w:bCs/>
+          <w:u w:val="single"/>
+        </w:rPr>
+        <w:t>Description:</w:t>
+      </w:r>
+    </w:p>
+    <w:p>
+      <w:pPr>
+        <w:ind w:left="360"/>
+      </w:pPr>
+      <w:r>
+        <w:rPr>
+          <w:sz w:val="20"/>
+          <w:szCs w:val="20"/>
+        </w:rPr>
+        <w:t>This section is responsible for supplying DC power to the core of SoM. The ETA3451D2I-T IC is being used in this section to produce 1V output. ETA3451D2I-T is a high frequency synchronous Step-Down converter with up to 91% efficiency for low output voltage and a 3.5A Max output current limit.</w:t>
+      </w:r>
+      <w:r>
+        <w:br/>
+      </w:r>
+      <w:r>
+        <w:rPr>
+          <w:b/>
+          <w:bCs/>
+          <w:u w:val="single"/>
+        </w:rPr>
+        <w:t>Link:</w:t>
+      </w:r>
+    </w:p>
+    <w:p>
+      <w:pPr>
+        <w:ind w:left="360"/>
+        <w:rPr>
+          <w:b/>
+          <w:bCs/>
+        </w:rPr>
+      </w:pPr>
+      <w:hyperlink r:id="rId8" w:history="1">
+        <w:r>
+          <w:rPr>
+            <w:rStyle w:val="Hyperlink"/>
+            <w:u w:val="none"/>
+          </w:rPr>
+          <w:t>http://www.etasolution.com/upload/201712/15/201712151617531412.pdf</w:t>
+        </w:r>
+      </w:hyperlink>
+    </w:p>
+    <w:p/>
     <w:p>
       <w:pPr>
         <w:keepNext/>
@@ -2080,7 +2190,7 @@
                     <pic:cNvPicPr preferRelativeResize="0"/>
                   </pic:nvPicPr>
                   <pic:blipFill>
-                    <a:blip r:embed="rId8"/>
+                    <a:blip r:embed="rId9"/>
                     <a:srcRect/>
                     <a:stretch>
                       <a:fillRect/>
@@ -2159,34 +2269,169 @@
     </w:p>
     <w:p>
       <w:pPr>
-        <w:rPr>
-          <w:b/>
-        </w:rPr>
-      </w:pPr>
-      <w:r>
-        <w:t>Th</w:t>
-      </w:r>
-      <w:r>
-        <w:t xml:space="preserve">is section uses </w:t>
-      </w:r>
-      <w:r>
-        <w:rPr>
-          <w:b/>
+        <w:spacing w:after="160" w:line="259" w:lineRule="auto"/>
+        <w:ind w:left="450"/>
+        <w:rPr>
+          <w:b/>
+          <w:bCs/>
+        </w:rPr>
+      </w:pPr>
+      <w:r>
+        <w:rPr>
+          <w:b/>
+          <w:bCs/>
+          <w:u w:val="single"/>
+        </w:rPr>
+        <w:t xml:space="preserve">Main </w:t>
+      </w:r>
+      <w:r>
+        <w:rPr>
+          <w:b/>
+          <w:bCs/>
+          <w:u w:val="single"/>
+        </w:rPr>
+        <w:t>Component:</w:t>
+      </w:r>
+    </w:p>
+    <w:p>
+      <w:pPr>
+        <w:spacing w:after="160" w:line="259" w:lineRule="auto"/>
+        <w:ind w:left="450"/>
+        <w:rPr>
+          <w:rFonts w:ascii="Times New Roman" w:hAnsi="Times New Roman" w:cs="Times New Roman"/>
+          <w:sz w:val="20"/>
+          <w:szCs w:val="20"/>
+        </w:rPr>
+      </w:pPr>
+      <w:r>
+        <w:rPr>
+          <w:bCs/>
+          <w:sz w:val="20"/>
+          <w:szCs w:val="20"/>
         </w:rPr>
         <w:t>MP3221GJ-Z IC</w:t>
       </w:r>
       <w:r>
-        <w:t xml:space="preserve"> to generate input supply for the chipsets being used in the USB section. The MP3221 is a 1.2MHz frequency, 6-pin TSOT23 current mode step up converter intended for small, low power applications. It offers a disconnect feature </w:t>
-      </w:r>
-      <w:r>
-        <w:t xml:space="preserve">that allows the output to be completely discharged, thus allowing the part to draw less than 1µA off current in shutdown mode. The circuit uses a feedback combination of 536K and 100K resistors to produce a </w:t>
-      </w:r>
-      <w:r>
-        <w:rPr>
-          <w:b/>
+        <w:rPr>
+          <w:bCs/>
+          <w:sz w:val="20"/>
+          <w:szCs w:val="20"/>
+        </w:rPr>
+        <w:t>:</w:t>
+      </w:r>
+      <w:r>
+        <w:rPr>
+          <w:sz w:val="20"/>
+          <w:szCs w:val="20"/>
+        </w:rPr>
+        <w:t xml:space="preserve"> </w:t>
+      </w:r>
+      <w:r>
+        <w:rPr>
+          <w:sz w:val="20"/>
+          <w:szCs w:val="20"/>
+        </w:rPr>
+        <w:t>2.7A, 1.2MHz, High-Efficiency Step-Up Converter with Input Disconnect</w:t>
+      </w:r>
+    </w:p>
+    <w:p>
+      <w:pPr>
+        <w:ind w:left="450"/>
+        <w:rPr>
+          <w:b/>
+          <w:bCs/>
+          <w:u w:val="single"/>
+        </w:rPr>
+      </w:pPr>
+      <w:r>
+        <w:rPr>
+          <w:b/>
+          <w:bCs/>
+          <w:u w:val="single"/>
+        </w:rPr>
+        <w:t>Description:</w:t>
+      </w:r>
+    </w:p>
+    <w:p>
+      <w:pPr>
+        <w:ind w:left="450"/>
+        <w:rPr>
+          <w:b/>
+          <w:sz w:val="20"/>
+          <w:szCs w:val="20"/>
+        </w:rPr>
+      </w:pPr>
+      <w:r>
+        <w:rPr>
+          <w:sz w:val="20"/>
+          <w:szCs w:val="20"/>
+        </w:rPr>
+        <w:t xml:space="preserve">This section uses </w:t>
+      </w:r>
+      <w:r>
+        <w:rPr>
+          <w:b/>
+          <w:sz w:val="20"/>
+          <w:szCs w:val="20"/>
+        </w:rPr>
+        <w:t>MP3221GJ-Z IC</w:t>
+      </w:r>
+      <w:r>
+        <w:rPr>
+          <w:sz w:val="20"/>
+          <w:szCs w:val="20"/>
+        </w:rPr>
+        <w:t xml:space="preserve"> to generate input supply for the chipsets being used in the USB section. The MP3221 is a 1.2MHz frequency, 6-pin TSOT23 current mode step up converter intended for small, low power applications. It offers a disconnect feature that allows the output to be completely discharged, thus allowing the part to draw less than 1µA off current in shutdown mode. The circuit uses a feedback combination of 536K and 100K resistors to produce a </w:t>
+      </w:r>
+      <w:r>
+        <w:rPr>
+          <w:b/>
+          <w:sz w:val="20"/>
+          <w:szCs w:val="20"/>
         </w:rPr>
         <w:t>5V/1A output.</w:t>
       </w:r>
+    </w:p>
+    <w:p>
+      <w:pPr>
+        <w:ind w:left="450"/>
+        <w:rPr>
+          <w:b/>
+        </w:rPr>
+      </w:pPr>
+      <w:r>
+        <w:rPr>
+          <w:b/>
+          <w:u w:val="single"/>
+        </w:rPr>
+        <w:t>Link:</w:t>
+      </w:r>
+      <w:r>
+        <w:rPr>
+          <w:b/>
+          <w:u w:val="single"/>
+        </w:rPr>
+        <w:t xml:space="preserve"> </w:t>
+      </w:r>
+      <w:hyperlink r:id="rId10" w:history="1">
+        <w:r>
+          <w:rPr>
+            <w:rStyle w:val="Hyperlink"/>
+            <w:bCs/>
+            <w:u w:val="none"/>
+          </w:rPr>
+          <w:t>https://www.monolithicpower.com/en/documentview/productdocument/index/version/2/document_type/Datasheet/lang/en/sku/MP3221/document_id/1118</w:t>
+        </w:r>
+      </w:hyperlink>
+    </w:p>
+    <w:p>
+      <w:pPr>
+        <w:ind w:left="450"/>
+        <w:rPr>
+          <w:b/>
+          <w:u w:val="single"/>
+        </w:rPr>
+      </w:pPr>
     </w:p>
     <w:p>
       <w:pPr>
@@ -2198,6 +2443,7 @@
           <w:b/>
           <w:noProof/>
         </w:rPr>
+        <w:lastRenderedPageBreak/>
         <w:drawing>
           <wp:inline distT="114300" distB="114300" distL="114300" distR="114300">
             <wp:extent cx="5238750" cy="2467752"/>
@@ -2212,7 +2458,7 @@
                     <pic:cNvPicPr preferRelativeResize="0"/>
                   </pic:nvPicPr>
                   <pic:blipFill>
-                    <a:blip r:embed="rId9"/>
+                    <a:blip r:embed="rId11"/>
                     <a:srcRect l="3820" t="4783" r="4817" b="5623"/>
                     <a:stretch>
                       <a:fillRect/>
@@ -2288,51 +2534,175 @@
         <w:rPr>
           <w:color w:val="0000FF"/>
         </w:rPr>
-        <w:lastRenderedPageBreak/>
         <w:t>RTC Section:</w:t>
       </w:r>
       <w:bookmarkEnd w:id="9"/>
     </w:p>
     <w:p>
-      <w:r>
-        <w:t>This section is desi</w:t>
-      </w:r>
-      <w:r>
-        <w:t xml:space="preserve">gnated to provide power to the RTC clock of the </w:t>
-      </w:r>
-      <w:proofErr w:type="spellStart"/>
-      <w:r>
-        <w:t>SoM.</w:t>
-      </w:r>
-      <w:proofErr w:type="spellEnd"/>
-      <w:r>
-        <w:t xml:space="preserve"> </w:t>
-      </w:r>
-      <w:r>
-        <w:rPr>
-          <w:b/>
+      <w:pPr>
+        <w:ind w:left="360"/>
+        <w:rPr>
+          <w:b/>
+          <w:bCs/>
+          <w:u w:val="single"/>
+        </w:rPr>
+      </w:pPr>
+      <w:r>
+        <w:rPr>
+          <w:b/>
+          <w:bCs/>
+          <w:u w:val="single"/>
+        </w:rPr>
+        <w:t xml:space="preserve">Main </w:t>
+      </w:r>
+      <w:r>
+        <w:rPr>
+          <w:b/>
+          <w:bCs/>
+          <w:u w:val="single"/>
+        </w:rPr>
+        <w:t>Component:</w:t>
+      </w:r>
+    </w:p>
+    <w:p>
+      <w:pPr>
+        <w:ind w:left="360"/>
+        <w:rPr>
+          <w:b/>
+          <w:bCs/>
+          <w:sz w:val="20"/>
+          <w:szCs w:val="20"/>
+          <w:u w:val="single"/>
+        </w:rPr>
+      </w:pPr>
+      <w:r>
+        <w:rPr>
+          <w:sz w:val="20"/>
+          <w:szCs w:val="20"/>
+        </w:rPr>
+        <w:t>S-1206B18-M3T1</w:t>
+      </w:r>
+      <w:r>
+        <w:rPr>
+          <w:sz w:val="20"/>
+          <w:szCs w:val="20"/>
+        </w:rPr>
+        <w:t xml:space="preserve">U: ultra-low current consumption and low dropout </w:t>
+      </w:r>
+      <w:r>
+        <w:rPr>
+          <w:sz w:val="20"/>
+          <w:szCs w:val="20"/>
+        </w:rPr>
+        <w:t>CMOS</w:t>
+      </w:r>
+      <w:r>
+        <w:rPr>
+          <w:sz w:val="20"/>
+          <w:szCs w:val="20"/>
+        </w:rPr>
+        <w:t xml:space="preserve"> voltage regulator</w:t>
+      </w:r>
+    </w:p>
+    <w:p>
+      <w:pPr>
+        <w:ind w:left="360"/>
+        <w:rPr>
+          <w:b/>
+          <w:bCs/>
+          <w:u w:val="single"/>
+        </w:rPr>
+      </w:pPr>
+      <w:r>
+        <w:rPr>
+          <w:b/>
+          <w:bCs/>
+          <w:u w:val="single"/>
+        </w:rPr>
+        <w:t>Description:</w:t>
+      </w:r>
+    </w:p>
+    <w:p>
+      <w:pPr>
+        <w:ind w:left="360"/>
+      </w:pPr>
+      <w:r>
+        <w:rPr>
+          <w:sz w:val="20"/>
+          <w:szCs w:val="20"/>
+        </w:rPr>
+        <w:t xml:space="preserve">This section is designated to provide power to the RTC clock of the SoM. </w:t>
+      </w:r>
+      <w:r>
+        <w:rPr>
+          <w:b/>
+          <w:sz w:val="20"/>
+          <w:szCs w:val="20"/>
         </w:rPr>
         <w:t>S-1206B18-M3T1U</w:t>
       </w:r>
       <w:r>
+        <w:rPr>
+          <w:sz w:val="20"/>
+          <w:szCs w:val="20"/>
+        </w:rPr>
         <w:t xml:space="preserve"> is being used to generate 1.8V output. The S-1206 Series is a positive voltage regulator with </w:t>
       </w:r>
       <w:r>
+        <w:rPr>
+          <w:sz w:val="20"/>
+          <w:szCs w:val="20"/>
+        </w:rPr>
         <w:t>ultra-low</w:t>
       </w:r>
       <w:r>
-        <w:t xml:space="preserve"> current consumption, low dropout voltage, high-accuracy output voltage, and 250 mA </w:t>
-      </w:r>
-      <w:r>
-        <w:t xml:space="preserve">output current developed based on CMOS technology. It operates at </w:t>
-      </w:r>
-      <w:r>
+        <w:rPr>
+          <w:sz w:val="20"/>
+          <w:szCs w:val="20"/>
+        </w:rPr>
+        <w:t xml:space="preserve"> current consumption, low dropout voltage, high-accuracy output voltage, and 250 mA output current developed based on CMOS technology. It operates at </w:t>
+      </w:r>
+      <w:r>
+        <w:rPr>
+          <w:sz w:val="20"/>
+          <w:szCs w:val="20"/>
+        </w:rPr>
         <w:t>ultra-low</w:t>
       </w:r>
       <w:r>
+        <w:rPr>
+          <w:sz w:val="20"/>
+          <w:szCs w:val="20"/>
+        </w:rPr>
         <w:t xml:space="preserve"> current consumption of 1.0 A (typ.) and has built-in overcurrent protection circuit that prevents the load current from exceeding the current capacity of the output transistor.</w:t>
       </w:r>
-    </w:p>
+      <w:r>
+        <w:br/>
+      </w:r>
+      <w:r>
+        <w:rPr>
+          <w:b/>
+          <w:bCs/>
+          <w:u w:val="single"/>
+        </w:rPr>
+        <w:t>Link:</w:t>
+      </w:r>
+    </w:p>
+    <w:p>
+      <w:pPr>
+        <w:ind w:left="360"/>
+      </w:pPr>
+      <w:hyperlink r:id="rId12" w:history="1">
+        <w:r>
+          <w:rPr>
+            <w:rStyle w:val="Hyperlink"/>
+            <w:u w:val="none"/>
+          </w:rPr>
+          <w:t>https://www.ablic.com/en/doc/datasheet/voltage_regulator/S1206_E.pdf</w:t>
+        </w:r>
+      </w:hyperlink>
+    </w:p>
+    <w:p/>
     <w:p>
       <w:pPr>
         <w:keepNext/>
@@ -2356,7 +2726,7 @@
                     <pic:cNvPicPr preferRelativeResize="0"/>
                   </pic:nvPicPr>
                   <pic:blipFill>
-                    <a:blip r:embed="rId10"/>
+                    <a:blip r:embed="rId13"/>
                     <a:srcRect/>
                     <a:stretch>
                       <a:fillRect/>
@@ -2432,14 +2802,7 @@
           <w:b/>
           <w:color w:val="0000FF"/>
         </w:rPr>
-        <w:t>A</w:t>
-      </w:r>
-      <w:r>
-        <w:rPr>
-          <w:b/>
-          <w:color w:val="0000FF"/>
-        </w:rPr>
-        <w:t>udio Section:</w:t>
+        <w:t>Audio Section:</w:t>
       </w:r>
       <w:bookmarkEnd w:id="11"/>
     </w:p>
@@ -2466,11 +2829,151 @@
         <w:rPr>
           <w:color w:val="0000FF"/>
         </w:rPr>
+        <w:lastRenderedPageBreak/>
         <w:t>Mic Section:</w:t>
       </w:r>
       <w:bookmarkEnd w:id="13"/>
     </w:p>
     <w:p>
+      <w:pPr>
+        <w:spacing w:after="160" w:line="259" w:lineRule="auto"/>
+        <w:ind w:left="360"/>
+        <w:rPr>
+          <w:b/>
+          <w:bCs/>
+          <w:u w:val="single"/>
+        </w:rPr>
+      </w:pPr>
+      <w:r>
+        <w:rPr>
+          <w:b/>
+          <w:bCs/>
+          <w:u w:val="single"/>
+        </w:rPr>
+        <w:t xml:space="preserve">Main </w:t>
+      </w:r>
+      <w:r>
+        <w:rPr>
+          <w:b/>
+          <w:bCs/>
+          <w:u w:val="single"/>
+        </w:rPr>
+        <w:t>Component:</w:t>
+      </w:r>
+    </w:p>
+    <w:p>
+      <w:pPr>
+        <w:ind w:left="360"/>
+        <w:rPr>
+          <w:bCs/>
+          <w:sz w:val="20"/>
+          <w:szCs w:val="20"/>
+          <w:u w:val="single"/>
+        </w:rPr>
+      </w:pPr>
+      <w:r>
+        <w:rPr>
+          <w:bCs/>
+          <w:sz w:val="20"/>
+          <w:szCs w:val="20"/>
+        </w:rPr>
+        <w:t>POM-2738P-R:</w:t>
+      </w:r>
+      <w:r>
+        <w:rPr>
+          <w:bCs/>
+          <w:sz w:val="20"/>
+          <w:szCs w:val="20"/>
+        </w:rPr>
+        <w:t xml:space="preserve"> C</w:t>
+      </w:r>
+      <w:r>
+        <w:rPr>
+          <w:bCs/>
+          <w:sz w:val="20"/>
+          <w:szCs w:val="20"/>
+        </w:rPr>
+        <w:t>ond</w:t>
+      </w:r>
+      <w:r>
+        <w:rPr>
+          <w:bCs/>
+          <w:sz w:val="20"/>
+          <w:szCs w:val="20"/>
+        </w:rPr>
+        <w:t>enser m</w:t>
+      </w:r>
+      <w:r>
+        <w:rPr>
+          <w:bCs/>
+          <w:sz w:val="20"/>
+          <w:szCs w:val="20"/>
+        </w:rPr>
+        <w:t>ic</w:t>
+      </w:r>
+      <w:r>
+        <w:rPr>
+          <w:bCs/>
+          <w:sz w:val="20"/>
+          <w:szCs w:val="20"/>
+        </w:rPr>
+        <w:t>,</w:t>
+      </w:r>
+      <w:r>
+        <w:rPr>
+          <w:bCs/>
+          <w:sz w:val="20"/>
+          <w:szCs w:val="20"/>
+        </w:rPr>
+        <w:t xml:space="preserve"> analogue</w:t>
+      </w:r>
+      <w:r>
+        <w:rPr>
+          <w:bCs/>
+          <w:sz w:val="20"/>
+          <w:szCs w:val="20"/>
+        </w:rPr>
+        <w:t>,</w:t>
+      </w:r>
+      <w:r>
+        <w:rPr>
+          <w:bCs/>
+          <w:sz w:val="20"/>
+          <w:szCs w:val="20"/>
+        </w:rPr>
+        <w:t xml:space="preserve"> omni -38db 6mm d</w:t>
+      </w:r>
+    </w:p>
+    <w:p>
+      <w:pPr>
+        <w:ind w:left="360"/>
+        <w:rPr>
+          <w:b/>
+          <w:bCs/>
+          <w:u w:val="single"/>
+        </w:rPr>
+      </w:pPr>
+      <w:r>
+        <w:rPr>
+          <w:b/>
+          <w:bCs/>
+          <w:u w:val="single"/>
+        </w:rPr>
+        <w:t>Description</w:t>
+      </w:r>
+      <w:r>
+        <w:rPr>
+          <w:b/>
+          <w:bCs/>
+          <w:u w:val="single"/>
+        </w:rPr>
+        <w:t>:</w:t>
+      </w:r>
+    </w:p>
+    <w:p>
+      <w:pPr>
+        <w:ind w:left="360"/>
+      </w:pPr>
       <w:r>
         <w:t xml:space="preserve">It is the main input source of audio for the tablet. A </w:t>
       </w:r>
@@ -2483,6 +2986,47 @@
       <w:r>
         <w:t>is used which is an electret condenser type microphone and gives analogue output. The Mic output goes straight into the audio codec through MIC1P and MIC1N netlabels. MICBIAS provides power to POM-2738P-R through ALC5621.</w:t>
       </w:r>
+    </w:p>
+    <w:p>
+      <w:pPr>
+        <w:ind w:left="360"/>
+        <w:rPr>
+          <w:b/>
+          <w:bCs/>
+          <w:u w:val="single"/>
+        </w:rPr>
+      </w:pPr>
+      <w:r>
+        <w:rPr>
+          <w:b/>
+          <w:bCs/>
+          <w:u w:val="single"/>
+        </w:rPr>
+        <w:t>Link:</w:t>
+      </w:r>
+    </w:p>
+    <w:p>
+      <w:pPr>
+        <w:ind w:left="360"/>
+      </w:pPr>
+      <w:hyperlink r:id="rId14" w:history="1">
+        <w:r>
+          <w:rPr>
+            <w:rStyle w:val="Hyperlink"/>
+          </w:rPr>
+          <w:t>https://www.puiaudio.com/media/SpecSheet/POM-2738P-R.pdf</w:t>
+        </w:r>
+      </w:hyperlink>
+    </w:p>
+    <w:p>
+      <w:pPr>
+        <w:ind w:left="360"/>
+        <w:rPr>
+          <w:b/>
+          <w:bCs/>
+          <w:u w:val="single"/>
+        </w:rPr>
+      </w:pPr>
     </w:p>
     <w:p>
       <w:pPr>
@@ -2507,7 +3051,7 @@
                     <pic:cNvPicPr preferRelativeResize="0"/>
                   </pic:nvPicPr>
                   <pic:blipFill>
-                    <a:blip r:embed="rId11"/>
+                    <a:blip r:embed="rId15"/>
                     <a:srcRect/>
                     <a:stretch>
                       <a:fillRect/>
@@ -2585,79 +3129,233 @@
       <w:bookmarkEnd w:id="15"/>
     </w:p>
     <w:p>
-      <w:r>
-        <w:t>The ALC5621</w:t>
-      </w:r>
-      <w:r>
-        <w:t xml:space="preserve"> is a highly-integrated I2S/PCM interface audio codec with multiple input/output ports and is designed for mobile computing and communications. This IC will be used in the audio codec section </w:t>
-      </w:r>
-      <w:r>
+      <w:pPr>
+        <w:ind w:left="360"/>
+        <w:rPr>
+          <w:b/>
+          <w:bCs/>
+          <w:u w:val="single"/>
+        </w:rPr>
+      </w:pPr>
+      <w:r>
+        <w:rPr>
+          <w:b/>
+          <w:bCs/>
+          <w:u w:val="single"/>
+        </w:rPr>
+        <w:t>Main component:</w:t>
+      </w:r>
+    </w:p>
+    <w:p>
+      <w:pPr>
+        <w:ind w:left="360"/>
+        <w:rPr>
+          <w:b/>
+          <w:bCs/>
+          <w:u w:val="single"/>
+        </w:rPr>
+      </w:pPr>
+      <w:r>
+        <w:rPr>
+          <w:sz w:val="20"/>
+          <w:szCs w:val="20"/>
+        </w:rPr>
+        <w:t>ALC5621</w:t>
+      </w:r>
+      <w:r>
+        <w:rPr>
+          <w:sz w:val="20"/>
+          <w:szCs w:val="20"/>
+        </w:rPr>
+        <w:t>: I</w:t>
+      </w:r>
+      <w:r>
+        <w:rPr>
+          <w:sz w:val="20"/>
+          <w:szCs w:val="20"/>
+        </w:rPr>
+        <w:t>2</w:t>
+      </w:r>
+      <w:r>
+        <w:rPr>
+          <w:sz w:val="20"/>
+          <w:szCs w:val="20"/>
+        </w:rPr>
+        <w:t>S</w:t>
+      </w:r>
+      <w:r>
+        <w:rPr>
+          <w:sz w:val="20"/>
+          <w:szCs w:val="20"/>
+        </w:rPr>
+        <w:t xml:space="preserve"> audio codec + 1.3w class ab/d mono speaker amplifier + headphone amplifier</w:t>
+      </w:r>
+    </w:p>
+    <w:p>
+      <w:pPr>
+        <w:ind w:left="360"/>
+        <w:rPr>
+          <w:b/>
+          <w:bCs/>
+          <w:u w:val="single"/>
+        </w:rPr>
+      </w:pPr>
+      <w:r>
+        <w:rPr>
+          <w:b/>
+          <w:bCs/>
+          <w:u w:val="single"/>
+        </w:rPr>
+        <w:t>Description:</w:t>
+      </w:r>
+    </w:p>
+    <w:p>
+      <w:pPr>
+        <w:ind w:left="360"/>
+        <w:rPr>
+          <w:sz w:val="20"/>
+          <w:szCs w:val="20"/>
+        </w:rPr>
+      </w:pPr>
+      <w:r>
+        <w:rPr>
+          <w:sz w:val="20"/>
+          <w:szCs w:val="20"/>
+        </w:rPr>
+        <w:t xml:space="preserve">The ALC5621 is a highly-integrated I2S/PCM interface audio codec with multiple input/output ports and is designed for mobile computing and communications. This IC will be used in the audio codec section </w:t>
+      </w:r>
+      <w:r>
+        <w:rPr>
+          <w:sz w:val="20"/>
+          <w:szCs w:val="20"/>
+        </w:rPr>
         <w:t>to provide</w:t>
       </w:r>
       <w:r>
-        <w:t xml:space="preserve"> good quality sound output. It also has a Stereo Hi-F</w:t>
-      </w:r>
-      <w:r>
-        <w:t xml:space="preserve">i DAC for playback and Stereo ADC for recording via the I2S/PCM interface. The chip is </w:t>
-      </w:r>
-      <w:r>
+        <w:rPr>
+          <w:sz w:val="20"/>
+          <w:szCs w:val="20"/>
+        </w:rPr>
+        <w:t xml:space="preserve"> good quality sound output. It also has a Stereo Hi-Fi DAC for playback and Stereo ADC for recording via the I2S/PCM interface. The chip is </w:t>
+      </w:r>
+      <w:r>
+        <w:rPr>
+          <w:sz w:val="20"/>
+          <w:szCs w:val="20"/>
+        </w:rPr>
         <w:t>connected</w:t>
       </w:r>
       <w:r>
-        <w:t xml:space="preserve"> to </w:t>
-      </w:r>
-      <w:proofErr w:type="spellStart"/>
-      <w:r>
-        <w:t>SoM</w:t>
-      </w:r>
-      <w:proofErr w:type="spellEnd"/>
-      <w:r>
-        <w:t xml:space="preserve"> via</w:t>
-      </w:r>
-      <w:r>
-        <w:rPr>
-          <w:b/>
+        <w:rPr>
+          <w:sz w:val="20"/>
+          <w:szCs w:val="20"/>
+        </w:rPr>
+        <w:t xml:space="preserve"> to SoM via</w:t>
+      </w:r>
+      <w:r>
+        <w:rPr>
+          <w:b/>
+          <w:sz w:val="20"/>
+          <w:szCs w:val="20"/>
         </w:rPr>
         <w:t xml:space="preserve"> I2S interface</w:t>
       </w:r>
       <w:r>
+        <w:rPr>
+          <w:sz w:val="20"/>
+          <w:szCs w:val="20"/>
+        </w:rPr>
         <w:t xml:space="preserve"> in our design.</w:t>
       </w:r>
       <w:r>
+        <w:rPr>
+          <w:sz w:val="20"/>
+          <w:szCs w:val="20"/>
+        </w:rPr>
         <w:br/>
         <w:t>The ALC5621 AVDD operates at supply voltages from</w:t>
       </w:r>
       <w:r>
         <w:rPr>
           <w:b/>
+          <w:sz w:val="20"/>
+          <w:szCs w:val="20"/>
         </w:rPr>
         <w:t xml:space="preserve"> 2.3V to 3.6V</w:t>
       </w:r>
       <w:r>
+        <w:rPr>
+          <w:sz w:val="20"/>
+          <w:szCs w:val="20"/>
+        </w:rPr>
         <w:t xml:space="preserve">. DVDD operates from </w:t>
       </w:r>
       <w:r>
         <w:rPr>
           <w:b/>
-        </w:rPr>
-        <w:lastRenderedPageBreak/>
+          <w:sz w:val="20"/>
+          <w:szCs w:val="20"/>
+        </w:rPr>
         <w:t>1.71 to 3.6V</w:t>
       </w:r>
       <w:r>
-        <w:t>, and SPKVDD operates from</w:t>
-      </w:r>
-      <w:r>
-        <w:t xml:space="preserve"> </w:t>
-      </w:r>
-      <w:r>
-        <w:rPr>
-          <w:b/>
+        <w:rPr>
+          <w:sz w:val="20"/>
+          <w:szCs w:val="20"/>
+        </w:rPr>
+        <w:t xml:space="preserve">, and SPKVDD operates from </w:t>
+      </w:r>
+      <w:r>
+        <w:rPr>
+          <w:b/>
+          <w:sz w:val="20"/>
+          <w:szCs w:val="20"/>
         </w:rPr>
         <w:t>2.3 to 5V</w:t>
       </w:r>
       <w:r>
+        <w:rPr>
+          <w:sz w:val="20"/>
+          <w:szCs w:val="20"/>
+        </w:rPr>
         <w:t>. To extend battery life, each section of the device can be powered down individually under software control. Leakage current in maximum power saving state is less than 10μA.</w:t>
       </w:r>
+    </w:p>
+    <w:p>
+      <w:pPr>
+        <w:ind w:left="360"/>
+        <w:rPr>
+          <w:b/>
+          <w:bCs/>
+          <w:u w:val="single"/>
+        </w:rPr>
+      </w:pPr>
+      <w:r>
+        <w:rPr>
+          <w:b/>
+          <w:bCs/>
+          <w:u w:val="single"/>
+        </w:rPr>
+        <w:t>Link:</w:t>
+      </w:r>
+    </w:p>
+    <w:p>
+      <w:pPr>
+        <w:ind w:left="360"/>
+      </w:pPr>
+      <w:hyperlink r:id="rId16" w:history="1">
+        <w:r>
+          <w:rPr>
+            <w:rStyle w:val="Hyperlink"/>
+          </w:rPr>
+          <w:t>https://mega.nz/folder/z5Y0XJoY#Gf70UQKzT3QTy8h_Zp9odA/folder/O04ixZyI</w:t>
+        </w:r>
+      </w:hyperlink>
+    </w:p>
+    <w:p>
+      <w:pPr>
+        <w:ind w:left="360"/>
+      </w:pPr>
     </w:p>
     <w:p>
       <w:pPr>
@@ -2668,6 +3366,7 @@
         <w:rPr>
           <w:noProof/>
         </w:rPr>
+        <w:lastRenderedPageBreak/>
         <w:drawing>
           <wp:inline distT="114300" distB="114300" distL="114300" distR="114300">
             <wp:extent cx="4762500" cy="2428875"/>
@@ -2682,7 +3381,7 @@
                     <pic:cNvPicPr preferRelativeResize="0"/>
                   </pic:nvPicPr>
                   <pic:blipFill>
-                    <a:blip r:embed="rId12"/>
+                    <a:blip r:embed="rId17"/>
                     <a:srcRect/>
                     <a:stretch>
                       <a:fillRect/>
@@ -2760,9 +3459,128 @@
       <w:bookmarkEnd w:id="17"/>
     </w:p>
     <w:p>
-      <w:r>
+      <w:pPr>
+        <w:ind w:left="360"/>
+        <w:rPr>
+          <w:b/>
+          <w:bCs/>
+          <w:u w:val="single"/>
+        </w:rPr>
+      </w:pPr>
+      <w:r>
+        <w:rPr>
+          <w:b/>
+          <w:bCs/>
+          <w:u w:val="single"/>
+        </w:rPr>
+        <w:t>Main Component:</w:t>
+      </w:r>
+    </w:p>
+    <w:p>
+      <w:pPr>
+        <w:ind w:left="360"/>
+      </w:pPr>
+      <w:r>
+        <w:rPr>
+          <w:sz w:val="20"/>
+          <w:szCs w:val="20"/>
+        </w:rPr>
+        <w:t>SJ-43504-SMT-TR</w:t>
+      </w:r>
+      <w:r>
+        <w:rPr>
+          <w:sz w:val="20"/>
+          <w:szCs w:val="20"/>
+        </w:rPr>
+        <w:t xml:space="preserve">: </w:t>
+      </w:r>
+      <w:r>
+        <w:rPr>
+          <w:sz w:val="18"/>
+          <w:szCs w:val="18"/>
+        </w:rPr>
+        <w:t>mid mount audio jack</w:t>
+      </w:r>
+    </w:p>
+    <w:p>
+      <w:pPr>
+        <w:ind w:left="360"/>
+        <w:rPr>
+          <w:b/>
+          <w:bCs/>
+          <w:u w:val="single"/>
+        </w:rPr>
+      </w:pPr>
+      <w:r>
+        <w:rPr>
+          <w:b/>
+          <w:bCs/>
+          <w:u w:val="single"/>
+        </w:rPr>
+        <w:t>Description:</w:t>
+      </w:r>
+    </w:p>
+    <w:p>
+      <w:pPr>
+        <w:ind w:left="360"/>
+        <w:rPr>
+          <w:sz w:val="20"/>
+          <w:szCs w:val="20"/>
+        </w:rPr>
+      </w:pPr>
+      <w:r>
+        <w:rPr>
+          <w:sz w:val="20"/>
+          <w:szCs w:val="20"/>
+        </w:rPr>
         <w:t>This section has a SJ-43504-SMT-TR audio jack for Stereo headphone output. The output signal HP_OUT_L and HP_OUT_R goes directly to this connector.</w:t>
       </w:r>
+      <w:r>
+        <w:rPr>
+          <w:sz w:val="20"/>
+          <w:szCs w:val="20"/>
+        </w:rPr>
+        <w:t xml:space="preserve"> The audio jack is powered up with a 3.3V supply from VCC3P3_SYS signal from X4418.</w:t>
+      </w:r>
+    </w:p>
+    <w:p>
+      <w:pPr>
+        <w:ind w:left="360"/>
+        <w:rPr>
+          <w:b/>
+          <w:bCs/>
+          <w:u w:val="single"/>
+        </w:rPr>
+      </w:pPr>
+      <w:r>
+        <w:rPr>
+          <w:b/>
+          <w:bCs/>
+          <w:u w:val="single"/>
+        </w:rPr>
+        <w:t>Link:</w:t>
+      </w:r>
+    </w:p>
+    <w:p>
+      <w:pPr>
+        <w:ind w:left="360"/>
+      </w:pPr>
+      <w:hyperlink r:id="rId18" w:history="1">
+        <w:r>
+          <w:rPr>
+            <w:rStyle w:val="Hyperlink"/>
+          </w:rPr>
+          <w:t>https://www.cuidevices.com/product/resource/sj-43504-smt-tr.pdf</w:t>
+        </w:r>
+      </w:hyperlink>
+    </w:p>
+    <w:p>
+      <w:pPr>
+        <w:rPr>
+          <w:sz w:val="20"/>
+          <w:szCs w:val="20"/>
+        </w:rPr>
+      </w:pPr>
     </w:p>
     <w:p>
       <w:pPr>
@@ -2787,7 +3605,7 @@
                     <pic:cNvPicPr preferRelativeResize="0"/>
                   </pic:nvPicPr>
                   <pic:blipFill>
-                    <a:blip r:embed="rId13"/>
+                    <a:blip r:embed="rId19"/>
                     <a:srcRect l="16477" b="4060"/>
                     <a:stretch>
                       <a:fillRect/>
@@ -2868,11 +3686,104 @@
       <w:bookmarkEnd w:id="19"/>
     </w:p>
     <w:p>
-      <w:r>
-        <w:t xml:space="preserve">We are using SIM7100AS2-10671 as a 3G modem in this tablet. The module is powered up directly </w:t>
-      </w:r>
-      <w:r>
-        <w:t>through the battery. Some multilayer ceramic chip (MLCC) capacitors (0.1/1uF) with low ESR in high frequency band can be used for EMC.</w:t>
+      <w:pPr>
+        <w:rPr>
+          <w:b/>
+          <w:bCs/>
+          <w:u w:val="single"/>
+        </w:rPr>
+      </w:pPr>
+      <w:r>
+        <w:rPr>
+          <w:b/>
+          <w:bCs/>
+          <w:u w:val="single"/>
+        </w:rPr>
+        <w:t>Main Component:</w:t>
+      </w:r>
+    </w:p>
+    <w:p>
+      <w:pPr>
+        <w:rPr>
+          <w:sz w:val="20"/>
+          <w:szCs w:val="20"/>
+        </w:rPr>
+      </w:pPr>
+      <w:r>
+        <w:rPr>
+          <w:sz w:val="20"/>
+          <w:szCs w:val="20"/>
+        </w:rPr>
+        <w:t>SIM7100:</w:t>
+      </w:r>
+      <w:r>
+        <w:rPr>
+          <w:sz w:val="20"/>
+          <w:szCs w:val="20"/>
+        </w:rPr>
+        <w:t xml:space="preserve"> </w:t>
+      </w:r>
+    </w:p>
+    <w:p>
+      <w:pPr>
+        <w:rPr>
+          <w:sz w:val="20"/>
+          <w:szCs w:val="20"/>
+        </w:rPr>
+      </w:pPr>
+      <w:r>
+        <w:rPr>
+          <w:sz w:val="20"/>
+          <w:szCs w:val="20"/>
+        </w:rPr>
+        <w:t>693043020611</w:t>
+      </w:r>
+      <w:r>
+        <w:rPr>
+          <w:sz w:val="20"/>
+          <w:szCs w:val="20"/>
+        </w:rPr>
+        <w:t xml:space="preserve">: </w:t>
+      </w:r>
+      <w:r>
+        <w:rPr>
+          <w:sz w:val="20"/>
+          <w:szCs w:val="20"/>
+        </w:rPr>
+        <w:t>6 Position Card Connector NANO SIM Surface Mount, Right Angle Gold</w:t>
+      </w:r>
+    </w:p>
+    <w:p>
+      <w:pPr>
+        <w:rPr>
+          <w:b/>
+          <w:bCs/>
+          <w:u w:val="single"/>
+        </w:rPr>
+      </w:pPr>
+      <w:r>
+        <w:rPr>
+          <w:b/>
+          <w:bCs/>
+          <w:u w:val="single"/>
+        </w:rPr>
+        <w:t>Description:</w:t>
+      </w:r>
+    </w:p>
+    <w:p>
+      <w:pPr>
+        <w:rPr>
+          <w:sz w:val="20"/>
+          <w:szCs w:val="20"/>
+        </w:rPr>
+      </w:pPr>
+      <w:r>
+        <w:rPr>
+          <w:sz w:val="20"/>
+          <w:szCs w:val="20"/>
+        </w:rPr>
+        <w:lastRenderedPageBreak/>
+        <w:t>We are using SIM7100AS2-10671 as a 3G modem in this tablet. The module is powered up directly through the battery. Some multilayer ceramic chip (MLCC) capacitors (0.1/1uF) with low ESR in high frequency band can be used for EMC.</w:t>
       </w:r>
     </w:p>
     <w:p>
@@ -2884,7 +3795,6 @@
         <w:rPr>
           <w:noProof/>
         </w:rPr>
-        <w:lastRenderedPageBreak/>
         <w:drawing>
           <wp:inline distT="114300" distB="114300" distL="114300" distR="114300">
             <wp:extent cx="1809750" cy="1752600"/>
@@ -2899,7 +3809,7 @@
                     <pic:cNvPicPr preferRelativeResize="0"/>
                   </pic:nvPicPr>
                   <pic:blipFill>
-                    <a:blip r:embed="rId14"/>
+                    <a:blip r:embed="rId20"/>
                     <a:srcRect/>
                     <a:stretch>
                       <a:fillRect/>
@@ -2955,19 +3865,18 @@
       </w:r>
     </w:p>
     <w:p>
-      <w:r>
-        <w:t xml:space="preserve"> SIM7100 has a 1.8V I/O level. To match the I/O levels of </w:t>
-      </w:r>
-      <w:proofErr w:type="spellStart"/>
-      <w:r>
-        <w:t>SoM</w:t>
-      </w:r>
-      <w:proofErr w:type="spellEnd"/>
-      <w:r>
-        <w:t xml:space="preserve"> which operate at 3.3V, level shifters are being used to b</w:t>
-      </w:r>
-      <w:r>
-        <w:t>ridge signals between the two devices.</w:t>
+      <w:pPr>
+        <w:rPr>
+          <w:sz w:val="20"/>
+          <w:szCs w:val="20"/>
+        </w:rPr>
+      </w:pPr>
+      <w:r>
+        <w:rPr>
+          <w:sz w:val="20"/>
+          <w:szCs w:val="20"/>
+        </w:rPr>
+        <w:t>SIM7100 has a 1.8V I/O level. To match the I/O levels of SoM which operate at 3.3V, level shifters are being used to bridge signals between the two devices.</w:t>
       </w:r>
     </w:p>
     <w:p>
@@ -2996,7 +3905,7 @@
                     <pic:cNvPicPr preferRelativeResize="0"/>
                   </pic:nvPicPr>
                   <pic:blipFill>
-                    <a:blip r:embed="rId15"/>
+                    <a:blip r:embed="rId21"/>
                     <a:srcRect/>
                     <a:stretch>
                       <a:fillRect/>
@@ -3052,11 +3961,18 @@
       </w:r>
     </w:p>
     <w:p>
-      <w:r>
-        <w:t>2 U</w:t>
-      </w:r>
-      <w:r>
-        <w:t>FL connectors are provided to connect the main and GNNS antenna for proper RF connectivity.</w:t>
+      <w:pPr>
+        <w:rPr>
+          <w:sz w:val="20"/>
+          <w:szCs w:val="20"/>
+        </w:rPr>
+      </w:pPr>
+      <w:r>
+        <w:rPr>
+          <w:sz w:val="20"/>
+          <w:szCs w:val="20"/>
+        </w:rPr>
+        <w:t>2 UFL connectors are provided to connect the main and GNNS antenna for proper RF connectivity.</w:t>
       </w:r>
     </w:p>
     <w:p>
@@ -3082,7 +3998,7 @@
                     <pic:cNvPicPr preferRelativeResize="0"/>
                   </pic:nvPicPr>
                   <pic:blipFill>
-                    <a:blip r:embed="rId16"/>
+                    <a:blip r:embed="rId22"/>
                     <a:srcRect/>
                     <a:stretch>
                       <a:fillRect/>
@@ -3138,27 +4054,46 @@
       </w:r>
     </w:p>
     <w:p>
-      <w:r>
-        <w:t xml:space="preserve"> Module is able to make and receive voice calls, data calls, SMS and make GPRS/WCDMA/HSPA+/LTE traffic. For this </w:t>
-      </w:r>
-      <w:proofErr w:type="gramStart"/>
-      <w:r>
-        <w:t>purp</w:t>
-      </w:r>
-      <w:r>
-        <w:t>ose</w:t>
-      </w:r>
-      <w:proofErr w:type="gramEnd"/>
-      <w:r>
+      <w:pPr>
+        <w:rPr>
+          <w:sz w:val="20"/>
+          <w:szCs w:val="20"/>
+        </w:rPr>
+      </w:pPr>
+      <w:r>
+        <w:rPr>
+          <w:sz w:val="20"/>
+          <w:szCs w:val="20"/>
+        </w:rPr>
+        <w:t xml:space="preserve">Module is able to make and receive voice calls, data calls, SMS and make GPRS/WCDMA/HSPA+/LTE traffic. For this </w:t>
+      </w:r>
+      <w:r>
+        <w:rPr>
+          <w:sz w:val="20"/>
+          <w:szCs w:val="20"/>
+        </w:rPr>
+        <w:t>purpose,</w:t>
+      </w:r>
+      <w:r>
+        <w:rPr>
+          <w:sz w:val="20"/>
+          <w:szCs w:val="20"/>
+        </w:rPr>
         <w:t xml:space="preserve"> </w:t>
       </w:r>
       <w:r>
         <w:rPr>
           <w:b/>
+          <w:sz w:val="20"/>
+          <w:szCs w:val="20"/>
         </w:rPr>
         <w:t xml:space="preserve">693043020611 ESIM </w:t>
       </w:r>
       <w:r>
+        <w:rPr>
+          <w:sz w:val="20"/>
+          <w:szCs w:val="20"/>
+        </w:rPr>
         <w:t>has been attached on the PCB with proper ESD protection as shown below.</w:t>
       </w:r>
     </w:p>
@@ -3186,7 +4121,7 @@
                     <pic:cNvPicPr preferRelativeResize="0"/>
                   </pic:nvPicPr>
                   <pic:blipFill>
-                    <a:blip r:embed="rId17"/>
+                    <a:blip r:embed="rId23"/>
                     <a:srcRect/>
                     <a:stretch>
                       <a:fillRect/>
@@ -3242,19 +4177,18 @@
       </w:r>
     </w:p>
     <w:p>
-      <w:r>
-        <w:t xml:space="preserve">The SIM7100 module is communicating with the G4418 </w:t>
-      </w:r>
-      <w:proofErr w:type="spellStart"/>
-      <w:r>
-        <w:t>SoM</w:t>
-      </w:r>
-      <w:proofErr w:type="spellEnd"/>
-      <w:r>
-        <w:t xml:space="preserve"> via USB interface. The SIM7100 contains a USB interface compliant with the USB2.0 specification as a peri</w:t>
-      </w:r>
-      <w:r>
-        <w:t>pheral, but the USB charging function is not supported. The connections are made with proper ESD protection diodes.</w:t>
+      <w:pPr>
+        <w:rPr>
+          <w:sz w:val="20"/>
+          <w:szCs w:val="20"/>
+        </w:rPr>
+      </w:pPr>
+      <w:r>
+        <w:rPr>
+          <w:sz w:val="20"/>
+          <w:szCs w:val="20"/>
+        </w:rPr>
+        <w:t>The SIM7100 module is communicating with the G4418 SoM via USB interface. The SIM7100 contains a USB interface compliant with the USB2.0 specification as a peripheral, but the USB charging function is not supported. The connections are made with proper ESD protection diodes.</w:t>
       </w:r>
     </w:p>
     <w:p>
@@ -3280,7 +4214,7 @@
                     <pic:cNvPicPr preferRelativeResize="0"/>
                   </pic:nvPicPr>
                   <pic:blipFill>
-                    <a:blip r:embed="rId18"/>
+                    <a:blip r:embed="rId24"/>
                     <a:srcRect/>
                     <a:stretch>
                       <a:fillRect/>
@@ -3359,7 +4293,7 @@
                     <pic:cNvPicPr preferRelativeResize="0"/>
                   </pic:nvPicPr>
                   <pic:blipFill>
-                    <a:blip r:embed="rId19"/>
+                    <a:blip r:embed="rId25"/>
                     <a:srcRect/>
                     <a:stretch>
                       <a:fillRect/>
@@ -3414,7 +4348,55 @@
         <w:fldChar w:fldCharType="end"/>
       </w:r>
     </w:p>
-    <w:p/>
+    <w:p>
+      <w:pPr>
+        <w:rPr>
+          <w:b/>
+          <w:bCs/>
+          <w:u w:val="single"/>
+        </w:rPr>
+      </w:pPr>
+      <w:r>
+        <w:rPr>
+          <w:b/>
+          <w:bCs/>
+          <w:u w:val="single"/>
+        </w:rPr>
+        <w:t>Link:</w:t>
+      </w:r>
+    </w:p>
+    <w:p>
+      <w:hyperlink r:id="rId26" w:history="1">
+        <w:r>
+          <w:rPr>
+            <w:rStyle w:val="Hyperlink"/>
+          </w:rPr>
+          <w:t>https://www.we-online.de/katalog/datasheet/6930</w:t>
+        </w:r>
+        <w:r>
+          <w:rPr>
+            <w:rStyle w:val="Hyperlink"/>
+          </w:rPr>
+          <w:t>4</w:t>
+        </w:r>
+        <w:r>
+          <w:rPr>
+            <w:rStyle w:val="Hyperlink"/>
+          </w:rPr>
+          <w:t>3020611.pdf</w:t>
+        </w:r>
+      </w:hyperlink>
+    </w:p>
+    <w:p>
+      <w:hyperlink r:id="rId27" w:history="1">
+        <w:r>
+          <w:rPr>
+            <w:rStyle w:val="Hyperlink"/>
+          </w:rPr>
+          <w:t>http://www.ebvnews.ru/doc16/SIM7100_DS.pdf</w:t>
+        </w:r>
+      </w:hyperlink>
+    </w:p>
     <w:p>
       <w:pPr>
         <w:pStyle w:val="Heading2"/>
@@ -3441,14 +4423,40 @@
       <w:bookmarkEnd w:id="21"/>
     </w:p>
     <w:p>
-      <w:r>
-        <w:t>When it comes to developing embedded systems, there are a number of key aspects that need to be considered. The</w:t>
-      </w:r>
-      <w:r>
-        <w:t xml:space="preserve"> choice of CPU is one of the critical decisions of all. It is the brain of the entire module, driving all the I/O peripherals, display and touch screen etc. With the ongoing digitization and introduction of more complex systems, old embedded chips are bein</w:t>
-      </w:r>
-      <w:r>
-        <w:t>g replaced by advanced systems and modules. One such unique product is a System on Module.</w:t>
+      <w:pPr>
+        <w:rPr>
+          <w:sz w:val="20"/>
+          <w:szCs w:val="20"/>
+        </w:rPr>
+      </w:pPr>
+      <w:r>
+        <w:rPr>
+          <w:sz w:val="20"/>
+          <w:szCs w:val="20"/>
+        </w:rPr>
+        <w:t>The choice of CPU is one of the critical decisions of all. It is the brain of the entire module, driving all the I/O peripherals, display and touch screen etc. With the ongoing digitization and introduction of more complex systems, old embedded chips are being replaced by advanced systems and modules. One such unique product is a System on Module.</w:t>
+      </w:r>
+      <w:r>
+        <w:rPr>
+          <w:sz w:val="20"/>
+          <w:szCs w:val="20"/>
+        </w:rPr>
+        <w:br/>
+        <w:t xml:space="preserve">We are using X4418 module in this tablet which consists of </w:t>
+      </w:r>
+      <w:r>
+        <w:rPr>
+          <w:sz w:val="20"/>
+          <w:szCs w:val="20"/>
+        </w:rPr>
+        <w:t>S5P4418 SoM</w:t>
+      </w:r>
+      <w:r>
+        <w:rPr>
+          <w:sz w:val="20"/>
+          <w:szCs w:val="20"/>
+        </w:rPr>
+        <w:t>, AXP228 PMIC, and some memory chips.</w:t>
       </w:r>
     </w:p>
     <w:p>
@@ -3469,67 +4477,118 @@
         <w:rPr>
           <w:color w:val="0000FF"/>
         </w:rPr>
-        <w:t xml:space="preserve">Overview of S5P4418 </w:t>
-      </w:r>
-      <w:proofErr w:type="spellStart"/>
-      <w:r>
-        <w:rPr>
-          <w:color w:val="0000FF"/>
-        </w:rPr>
-        <w:t>SoM</w:t>
-      </w:r>
-      <w:proofErr w:type="spellEnd"/>
-      <w:r>
-        <w:rPr>
-          <w:color w:val="0000FF"/>
-        </w:rPr>
-        <w:t>:</w:t>
+        <w:t>Overview of S5P4418 SoM:</w:t>
       </w:r>
       <w:bookmarkEnd w:id="23"/>
     </w:p>
     <w:p>
+      <w:pPr>
+        <w:ind w:left="360"/>
+      </w:pPr>
       <w:r>
         <w:br/>
+      </w:r>
+      <w:r>
+        <w:rPr>
+          <w:sz w:val="20"/>
+          <w:szCs w:val="20"/>
+        </w:rPr>
         <w:t xml:space="preserve">The </w:t>
       </w:r>
-      <w:proofErr w:type="spellStart"/>
-      <w:r>
-        <w:t>SoM</w:t>
-      </w:r>
-      <w:proofErr w:type="spellEnd"/>
-      <w:r>
-        <w:t xml:space="preserve"> used in our design files is this </w:t>
-      </w:r>
-      <w:r>
-        <w:rPr>
-          <w:b/>
+      <w:r>
+        <w:rPr>
+          <w:sz w:val="20"/>
+          <w:szCs w:val="20"/>
+        </w:rPr>
+        <w:t xml:space="preserve">module used in the design is the X4418 board equipped with </w:t>
+      </w:r>
+      <w:r>
+        <w:rPr>
+          <w:b/>
+          <w:sz w:val="20"/>
+          <w:szCs w:val="20"/>
         </w:rPr>
         <w:t xml:space="preserve">Samsung S5P4418 system on </w:t>
       </w:r>
-      <w:proofErr w:type="gramStart"/>
-      <w:r>
-        <w:rPr>
-          <w:b/>
+      <w:r>
+        <w:rPr>
+          <w:b/>
+          <w:sz w:val="20"/>
+          <w:szCs w:val="20"/>
         </w:rPr>
         <w:t>module</w:t>
       </w:r>
       <w:r>
-        <w:t xml:space="preserve">  which</w:t>
-      </w:r>
-      <w:proofErr w:type="gramEnd"/>
-      <w:r>
-        <w:t xml:space="preserve"> has a high performance, cost effective and low power embed</w:t>
-      </w:r>
-      <w:r>
-        <w:t xml:space="preserve">ded system CPU module. The system on module uses a 32-bit RISC </w:t>
-      </w:r>
-      <w:proofErr w:type="gramStart"/>
-      <w:r>
-        <w:t>processor  which</w:t>
-      </w:r>
-      <w:proofErr w:type="gramEnd"/>
-      <w:r>
-        <w:t xml:space="preserve"> makes it suitable to be embedded in tablet pc, mobile phones,  cars,  learning machine, POS machine, game machine, industry monitoring and many other projects.</w:t>
+        <w:rPr>
+          <w:b/>
+          <w:sz w:val="20"/>
+          <w:szCs w:val="20"/>
+        </w:rPr>
+        <w:t xml:space="preserve">, AXP228 PMIC </w:t>
+      </w:r>
+      <w:r>
+        <w:rPr>
+          <w:bCs/>
+          <w:sz w:val="20"/>
+          <w:szCs w:val="20"/>
+        </w:rPr>
+        <w:t>and memory chips as main elements</w:t>
+      </w:r>
+      <w:r>
+        <w:rPr>
+          <w:sz w:val="20"/>
+          <w:szCs w:val="20"/>
+        </w:rPr>
+        <w:t xml:space="preserve">. The SoM is </w:t>
+      </w:r>
+      <w:r>
+        <w:rPr>
+          <w:sz w:val="20"/>
+          <w:szCs w:val="20"/>
+        </w:rPr>
+        <w:t xml:space="preserve">high performance, cost effective and low power embedded system CPU module </w:t>
+      </w:r>
+      <w:r>
+        <w:rPr>
+          <w:sz w:val="20"/>
+          <w:szCs w:val="20"/>
+        </w:rPr>
+        <w:t>and</w:t>
+      </w:r>
+      <w:r>
+        <w:rPr>
+          <w:sz w:val="20"/>
+          <w:szCs w:val="20"/>
+        </w:rPr>
+        <w:t xml:space="preserve"> uses a 32-bit RISC </w:t>
+      </w:r>
+      <w:r>
+        <w:rPr>
+          <w:sz w:val="20"/>
+          <w:szCs w:val="20"/>
+        </w:rPr>
+        <w:t>processor which</w:t>
+      </w:r>
+      <w:r>
+        <w:rPr>
+          <w:sz w:val="20"/>
+          <w:szCs w:val="20"/>
+        </w:rPr>
+        <w:t xml:space="preserve"> makes it suitable to be embedded in tablet pc, mobile </w:t>
+      </w:r>
+      <w:r>
+        <w:rPr>
+          <w:sz w:val="20"/>
+          <w:szCs w:val="20"/>
+        </w:rPr>
+        <w:t>phones, cars, learning</w:t>
+      </w:r>
+      <w:r>
+        <w:rPr>
+          <w:sz w:val="20"/>
+          <w:szCs w:val="20"/>
+        </w:rPr>
+        <w:t xml:space="preserve"> machine, POS machine, game machine, industry monitoring and many other projects.</w:t>
       </w:r>
     </w:p>
     <w:p>
@@ -3557,23 +4616,25 @@
     <w:p/>
     <w:p>
       <w:pPr>
-        <w:rPr>
-          <w:sz w:val="23"/>
-          <w:szCs w:val="23"/>
+        <w:ind w:left="360"/>
+        <w:rPr>
           <w:highlight w:val="white"/>
         </w:rPr>
       </w:pPr>
       <w:r>
-        <w:t>F</w:t>
-      </w:r>
-      <w:r>
-        <w:t xml:space="preserve">ollowing are some core features of this </w:t>
-      </w:r>
-      <w:proofErr w:type="spellStart"/>
-      <w:r>
-        <w:t>SoM</w:t>
-      </w:r>
-      <w:proofErr w:type="spellEnd"/>
+        <w:rPr>
+          <w:sz w:val="20"/>
+          <w:szCs w:val="20"/>
+        </w:rPr>
+        <w:t xml:space="preserve">Following are some core features of </w:t>
+      </w:r>
+      <w:r>
+        <w:rPr>
+          <w:sz w:val="20"/>
+          <w:szCs w:val="20"/>
+        </w:rPr>
+        <w:t>the processing module.</w:t>
+      </w:r>
     </w:p>
     <w:p/>
     <w:tbl>
@@ -3596,6 +4657,9 @@
         <w:gridCol w:w="4515"/>
       </w:tblGrid>
       <w:tr>
+        <w:trPr>
+          <w:trHeight w:val="285"/>
+        </w:trPr>
         <w:tc>
           <w:tcPr>
             <w:tcW w:w="4514" w:type="dxa"/>
@@ -3618,7 +4682,7 @@
         </w:tc>
         <w:tc>
           <w:tcPr>
-            <w:tcW w:w="4514" w:type="dxa"/>
+            <w:tcW w:w="4515" w:type="dxa"/>
             <w:shd w:val="clear" w:color="auto" w:fill="auto"/>
             <w:tcMar>
               <w:top w:w="100" w:type="dxa"/>
@@ -3643,6 +4707,9 @@
         </w:tc>
       </w:tr>
       <w:tr>
+        <w:trPr>
+          <w:trHeight w:val="213"/>
+        </w:trPr>
         <w:tc>
           <w:tcPr>
             <w:tcW w:w="4514" w:type="dxa"/>
@@ -3665,7 +4732,7 @@
         </w:tc>
         <w:tc>
           <w:tcPr>
-            <w:tcW w:w="4514" w:type="dxa"/>
+            <w:tcW w:w="4515" w:type="dxa"/>
             <w:shd w:val="clear" w:color="auto" w:fill="auto"/>
             <w:tcMar>
               <w:top w:w="100" w:type="dxa"/>
@@ -3735,7 +4802,7 @@
         </w:tc>
         <w:tc>
           <w:tcPr>
-            <w:tcW w:w="4514" w:type="dxa"/>
+            <w:tcW w:w="4515" w:type="dxa"/>
             <w:shd w:val="clear" w:color="auto" w:fill="auto"/>
             <w:tcMar>
               <w:top w:w="100" w:type="dxa"/>
@@ -3796,7 +4863,7 @@
         </w:tc>
         <w:tc>
           <w:tcPr>
-            <w:tcW w:w="4514" w:type="dxa"/>
+            <w:tcW w:w="4515" w:type="dxa"/>
             <w:shd w:val="clear" w:color="auto" w:fill="auto"/>
             <w:tcMar>
               <w:top w:w="100" w:type="dxa"/>
@@ -3824,18 +4891,15 @@
                 <w:szCs w:val="23"/>
                 <w:highlight w:val="white"/>
               </w:rPr>
-              <w:t xml:space="preserve">4GB/8GB(Default)/16GB </w:t>
-            </w:r>
-            <w:proofErr w:type="spellStart"/>
+              <w:t>8GB(Default)</w:t>
+            </w:r>
             <w:r>
               <w:rPr>
                 <w:sz w:val="23"/>
                 <w:szCs w:val="23"/>
-                <w:highlight w:val="white"/>
-              </w:rPr>
-              <w:t>emmc</w:t>
-            </w:r>
-            <w:proofErr w:type="spellEnd"/>
+              </w:rPr>
+              <w:t xml:space="preserve"> (4GB and 16GB optional)</w:t>
+            </w:r>
           </w:p>
         </w:tc>
       </w:tr>
@@ -3869,7 +4933,7 @@
         </w:tc>
         <w:tc>
           <w:tcPr>
-            <w:tcW w:w="4514" w:type="dxa"/>
+            <w:tcW w:w="4515" w:type="dxa"/>
             <w:shd w:val="clear" w:color="auto" w:fill="auto"/>
             <w:tcMar>
               <w:top w:w="100" w:type="dxa"/>
@@ -3892,23 +4956,30 @@
               </w:rPr>
               <w:t>H.263, H.264, MPEG1, MPEG</w:t>
             </w:r>
-            <w:proofErr w:type="gramStart"/>
             <w:r>
               <w:rPr>
                 <w:sz w:val="23"/>
                 <w:szCs w:val="23"/>
                 <w:highlight w:val="white"/>
               </w:rPr>
-              <w:t>2,MPEG</w:t>
-            </w:r>
-            <w:proofErr w:type="gramEnd"/>
+              <w:t>2, MPEG</w:t>
+            </w:r>
             <w:r>
               <w:rPr>
                 <w:sz w:val="23"/>
                 <w:szCs w:val="23"/>
                 <w:highlight w:val="white"/>
               </w:rPr>
-              <w:t>4, VC1, VP8, Theora, AVS, RV8/9/10, MJPEG</w:t>
+              <w:t xml:space="preserve">4, VC1, VP8, Theora, AVS, RV8/9/10, </w:t>
+            </w:r>
+            <w:r>
+              <w:rPr>
+                <w:sz w:val="23"/>
+                <w:szCs w:val="23"/>
+                <w:highlight w:val="white"/>
+              </w:rPr>
+              <w:lastRenderedPageBreak/>
+              <w:t>MJPEG</w:t>
             </w:r>
           </w:p>
         </w:tc>
@@ -3944,7 +5015,7 @@
         </w:tc>
         <w:tc>
           <w:tcPr>
-            <w:tcW w:w="4514" w:type="dxa"/>
+            <w:tcW w:w="4515" w:type="dxa"/>
             <w:shd w:val="clear" w:color="auto" w:fill="auto"/>
             <w:tcMar>
               <w:top w:w="100" w:type="dxa"/>
@@ -4014,7 +5085,7 @@
         </w:tc>
         <w:tc>
           <w:tcPr>
-            <w:tcW w:w="4514" w:type="dxa"/>
+            <w:tcW w:w="4515" w:type="dxa"/>
             <w:shd w:val="clear" w:color="auto" w:fill="auto"/>
             <w:tcMar>
               <w:top w:w="100" w:type="dxa"/>
@@ -4084,7 +5155,7 @@
         </w:tc>
         <w:tc>
           <w:tcPr>
-            <w:tcW w:w="4514" w:type="dxa"/>
+            <w:tcW w:w="4515" w:type="dxa"/>
             <w:shd w:val="clear" w:color="auto" w:fill="auto"/>
             <w:tcMar>
               <w:top w:w="100" w:type="dxa"/>
@@ -4112,25 +5183,7 @@
                 <w:szCs w:val="23"/>
                 <w:highlight w:val="white"/>
               </w:rPr>
-              <w:t xml:space="preserve">8 </w:t>
-            </w:r>
-            <w:proofErr w:type="gramStart"/>
-            <w:r>
-              <w:rPr>
-                <w:sz w:val="23"/>
-                <w:szCs w:val="23"/>
-                <w:highlight w:val="white"/>
-              </w:rPr>
-              <w:t>channel</w:t>
-            </w:r>
-            <w:proofErr w:type="gramEnd"/>
-            <w:r>
-              <w:rPr>
-                <w:sz w:val="23"/>
-                <w:szCs w:val="23"/>
-                <w:highlight w:val="white"/>
-              </w:rPr>
-              <w:t xml:space="preserve"> 12 bit 0~1.8V</w:t>
+              <w:t>8 channel 12 bit 0~1.8V</w:t>
             </w:r>
           </w:p>
         </w:tc>
@@ -4177,7 +5230,7 @@
         </w:tc>
         <w:tc>
           <w:tcPr>
-            <w:tcW w:w="4514" w:type="dxa"/>
+            <w:tcW w:w="4515" w:type="dxa"/>
             <w:shd w:val="clear" w:color="auto" w:fill="auto"/>
             <w:tcMar>
               <w:top w:w="100" w:type="dxa"/>
@@ -4197,78 +5250,13 @@
                 <w:highlight w:val="white"/>
               </w:rPr>
             </w:pPr>
-          </w:p>
-        </w:tc>
-      </w:tr>
-      <w:tr>
-        <w:tc>
-          <w:tcPr>
-            <w:tcW w:w="4514" w:type="dxa"/>
-            <w:shd w:val="clear" w:color="auto" w:fill="auto"/>
-            <w:tcMar>
-              <w:top w:w="100" w:type="dxa"/>
-              <w:left w:w="100" w:type="dxa"/>
-              <w:bottom w:w="100" w:type="dxa"/>
-              <w:right w:w="100" w:type="dxa"/>
-            </w:tcMar>
-          </w:tcPr>
-          <w:p>
-            <w:pPr>
-              <w:widowControl w:val="0"/>
-              <w:pBdr>
-                <w:top w:val="nil"/>
-                <w:left w:val="nil"/>
-                <w:bottom w:val="nil"/>
-                <w:right w:val="nil"/>
-                <w:between w:val="nil"/>
-              </w:pBdr>
-              <w:spacing w:line="240" w:lineRule="auto"/>
-              <w:jc w:val="center"/>
-              <w:rPr>
-                <w:sz w:val="23"/>
-                <w:szCs w:val="23"/>
-                <w:highlight w:val="white"/>
-              </w:rPr>
-            </w:pPr>
-            <w:r>
-              <w:rPr>
-                <w:sz w:val="23"/>
-                <w:szCs w:val="23"/>
-                <w:highlight w:val="white"/>
-              </w:rPr>
-              <w:t>Package and size</w:t>
-            </w:r>
-          </w:p>
-        </w:tc>
-        <w:tc>
-          <w:tcPr>
-            <w:tcW w:w="4514" w:type="dxa"/>
-            <w:shd w:val="clear" w:color="auto" w:fill="auto"/>
-            <w:tcMar>
-              <w:top w:w="100" w:type="dxa"/>
-              <w:left w:w="100" w:type="dxa"/>
-              <w:bottom w:w="100" w:type="dxa"/>
-              <w:right w:w="100" w:type="dxa"/>
-            </w:tcMar>
-          </w:tcPr>
-          <w:p>
-            <w:pPr>
-              <w:widowControl w:val="0"/>
-              <w:spacing w:line="240" w:lineRule="auto"/>
-              <w:jc w:val="center"/>
-              <w:rPr>
-                <w:sz w:val="23"/>
-                <w:szCs w:val="23"/>
-                <w:highlight w:val="white"/>
-              </w:rPr>
-            </w:pPr>
             <w:r>
               <w:rPr>
                 <w:sz w:val="25"/>
                 <w:szCs w:val="25"/>
                 <w:highlight w:val="white"/>
               </w:rPr>
-              <w:t>537 pin FCBGA Package, 0.65mm Ball Pitch, 17x17mm Body size</w:t>
+              <w:t>1GB DDR3</w:t>
             </w:r>
           </w:p>
         </w:tc>
@@ -4277,28 +5265,33 @@
     <w:p/>
     <w:p>
       <w:pPr>
-        <w:rPr>
-          <w:sz w:val="23"/>
-          <w:szCs w:val="23"/>
+        <w:ind w:left="360"/>
+        <w:rPr>
+          <w:sz w:val="20"/>
+          <w:szCs w:val="20"/>
           <w:highlight w:val="white"/>
         </w:rPr>
       </w:pPr>
       <w:r>
+        <w:rPr>
+          <w:sz w:val="20"/>
+          <w:szCs w:val="20"/>
+        </w:rPr>
         <w:t xml:space="preserve">The </w:t>
       </w:r>
       <w:r>
         <w:rPr>
           <w:b/>
-          <w:sz w:val="23"/>
-          <w:szCs w:val="23"/>
+          <w:sz w:val="20"/>
+          <w:szCs w:val="20"/>
           <w:highlight w:val="white"/>
         </w:rPr>
         <w:t>ARM Cortex-A9 Quad</w:t>
       </w:r>
       <w:r>
         <w:rPr>
-          <w:sz w:val="23"/>
-          <w:szCs w:val="23"/>
+          <w:sz w:val="20"/>
+          <w:szCs w:val="20"/>
           <w:highlight w:val="white"/>
         </w:rPr>
         <w:t xml:space="preserve">-Core is 50% faster than the Cortex-A8-core. It provides a </w:t>
@@ -4306,59 +5299,59 @@
       <w:r>
         <w:rPr>
           <w:b/>
-          <w:sz w:val="23"/>
-          <w:szCs w:val="23"/>
+          <w:sz w:val="20"/>
+          <w:szCs w:val="20"/>
           <w:highlight w:val="white"/>
         </w:rPr>
         <w:t>6.4 GB/s memory bandwidth</w:t>
       </w:r>
       <w:r>
         <w:rPr>
-          <w:sz w:val="23"/>
-          <w:szCs w:val="23"/>
+          <w:sz w:val="20"/>
+          <w:szCs w:val="20"/>
           <w:highlight w:val="white"/>
         </w:rPr>
-        <w:t xml:space="preserve"> for heavy traffic operations such as a 1080p video encoding and decoding, 3D graphics d</w:t>
-      </w:r>
-      <w:r>
-        <w:rPr>
-          <w:sz w:val="23"/>
-          <w:szCs w:val="23"/>
+        <w:t xml:space="preserve"> for heavy traffic operations such as a 1080p video encoding and decoding, 3D graphics display and </w:t>
+      </w:r>
+      <w:r>
+        <w:rPr>
+          <w:sz w:val="20"/>
+          <w:szCs w:val="20"/>
           <w:highlight w:val="white"/>
         </w:rPr>
-        <w:t xml:space="preserve">isplay and </w:t>
-      </w:r>
-      <w:r>
-        <w:rPr>
-          <w:sz w:val="23"/>
-          <w:szCs w:val="23"/>
+        <w:t>high-resolution</w:t>
+      </w:r>
+      <w:r>
+        <w:rPr>
+          <w:sz w:val="20"/>
+          <w:szCs w:val="20"/>
           <w:highlight w:val="white"/>
         </w:rPr>
-        <w:t>high-resolution</w:t>
-      </w:r>
-      <w:r>
-        <w:rPr>
-          <w:sz w:val="23"/>
-          <w:szCs w:val="23"/>
-          <w:highlight w:val="white"/>
-        </w:rPr>
         <w:t xml:space="preserve"> image signal processing with full HD display. Software designers can fully access the memory resources as the processor supports dynamic virtual address mapping.</w:t>
       </w:r>
     </w:p>
     <w:p>
-      <w:r>
-        <w:t xml:space="preserve">The module supports Dual Display up to 2048x1280, TFT-LCD, LVDS, HDMI 1.4a, MIPI-DSI output. It also provides a 3.3V output voltage at </w:t>
-      </w:r>
-      <w:proofErr w:type="spellStart"/>
-      <w:r>
-        <w:t>it's</w:t>
-      </w:r>
-      <w:proofErr w:type="spellEnd"/>
-      <w:r>
-        <w:t xml:space="preserve"> GPIOs which is quite commonly used among other integrated devices. Hence the device can be interfaced with a wide ra</w:t>
-      </w:r>
-      <w:r>
-        <w:t>nge of other chips sets. The Samsung S5P4418 has various boot modes including External Static Memory Boot, SPI Flash/EEPROM, NOR, USB and UART boot options.</w:t>
+      <w:pPr>
+        <w:rPr>
+          <w:sz w:val="20"/>
+          <w:szCs w:val="20"/>
+        </w:rPr>
+      </w:pPr>
+    </w:p>
+    <w:p>
+      <w:pPr>
+        <w:ind w:left="360"/>
+        <w:rPr>
+          <w:sz w:val="20"/>
+          <w:szCs w:val="20"/>
+        </w:rPr>
+      </w:pPr>
+      <w:r>
+        <w:rPr>
+          <w:sz w:val="20"/>
+          <w:szCs w:val="20"/>
+        </w:rPr>
+        <w:t>The module supports Dual Display up to 2048x1280, TFT-LCD, LVDS, HDMI 1.4a, MIPI-DSI output. It also provides a 3.3V output voltage at it's GPIOs which is quite commonly used among other integrated devices. Hence the device can be interfaced with a wide range of other chips sets. The Samsung S5P4418 has various boot modes including External Static Memory Boot, SPI Flash/EEPROM, NOR, USB and UART boot options.</w:t>
       </w:r>
     </w:p>
     <w:p>
@@ -4385,108 +5378,165 @@
     </w:p>
     <w:p>
       <w:pPr>
-        <w:rPr>
-          <w:sz w:val="23"/>
-          <w:szCs w:val="23"/>
+        <w:ind w:left="360"/>
+        <w:rPr>
           <w:highlight w:val="white"/>
         </w:rPr>
       </w:pPr>
       <w:r>
+        <w:rPr>
+          <w:sz w:val="20"/>
+          <w:szCs w:val="20"/>
+        </w:rPr>
         <w:t xml:space="preserve">The </w:t>
       </w:r>
-      <w:proofErr w:type="spellStart"/>
-      <w:r>
-        <w:t>SoM</w:t>
-      </w:r>
-      <w:proofErr w:type="spellEnd"/>
-      <w:r>
+      <w:r>
+        <w:rPr>
+          <w:sz w:val="20"/>
+          <w:szCs w:val="20"/>
+        </w:rPr>
+        <w:t>X4418 module</w:t>
+      </w:r>
+      <w:r>
+        <w:rPr>
+          <w:sz w:val="20"/>
+          <w:szCs w:val="20"/>
+        </w:rPr>
         <w:t xml:space="preserve"> supports 3ch </w:t>
       </w:r>
       <w:r>
         <w:rPr>
           <w:b/>
+          <w:sz w:val="20"/>
+          <w:szCs w:val="20"/>
         </w:rPr>
         <w:t>I2S</w:t>
       </w:r>
       <w:r>
+        <w:rPr>
+          <w:sz w:val="20"/>
+          <w:szCs w:val="20"/>
+        </w:rPr>
         <w:t xml:space="preserve">, </w:t>
       </w:r>
       <w:r>
         <w:rPr>
           <w:b/>
+          <w:sz w:val="20"/>
+          <w:szCs w:val="20"/>
         </w:rPr>
         <w:t>SPDIF Rx/Tx</w:t>
       </w:r>
       <w:r>
+        <w:rPr>
+          <w:sz w:val="20"/>
+          <w:szCs w:val="20"/>
+        </w:rPr>
         <w:t>, 3ch</w:t>
       </w:r>
       <w:r>
         <w:rPr>
           <w:b/>
+          <w:sz w:val="20"/>
+          <w:szCs w:val="20"/>
         </w:rPr>
         <w:t xml:space="preserve"> I2C</w:t>
       </w:r>
       <w:r>
+        <w:rPr>
+          <w:sz w:val="20"/>
+          <w:szCs w:val="20"/>
+        </w:rPr>
         <w:t xml:space="preserve">, 3ch </w:t>
       </w:r>
       <w:r>
         <w:rPr>
           <w:b/>
+          <w:sz w:val="20"/>
+          <w:szCs w:val="20"/>
         </w:rPr>
         <w:t>SPI</w:t>
       </w:r>
       <w:r>
+        <w:rPr>
+          <w:sz w:val="20"/>
+          <w:szCs w:val="20"/>
+        </w:rPr>
         <w:t xml:space="preserve">, 8ch </w:t>
       </w:r>
       <w:r>
         <w:rPr>
           <w:b/>
+          <w:sz w:val="20"/>
+          <w:szCs w:val="20"/>
         </w:rPr>
         <w:t>12bit ADC</w:t>
       </w:r>
       <w:r>
+        <w:rPr>
+          <w:sz w:val="20"/>
+          <w:szCs w:val="20"/>
+        </w:rPr>
         <w:t xml:space="preserve">, 3ch </w:t>
       </w:r>
       <w:r>
         <w:rPr>
           <w:b/>
-        </w:rPr>
-        <w:t>P</w:t>
-      </w:r>
-      <w:r>
-        <w:rPr>
-          <w:b/>
-        </w:rPr>
-        <w:t>WM</w:t>
-      </w:r>
-      <w:r>
+          <w:sz w:val="20"/>
+          <w:szCs w:val="20"/>
+        </w:rPr>
+        <w:t>PWM</w:t>
+      </w:r>
+      <w:r>
+        <w:rPr>
+          <w:sz w:val="20"/>
+          <w:szCs w:val="20"/>
+        </w:rPr>
         <w:t xml:space="preserve"> and GPIOs, 1ch </w:t>
       </w:r>
       <w:r>
         <w:rPr>
           <w:b/>
+          <w:sz w:val="20"/>
+          <w:szCs w:val="20"/>
         </w:rPr>
         <w:t>PPM</w:t>
       </w:r>
       <w:r>
+        <w:rPr>
+          <w:sz w:val="20"/>
+          <w:szCs w:val="20"/>
+        </w:rPr>
         <w:t xml:space="preserve">. It also offers 1ch </w:t>
       </w:r>
       <w:r>
         <w:rPr>
           <w:b/>
+          <w:sz w:val="20"/>
+          <w:szCs w:val="20"/>
         </w:rPr>
         <w:t>USB 2.0 Host</w:t>
       </w:r>
       <w:r>
+        <w:rPr>
+          <w:sz w:val="20"/>
+          <w:szCs w:val="20"/>
+        </w:rPr>
         <w:t xml:space="preserve">, 1ch </w:t>
       </w:r>
       <w:r>
         <w:rPr>
           <w:b/>
+          <w:sz w:val="20"/>
+          <w:szCs w:val="20"/>
         </w:rPr>
         <w:t>USB 2.0 OTG</w:t>
       </w:r>
       <w:r>
+        <w:rPr>
+          <w:sz w:val="20"/>
+          <w:szCs w:val="20"/>
+        </w:rPr>
         <w:t>, 1ch USB HSIC Host.</w:t>
       </w:r>
     </w:p>
@@ -4513,25 +5563,54 @@
       <w:bookmarkEnd w:id="29"/>
     </w:p>
     <w:p>
-      <w:r>
+      <w:pPr>
+        <w:ind w:left="360"/>
+        <w:rPr>
+          <w:sz w:val="20"/>
+          <w:szCs w:val="20"/>
+        </w:rPr>
+      </w:pPr>
+      <w:r>
+        <w:rPr>
+          <w:sz w:val="20"/>
+          <w:szCs w:val="20"/>
+        </w:rPr>
         <w:t xml:space="preserve">The Samsung S5P4418 system on </w:t>
       </w:r>
       <w:r>
+        <w:rPr>
+          <w:sz w:val="20"/>
+          <w:szCs w:val="20"/>
+        </w:rPr>
         <w:t xml:space="preserve">module </w:t>
       </w:r>
-      <w:proofErr w:type="gramStart"/>
-      <w:r>
-        <w:t>support</w:t>
-      </w:r>
-      <w:r>
-        <w:t xml:space="preserve">  three</w:t>
-      </w:r>
-      <w:proofErr w:type="gramEnd"/>
-      <w:r>
-        <w:t xml:space="preserve">  main  operating  systems:    android4.4.2  OS, linux3.4.39 + QT5.4 system and ubuntu12</w:t>
-      </w:r>
-      <w:r>
-        <w:t>.04.</w:t>
+      <w:r>
+        <w:rPr>
+          <w:sz w:val="20"/>
+          <w:szCs w:val="20"/>
+        </w:rPr>
+        <w:t>support three main operating systems</w:t>
+      </w:r>
+      <w:r>
+        <w:rPr>
+          <w:sz w:val="20"/>
+          <w:szCs w:val="20"/>
+        </w:rPr>
+        <w:t>:    android4.4.</w:t>
+      </w:r>
+      <w:r>
+        <w:rPr>
+          <w:sz w:val="20"/>
+          <w:szCs w:val="20"/>
+        </w:rPr>
+        <w:t>2 OS</w:t>
+      </w:r>
+      <w:r>
+        <w:rPr>
+          <w:sz w:val="20"/>
+          <w:szCs w:val="20"/>
+        </w:rPr>
+        <w:t>, linux3.4.39 + QT5.4 system and ubuntu12.04.</w:t>
       </w:r>
     </w:p>
     <w:p>
@@ -4557,7 +5636,18 @@
       <w:bookmarkEnd w:id="31"/>
     </w:p>
     <w:p>
-      <w:r>
+      <w:pPr>
+        <w:ind w:left="360"/>
+        <w:rPr>
+          <w:sz w:val="20"/>
+          <w:szCs w:val="20"/>
+        </w:rPr>
+      </w:pPr>
+      <w:r>
+        <w:rPr>
+          <w:sz w:val="20"/>
+          <w:szCs w:val="20"/>
+        </w:rPr>
         <w:t>Some important voltage and current rating values are mentioned below:</w:t>
       </w:r>
     </w:p>
@@ -4940,16 +6030,14 @@
               </w:rPr>
               <w:t>DC supply voltage for 2.8V VID</w:t>
             </w:r>
-            <w:proofErr w:type="gramStart"/>
             <w:r>
               <w:rPr>
                 <w:sz w:val="23"/>
                 <w:szCs w:val="23"/>
                 <w:highlight w:val="white"/>
               </w:rPr>
-              <w:t>0,VID</w:t>
-            </w:r>
-            <w:proofErr w:type="gramEnd"/>
+              <w:t>0, VID</w:t>
+            </w:r>
             <w:r>
               <w:rPr>
                 <w:sz w:val="23"/>
@@ -5104,72 +6192,127 @@
       <w:bookmarkStart w:id="32" w:name="_5uu9fxrf1exa" w:colFirst="0" w:colLast="0"/>
       <w:bookmarkStart w:id="33" w:name="_Toc78905930"/>
       <w:bookmarkEnd w:id="32"/>
-      <w:proofErr w:type="spellStart"/>
       <w:r>
         <w:rPr>
           <w:color w:val="0000FF"/>
         </w:rPr>
         <w:lastRenderedPageBreak/>
-        <w:t>SoM</w:t>
-      </w:r>
-      <w:proofErr w:type="spellEnd"/>
-      <w:r>
-        <w:rPr>
-          <w:color w:val="0000FF"/>
-        </w:rPr>
-        <w:t xml:space="preserve"> Power Section:</w:t>
+        <w:t>SoM Power Section:</w:t>
       </w:r>
       <w:bookmarkEnd w:id="33"/>
     </w:p>
     <w:p>
       <w:pPr>
-        <w:rPr>
-          <w:b/>
-        </w:rPr>
-      </w:pPr>
-      <w:r>
+        <w:ind w:left="360"/>
+        <w:rPr>
+          <w:b/>
+          <w:sz w:val="20"/>
+          <w:szCs w:val="20"/>
+        </w:rPr>
+      </w:pPr>
+      <w:r>
+        <w:rPr>
+          <w:sz w:val="20"/>
+          <w:szCs w:val="20"/>
+        </w:rPr>
         <w:t xml:space="preserve">The G44418 module uses AXP228 PMIC optimized for a multi-core high-performance system. It is designed to charge a </w:t>
       </w:r>
       <w:r>
+        <w:rPr>
+          <w:sz w:val="20"/>
+          <w:szCs w:val="20"/>
+        </w:rPr>
         <w:t xml:space="preserve">single </w:t>
       </w:r>
-      <w:proofErr w:type="gramStart"/>
-      <w:r>
-        <w:t>cell</w:t>
-      </w:r>
-      <w:r>
-        <w:t xml:space="preserve">  Li</w:t>
-      </w:r>
-      <w:proofErr w:type="gramEnd"/>
-      <w:r>
-        <w:t>-battery  (Li-ion  or  Li-polymer) application that requires multi-channel power conversion outputs. AXP</w:t>
-      </w:r>
-      <w:r>
+      <w:r>
+        <w:rPr>
+          <w:sz w:val="20"/>
+          <w:szCs w:val="20"/>
+        </w:rPr>
+        <w:t>cell Li</w:t>
+      </w:r>
+      <w:r>
+        <w:rPr>
+          <w:sz w:val="20"/>
+          <w:szCs w:val="20"/>
+        </w:rPr>
+        <w:t>-</w:t>
+      </w:r>
+      <w:r>
+        <w:rPr>
+          <w:sz w:val="20"/>
+          <w:szCs w:val="20"/>
+        </w:rPr>
+        <w:t>battery (</w:t>
+      </w:r>
+      <w:r>
+        <w:rPr>
+          <w:sz w:val="20"/>
+          <w:szCs w:val="20"/>
+        </w:rPr>
+        <w:t>Li-</w:t>
+      </w:r>
+      <w:r>
+        <w:rPr>
+          <w:sz w:val="20"/>
+          <w:szCs w:val="20"/>
+        </w:rPr>
+        <w:t>ion or Li</w:t>
+      </w:r>
+      <w:r>
+        <w:rPr>
+          <w:sz w:val="20"/>
+          <w:szCs w:val="20"/>
+        </w:rPr>
+        <w:t>-polymer) application that requires multi-channel power conversion outputs. AXP</w:t>
+      </w:r>
+      <w:r>
+        <w:rPr>
+          <w:sz w:val="20"/>
+          <w:szCs w:val="20"/>
+        </w:rPr>
         <w:t xml:space="preserve">228 </w:t>
       </w:r>
-      <w:proofErr w:type="gramStart"/>
-      <w:r>
-        <w:t>comes</w:t>
-      </w:r>
-      <w:r>
-        <w:t xml:space="preserve">  with</w:t>
-      </w:r>
-      <w:proofErr w:type="gramEnd"/>
-      <w:r>
-        <w:t xml:space="preserve">  an  </w:t>
-      </w:r>
-      <w:r>
-        <w:t xml:space="preserve">adaptive  USB3.0-compatible  Flash  Charger  that  supports  up  to  94% efficiency and </w:t>
-      </w:r>
-      <w:r>
-        <w:rPr>
-          <w:b/>
+      <w:r>
+        <w:rPr>
+          <w:sz w:val="20"/>
+          <w:szCs w:val="20"/>
+        </w:rPr>
+        <w:t>comes with an adaptive USB</w:t>
+      </w:r>
+      <w:r>
+        <w:rPr>
+          <w:sz w:val="20"/>
+          <w:szCs w:val="20"/>
+        </w:rPr>
+        <w:t>3.0-</w:t>
+      </w:r>
+      <w:r>
+        <w:rPr>
+          <w:sz w:val="20"/>
+          <w:szCs w:val="20"/>
+        </w:rPr>
+        <w:t>compatible Flash Charger that supports up to 94</w:t>
+      </w:r>
+      <w:r>
+        <w:rPr>
+          <w:sz w:val="20"/>
+          <w:szCs w:val="20"/>
+        </w:rPr>
+        <w:t xml:space="preserve">% efficiency and </w:t>
+      </w:r>
+      <w:r>
+        <w:rPr>
+          <w:b/>
+          <w:sz w:val="20"/>
+          <w:szCs w:val="20"/>
         </w:rPr>
         <w:t>2.2A charge current.</w:t>
       </w:r>
     </w:p>
     <w:p>
       <w:pPr>
+        <w:ind w:left="360"/>
         <w:rPr>
           <w:b/>
           <w:u w:val="single"/>
@@ -5185,99 +6328,80 @@
       </w:r>
     </w:p>
     <w:p>
-      <w:r>
+      <w:pPr>
+        <w:ind w:left="360"/>
+        <w:rPr>
+          <w:sz w:val="20"/>
+          <w:szCs w:val="20"/>
+        </w:rPr>
+      </w:pPr>
+      <w:r>
+        <w:rPr>
+          <w:sz w:val="20"/>
+          <w:szCs w:val="20"/>
+        </w:rPr>
         <w:t xml:space="preserve">It provides an easy and flexible </w:t>
       </w:r>
       <w:r>
+        <w:rPr>
+          <w:sz w:val="20"/>
+          <w:szCs w:val="20"/>
+        </w:rPr>
         <w:t>power management solution</w:t>
       </w:r>
       <w:r>
-        <w:t xml:space="preserve"> for </w:t>
-      </w:r>
-      <w:r>
-        <w:t>multi-core</w:t>
-      </w:r>
-      <w:r>
-        <w:t xml:space="preserve"> processors </w:t>
-      </w:r>
-      <w:r>
+        <w:rPr>
+          <w:sz w:val="20"/>
+          <w:szCs w:val="20"/>
+        </w:rPr>
+        <w:t xml:space="preserve"> for multi-core processors </w:t>
+      </w:r>
+      <w:r>
+        <w:rPr>
+          <w:sz w:val="20"/>
+          <w:szCs w:val="20"/>
+        </w:rPr>
         <w:t>t</w:t>
       </w:r>
       <w:r>
-        <w:t>o</w:t>
-      </w:r>
-      <w:r>
-        <w:t xml:space="preserve"> meet</w:t>
-      </w:r>
-      <w:r>
-        <w:t xml:space="preserve"> the </w:t>
-      </w:r>
-      <w:r>
-        <w:t>increasingly</w:t>
-      </w:r>
-      <w:r>
-        <w:t xml:space="preserve"> complex </w:t>
-      </w:r>
-      <w:r>
-        <w:t>and accurate requi</w:t>
-      </w:r>
-      <w:r>
-        <w:t xml:space="preserve">rements of power control. AXP228 </w:t>
-      </w:r>
-      <w:r>
+        <w:rPr>
+          <w:sz w:val="20"/>
+          <w:szCs w:val="20"/>
+        </w:rPr>
+        <w:t xml:space="preserve">o meet the increasingly complex and accurate requirements of power control. AXP228 </w:t>
+      </w:r>
+      <w:r>
+        <w:rPr>
+          <w:sz w:val="20"/>
+          <w:szCs w:val="20"/>
+        </w:rPr>
         <w:t>provides multiple</w:t>
       </w:r>
       <w:r>
+        <w:rPr>
+          <w:sz w:val="20"/>
+          <w:szCs w:val="20"/>
+        </w:rPr>
         <w:t>-</w:t>
       </w:r>
       <w:r>
+        <w:rPr>
+          <w:sz w:val="20"/>
+          <w:szCs w:val="20"/>
+        </w:rPr>
         <w:t>channel 12</w:t>
       </w:r>
       <w:r>
-        <w:t xml:space="preserve">-bit </w:t>
-      </w:r>
-      <w:r>
-        <w:t>ADC</w:t>
-      </w:r>
-      <w:r>
-        <w:t xml:space="preserve"> for </w:t>
-      </w:r>
-      <w:r>
-        <w:t>voltage/current/temperature monitoring</w:t>
-      </w:r>
-      <w:r>
-        <w:t xml:space="preserve"> and </w:t>
-      </w:r>
-      <w:r>
-        <w:t xml:space="preserve">integrates protection </w:t>
-      </w:r>
-      <w:r>
-        <w:t>circuits</w:t>
-      </w:r>
-      <w:r>
-        <w:t xml:space="preserve"> such </w:t>
-      </w:r>
-      <w:r>
-        <w:t xml:space="preserve">as </w:t>
-      </w:r>
-      <w:r>
-        <w:t>OVP,</w:t>
-      </w:r>
-      <w:r>
-        <w:t xml:space="preserve"> UVP, </w:t>
-      </w:r>
-      <w:r>
-        <w:t xml:space="preserve">OTP, </w:t>
-      </w:r>
-      <w:r>
-        <w:t>and</w:t>
-      </w:r>
-      <w:r>
-        <w:t xml:space="preserve"> OCP. The VOUT current available before loading the battery is 3A.</w:t>
-      </w:r>
-    </w:p>
-    <w:p>
-      <w:pPr>
+        <w:rPr>
+          <w:sz w:val="20"/>
+          <w:szCs w:val="20"/>
+        </w:rPr>
+        <w:t>-bit ADC for voltage/current/temperature monitoring and integrates protection circuits such as OVP, UVP, OTP, and OCP. The VOUT current available before loading the battery is 3A.</w:t>
+      </w:r>
+    </w:p>
+    <w:p>
+      <w:pPr>
+        <w:ind w:left="360"/>
         <w:rPr>
           <w:b/>
           <w:color w:val="0000FF"/>
@@ -5310,68 +6434,97 @@
       </w:r>
     </w:p>
     <w:p>
-      <w:r>
+      <w:pPr>
+        <w:ind w:left="360"/>
+        <w:rPr>
+          <w:sz w:val="20"/>
+          <w:szCs w:val="20"/>
+        </w:rPr>
+      </w:pPr>
+      <w:r>
+        <w:rPr>
+          <w:sz w:val="20"/>
+          <w:szCs w:val="20"/>
+        </w:rPr>
         <w:t>When the battery voltage is lower than 3.0V</w:t>
       </w:r>
       <w:r>
-        <w:t xml:space="preserve">, </w:t>
-      </w:r>
-      <w:r>
-        <w:t xml:space="preserve">the </w:t>
-      </w:r>
-      <w:r>
-        <w:t xml:space="preserve">charger </w:t>
-      </w:r>
-      <w:r>
-        <w:t xml:space="preserve">will </w:t>
-      </w:r>
-      <w:r>
-        <w:t xml:space="preserve">change </w:t>
-      </w:r>
-      <w:r>
-        <w:t xml:space="preserve">to </w:t>
-      </w:r>
-      <w:r>
-        <w:t xml:space="preserve">pre-charge </w:t>
-      </w:r>
-      <w:r>
-        <w:t xml:space="preserve">mode, </w:t>
-      </w:r>
-      <w:r>
-        <w:t xml:space="preserve">where the charge current is 1/10 of a </w:t>
-      </w:r>
-      <w:r>
+        <w:rPr>
+          <w:sz w:val="20"/>
+          <w:szCs w:val="20"/>
+        </w:rPr>
+        <w:t xml:space="preserve">, the charger will change to pre-charge mode, where the charge current is 1/10 of a </w:t>
+      </w:r>
+      <w:r>
+        <w:rPr>
+          <w:sz w:val="20"/>
+          <w:szCs w:val="20"/>
+        </w:rPr>
         <w:t>pre-set</w:t>
       </w:r>
       <w:r>
+        <w:rPr>
+          <w:sz w:val="20"/>
+          <w:szCs w:val="20"/>
+        </w:rPr>
         <w:t xml:space="preserve"> current value. If the battery voltage fails to reach 3.0V within 40 mins </w:t>
       </w:r>
       <w:r>
+        <w:rPr>
+          <w:sz w:val="20"/>
+          <w:szCs w:val="20"/>
+        </w:rPr>
         <w:t>(adjustable</w:t>
       </w:r>
       <w:r>
-        <w:t xml:space="preserve"> in </w:t>
-      </w:r>
-      <w:r>
-        <w:t>REG34</w:t>
-      </w:r>
-      <w:r>
+        <w:rPr>
+          <w:sz w:val="20"/>
+          <w:szCs w:val="20"/>
+        </w:rPr>
+        <w:t xml:space="preserve"> in REG34</w:t>
+      </w:r>
+      <w:r>
+        <w:rPr>
+          <w:sz w:val="20"/>
+          <w:szCs w:val="20"/>
+        </w:rPr>
         <w:t>H)</w:t>
       </w:r>
       <w:r>
+        <w:rPr>
+          <w:sz w:val="20"/>
+          <w:szCs w:val="20"/>
+        </w:rPr>
         <w:t xml:space="preserve"> the charger will automatically enter battery activation mode. Once the battery voltage is above 3.0V, the charger will enter constant current charge mode.</w:t>
       </w:r>
     </w:p>
     <w:p>
-      <w:r>
+      <w:pPr>
+        <w:ind w:left="360"/>
+        <w:rPr>
+          <w:sz w:val="20"/>
+          <w:szCs w:val="20"/>
+        </w:rPr>
+      </w:pPr>
+      <w:r>
+        <w:rPr>
+          <w:sz w:val="20"/>
+          <w:szCs w:val="20"/>
+        </w:rPr>
         <w:t xml:space="preserve">The charging current is 2.2A whereas VCC3V3_SYS is the 3.3V output which provides </w:t>
       </w:r>
-      <w:proofErr w:type="spellStart"/>
-      <w:r>
-        <w:t>upto</w:t>
-      </w:r>
-      <w:proofErr w:type="spellEnd"/>
-      <w:r>
+      <w:r>
+        <w:rPr>
+          <w:sz w:val="20"/>
+          <w:szCs w:val="20"/>
+        </w:rPr>
+        <w:t>up to</w:t>
+      </w:r>
+      <w:r>
+        <w:rPr>
+          <w:sz w:val="20"/>
+          <w:szCs w:val="20"/>
+        </w:rPr>
         <w:t xml:space="preserve"> 1.4A current. </w:t>
       </w:r>
     </w:p>
@@ -5403,42 +6556,171 @@
       <w:bookmarkEnd w:id="35"/>
     </w:p>
     <w:p>
-      <w:r>
-        <w:t>The camera section is currently designed for a single rear camera of the t</w:t>
-      </w:r>
-      <w:r>
-        <w:t xml:space="preserve">ablet. It uses a 0524352471 FPC connector to place in the camera. The camera signals directly connects to the </w:t>
-      </w:r>
-      <w:proofErr w:type="spellStart"/>
-      <w:r>
-        <w:t>SoM</w:t>
-      </w:r>
-      <w:proofErr w:type="spellEnd"/>
-      <w:r>
-        <w:t xml:space="preserve"> camera input </w:t>
-      </w:r>
-      <w:proofErr w:type="spellStart"/>
-      <w:proofErr w:type="gramStart"/>
-      <w:r>
-        <w:t>pins.The</w:t>
-      </w:r>
-      <w:proofErr w:type="spellEnd"/>
-      <w:proofErr w:type="gramEnd"/>
-      <w:r>
+      <w:pPr>
+        <w:rPr>
+          <w:b/>
+          <w:bCs/>
+          <w:u w:val="single"/>
+        </w:rPr>
+      </w:pPr>
+      <w:r>
+        <w:rPr>
+          <w:b/>
+          <w:bCs/>
+          <w:u w:val="single"/>
+        </w:rPr>
+        <w:t>Main Component:</w:t>
+      </w:r>
+    </w:p>
+    <w:p>
+      <w:pPr>
+        <w:rPr>
+          <w:sz w:val="20"/>
+          <w:szCs w:val="20"/>
+        </w:rPr>
+      </w:pPr>
+      <w:r>
+        <w:rPr>
+          <w:sz w:val="20"/>
+          <w:szCs w:val="20"/>
+        </w:rPr>
+        <w:t>0524352471</w:t>
+      </w:r>
+      <w:r>
+        <w:rPr>
+          <w:sz w:val="20"/>
+          <w:szCs w:val="20"/>
+        </w:rPr>
+        <w:t>:</w:t>
+      </w:r>
+      <w:r>
+        <w:rPr>
+          <w:sz w:val="20"/>
+          <w:szCs w:val="20"/>
+        </w:rPr>
+        <w:t xml:space="preserve"> </w:t>
+      </w:r>
+      <w:r>
+        <w:rPr>
+          <w:sz w:val="20"/>
+          <w:szCs w:val="20"/>
+        </w:rPr>
+        <w:t xml:space="preserve">24 position 0.5mm </w:t>
+      </w:r>
+      <w:r>
+        <w:rPr>
+          <w:sz w:val="20"/>
+          <w:szCs w:val="20"/>
+        </w:rPr>
+        <w:t>FPC connector</w:t>
+      </w:r>
+    </w:p>
+    <w:p>
+      <w:pPr>
+        <w:rPr>
+          <w:b/>
+          <w:bCs/>
+          <w:u w:val="single"/>
+        </w:rPr>
+      </w:pPr>
+      <w:r>
+        <w:rPr>
+          <w:b/>
+          <w:bCs/>
+          <w:u w:val="single"/>
+        </w:rPr>
+        <w:t>Description:</w:t>
+      </w:r>
+    </w:p>
+    <w:p>
+      <w:pPr>
+        <w:rPr>
+          <w:sz w:val="20"/>
+          <w:szCs w:val="20"/>
+        </w:rPr>
+      </w:pPr>
+      <w:r>
+        <w:rPr>
+          <w:sz w:val="20"/>
+          <w:szCs w:val="20"/>
+        </w:rPr>
+        <w:t xml:space="preserve">The camera section is currently designed for a single rear camera of the tablet. It uses a 0524352471 FPC connector to place in the camera. The camera signals directly </w:t>
+      </w:r>
+      <w:r>
+        <w:rPr>
+          <w:sz w:val="20"/>
+          <w:szCs w:val="20"/>
+        </w:rPr>
+        <w:t>connect</w:t>
+      </w:r>
+      <w:r>
+        <w:rPr>
+          <w:sz w:val="20"/>
+          <w:szCs w:val="20"/>
+        </w:rPr>
+        <w:t xml:space="preserve"> to the SoM camera input </w:t>
+      </w:r>
+      <w:r>
+        <w:rPr>
+          <w:sz w:val="20"/>
+          <w:szCs w:val="20"/>
+        </w:rPr>
+        <w:t>pins. The</w:t>
+      </w:r>
+      <w:r>
+        <w:rPr>
+          <w:sz w:val="20"/>
+          <w:szCs w:val="20"/>
+        </w:rPr>
         <w:t xml:space="preserve"> G4418 development board has provided a single 24PIN</w:t>
       </w:r>
       <w:r>
         <w:rPr>
+          <w:sz w:val="20"/>
+          <w:szCs w:val="20"/>
           <w:highlight w:val="white"/>
         </w:rPr>
-        <w:t xml:space="preserve"> DVP camera interface which is implemented in the current circuit. It</w:t>
-      </w:r>
-      <w:r>
-        <w:rPr>
-          <w:highlight w:val="white"/>
-        </w:rPr>
-        <w:t xml:space="preserve"> is capable of supporting OV and HIMAX cameras.</w:t>
-      </w:r>
+        <w:t xml:space="preserve"> DVP camera interface which is implemented in the current circuit. It is capable of supporting OV and HIMAX cameras.</w:t>
+      </w:r>
+    </w:p>
+    <w:p>
+      <w:pPr>
+        <w:rPr>
+          <w:b/>
+          <w:bCs/>
+          <w:u w:val="single"/>
+        </w:rPr>
+      </w:pPr>
+      <w:r>
+        <w:rPr>
+          <w:b/>
+          <w:bCs/>
+          <w:u w:val="single"/>
+        </w:rPr>
+        <w:t>Link:</w:t>
+      </w:r>
+    </w:p>
+    <w:p>
+      <w:pPr>
+        <w:rPr>
+          <w:u w:val="single"/>
+        </w:rPr>
+      </w:pPr>
+      <w:hyperlink r:id="rId28" w:history="1">
+        <w:r>
+          <w:rPr>
+            <w:rStyle w:val="Hyperlink"/>
+          </w:rPr>
+          <w:t>https://www.molex.com/pdm_docs/sd/524352471_sd.pdf</w:t>
+        </w:r>
+      </w:hyperlink>
+    </w:p>
+    <w:p>
+      <w:pPr>
+        <w:rPr>
+          <w:u w:val="single"/>
+        </w:rPr>
+      </w:pPr>
     </w:p>
     <w:p>
       <w:pPr>
@@ -5464,7 +6746,7 @@
                     <pic:cNvPicPr preferRelativeResize="0"/>
                   </pic:nvPicPr>
                   <pic:blipFill>
-                    <a:blip r:embed="rId20"/>
+                    <a:blip r:embed="rId29"/>
                     <a:srcRect/>
                     <a:stretch>
                       <a:fillRect/>
@@ -5551,8 +6833,16 @@
           <w:ilvl w:val="0"/>
           <w:numId w:val="2"/>
         </w:numPr>
-      </w:pPr>
-      <w:r>
+        <w:rPr>
+          <w:sz w:val="20"/>
+          <w:szCs w:val="20"/>
+        </w:rPr>
+      </w:pPr>
+      <w:r>
+        <w:rPr>
+          <w:sz w:val="20"/>
+          <w:szCs w:val="20"/>
+        </w:rPr>
         <w:t>Block diagram shows 2 cameras of 2MP and 5MP for front and rear view respectively. Rear camera should have a I2C interface and the front camera should be connected through MCS1. If two cameras are required then an extra connector needs to be added.</w:t>
       </w:r>
     </w:p>
@@ -5560,20 +6850,18 @@
       <w:pPr>
         <w:ind w:left="720"/>
         <w:rPr>
+          <w:sz w:val="20"/>
+          <w:szCs w:val="20"/>
           <w:highlight w:val="white"/>
         </w:rPr>
       </w:pPr>
       <w:r>
         <w:rPr>
+          <w:sz w:val="20"/>
+          <w:szCs w:val="20"/>
           <w:highlight w:val="white"/>
         </w:rPr>
-        <w:t>Some op</w:t>
-      </w:r>
-      <w:r>
-        <w:rPr>
-          <w:highlight w:val="white"/>
-        </w:rPr>
-        <w:t>tions for camera selection are mentioned below.</w:t>
+        <w:t>Some options for camera selection are mentioned below.</w:t>
       </w:r>
     </w:p>
     <w:p>
@@ -5583,19 +6871,25 @@
           <w:numId w:val="1"/>
         </w:numPr>
         <w:rPr>
+          <w:sz w:val="20"/>
+          <w:szCs w:val="20"/>
           <w:highlight w:val="white"/>
         </w:rPr>
       </w:pPr>
       <w:r>
         <w:rPr>
+          <w:sz w:val="20"/>
+          <w:szCs w:val="20"/>
           <w:highlight w:val="white"/>
         </w:rPr>
         <w:t xml:space="preserve">Link 1: </w:t>
       </w:r>
-      <w:hyperlink r:id="rId21">
+      <w:hyperlink r:id="rId30">
         <w:r>
           <w:rPr>
             <w:color w:val="1155CC"/>
+            <w:sz w:val="20"/>
+            <w:szCs w:val="20"/>
             <w:highlight w:val="white"/>
             <w:u w:val="single"/>
           </w:rPr>
@@ -5610,35 +6904,35 @@
           <w:numId w:val="1"/>
         </w:numPr>
         <w:rPr>
+          <w:sz w:val="20"/>
+          <w:szCs w:val="20"/>
           <w:highlight w:val="white"/>
         </w:rPr>
       </w:pPr>
       <w:r>
         <w:rPr>
+          <w:sz w:val="20"/>
+          <w:szCs w:val="20"/>
           <w:highlight w:val="white"/>
         </w:rPr>
         <w:t xml:space="preserve">Link 2: </w:t>
       </w:r>
-      <w:hyperlink r:id="rId22">
+      <w:hyperlink r:id="rId31">
         <w:r>
           <w:rPr>
             <w:color w:val="1155CC"/>
+            <w:sz w:val="20"/>
+            <w:szCs w:val="20"/>
             <w:highlight w:val="white"/>
             <w:u w:val="single"/>
           </w:rPr>
-          <w:t>https://www.aliexpress.com/item/1005001683424081.html?spm=a2g0o.search0302.0.0.80883e01elPlrX&amp;algo_pvid=null&amp;a</w:t>
-        </w:r>
-        <w:r>
-          <w:rPr>
-            <w:color w:val="1155CC"/>
-            <w:highlight w:val="white"/>
-            <w:u w:val="single"/>
-          </w:rPr>
-          <w:t>lgo_expid=null&amp;btsid=0bb0624416215274791093641e9154&amp;ws_ab_test=searchweb0_0,searchweb201602_,searchweb201603_</w:t>
+          <w:t>https://www.aliexpress.com/item/1005001683424081.html?spm=a2g0o.search0302.0.0.80883e01elPlrX&amp;algo_pvid=null&amp;algo_expid=null&amp;btsid=0bb0624416215274791093641e9154&amp;ws_ab_test=searchweb0_0,searchweb201602_,searchweb201603_</w:t>
         </w:r>
       </w:hyperlink>
       <w:r>
         <w:rPr>
+          <w:sz w:val="20"/>
+          <w:szCs w:val="20"/>
           <w:highlight w:val="white"/>
         </w:rPr>
         <w:t xml:space="preserve"> (front)</w:t>
@@ -5648,6 +6942,8 @@
       <w:pPr>
         <w:ind w:left="720"/>
         <w:rPr>
+          <w:sz w:val="20"/>
+          <w:szCs w:val="20"/>
           <w:highlight w:val="white"/>
         </w:rPr>
       </w:pPr>
@@ -5659,31 +6955,29 @@
           <w:numId w:val="1"/>
         </w:numPr>
         <w:rPr>
+          <w:sz w:val="20"/>
+          <w:szCs w:val="20"/>
           <w:highlight w:val="white"/>
         </w:rPr>
       </w:pPr>
       <w:r>
         <w:rPr>
+          <w:sz w:val="20"/>
+          <w:szCs w:val="20"/>
           <w:highlight w:val="white"/>
         </w:rPr>
         <w:t xml:space="preserve">Back 5MP: </w:t>
       </w:r>
-      <w:hyperlink r:id="rId23">
+      <w:hyperlink r:id="rId32">
         <w:r>
           <w:rPr>
             <w:color w:val="1155CC"/>
+            <w:sz w:val="20"/>
+            <w:szCs w:val="20"/>
             <w:highlight w:val="white"/>
             <w:u w:val="single"/>
           </w:rPr>
-          <w:t>https://www.aliexpress.com/item/33029896473.html?spm=a2g0o.new_user_benefits.floor_300000000760858.7.7d2</w:t>
-        </w:r>
-        <w:r>
-          <w:rPr>
-            <w:color w:val="1155CC"/>
-            <w:highlight w:val="white"/>
-            <w:u w:val="single"/>
-          </w:rPr>
-          <w:t>347afMmXtmo&amp;gps-id=300000000760858&amp;scm=1007.19164.119559.0&amp;scm_id=1007.19164.119559.0&amp;scm-url=1007.19164.119559.0&amp;pvid=3fc99805-a666-4cf5-bd8f-3fd60250e795</w:t>
+          <w:t>https://www.aliexpress.com/item/33029896473.html?spm=a2g0o.new_user_benefits.floor_300000000760858.7.7d2347afMmXtmo&amp;gps-id=300000000760858&amp;scm=1007.19164.119559.0&amp;scm_id=1007.19164.119559.0&amp;scm-url=1007.19164.119559.0&amp;pvid=3fc99805-a666-4cf5-bd8f-3fd60250e795</w:t>
         </w:r>
       </w:hyperlink>
     </w:p>
@@ -5709,50 +7003,52 @@
           <w:b/>
           <w:color w:val="0000FF"/>
         </w:rPr>
-        <w:lastRenderedPageBreak/>
         <w:t>LCD Section:</w:t>
       </w:r>
       <w:bookmarkEnd w:id="37"/>
     </w:p>
     <w:p>
-      <w:r>
-        <w:t xml:space="preserve">Currently, the design supports an RGB </w:t>
-      </w:r>
-      <w:proofErr w:type="spellStart"/>
-      <w:r>
-        <w:t>LCD.An</w:t>
-      </w:r>
-      <w:proofErr w:type="spellEnd"/>
-      <w:r>
-        <w:t xml:space="preserve"> FPC connector </w:t>
-      </w:r>
-      <w:r>
-        <w:rPr>
-          <w:b/>
+      <w:pPr>
+        <w:rPr>
+          <w:sz w:val="20"/>
+          <w:szCs w:val="20"/>
+        </w:rPr>
+      </w:pPr>
+      <w:r>
+        <w:rPr>
+          <w:sz w:val="20"/>
+          <w:szCs w:val="20"/>
+        </w:rPr>
+        <w:t>Currently, the design supports an RGB LCD.</w:t>
+      </w:r>
+      <w:r>
+        <w:rPr>
+          <w:sz w:val="20"/>
+          <w:szCs w:val="20"/>
+        </w:rPr>
+        <w:t xml:space="preserve"> </w:t>
+      </w:r>
+      <w:r>
+        <w:rPr>
+          <w:sz w:val="20"/>
+          <w:szCs w:val="20"/>
+        </w:rPr>
+        <w:t xml:space="preserve">An FPC connector </w:t>
+      </w:r>
+      <w:r>
+        <w:rPr>
+          <w:b/>
+          <w:sz w:val="20"/>
+          <w:szCs w:val="20"/>
         </w:rPr>
         <w:t>4-1734592-2</w:t>
       </w:r>
       <w:r>
-        <w:t xml:space="preserve"> is attached as an LCD matting connector. All pins are connected to the </w:t>
-      </w:r>
-      <w:proofErr w:type="spellStart"/>
-      <w:r>
-        <w:t>SoM.</w:t>
-      </w:r>
-      <w:proofErr w:type="spellEnd"/>
-      <w:r>
-        <w:t xml:space="preserve"> The </w:t>
-      </w:r>
-      <w:proofErr w:type="spellStart"/>
-      <w:r>
-        <w:t>SoM</w:t>
-      </w:r>
-      <w:proofErr w:type="spellEnd"/>
-      <w:r>
-        <w:t xml:space="preserve"> also supports the LVDS interface for LCDs. Depending on the selection of LCD, a dedicated backlight d</w:t>
-      </w:r>
-      <w:r>
-        <w:t>river might be required.</w:t>
+        <w:rPr>
+          <w:sz w:val="20"/>
+          <w:szCs w:val="20"/>
+        </w:rPr>
+        <w:t xml:space="preserve"> is attached as an LCD matting connector. All pins are connected to the SoM. The SoM also supports the LVDS interface for LCDs. Depending on the selection of LCD, a dedicated backlight driver might be required.</w:t>
       </w:r>
     </w:p>
     <w:p>
@@ -5764,6 +7060,7 @@
         <w:rPr>
           <w:noProof/>
         </w:rPr>
+        <w:lastRenderedPageBreak/>
         <w:drawing>
           <wp:inline distT="114300" distB="114300" distL="114300" distR="114300">
             <wp:extent cx="4229100" cy="3657600"/>
@@ -5778,7 +7075,7 @@
                     <pic:cNvPicPr preferRelativeResize="0"/>
                   </pic:nvPicPr>
                   <pic:blipFill>
-                    <a:blip r:embed="rId24"/>
+                    <a:blip r:embed="rId33"/>
                     <a:srcRect/>
                     <a:stretch>
                       <a:fillRect/>
@@ -5833,41 +7130,82 @@
         <w:fldChar w:fldCharType="end"/>
       </w:r>
     </w:p>
-    <w:p/>
-    <w:p>
-      <w:r>
+    <w:p>
+      <w:pPr>
+        <w:pStyle w:val="Heading3"/>
+        <w:rPr>
+          <w:color w:val="0000CC"/>
+        </w:rPr>
+      </w:pPr>
+      <w:r>
+        <w:rPr>
+          <w:color w:val="0000CC"/>
+        </w:rPr>
+        <w:t>Compatible LCDs</w:t>
+      </w:r>
+      <w:r>
+        <w:rPr>
+          <w:color w:val="0000CC"/>
+        </w:rPr>
+        <w:t>:</w:t>
+      </w:r>
+    </w:p>
+    <w:p>
+      <w:pPr>
+        <w:rPr>
+          <w:sz w:val="20"/>
+          <w:szCs w:val="20"/>
+        </w:rPr>
+      </w:pPr>
+      <w:r>
+        <w:rPr>
+          <w:sz w:val="20"/>
+          <w:szCs w:val="20"/>
+        </w:rPr>
         <w:t>Here are some options from the client's suggested IC that can be used for designing a tablet.</w:t>
       </w:r>
     </w:p>
-    <w:p/>
+    <w:p>
+      <w:pPr>
+        <w:rPr>
+          <w:sz w:val="20"/>
+          <w:szCs w:val="20"/>
+        </w:rPr>
+      </w:pPr>
+    </w:p>
     <w:p>
       <w:pPr>
         <w:numPr>
           <w:ilvl w:val="0"/>
           <w:numId w:val="6"/>
         </w:numPr>
-      </w:pPr>
-      <w:r>
+        <w:rPr>
+          <w:sz w:val="20"/>
+          <w:szCs w:val="20"/>
+        </w:rPr>
+      </w:pPr>
+      <w:r>
+        <w:rPr>
+          <w:sz w:val="20"/>
+          <w:szCs w:val="20"/>
+        </w:rPr>
         <w:t xml:space="preserve">AT043TN24 V.1 with touch panel: </w:t>
       </w:r>
-      <w:hyperlink r:id="rId25">
+      <w:hyperlink r:id="rId34">
         <w:r>
           <w:rPr>
             <w:color w:val="1155CC"/>
+            <w:sz w:val="20"/>
+            <w:szCs w:val="20"/>
             <w:u w:val="single"/>
           </w:rPr>
-          <w:t>https://www.aliexpress.com/item/32560082998.html?spm=a2g</w:t>
-        </w:r>
-        <w:r>
-          <w:rPr>
-            <w:color w:val="1155CC"/>
-            <w:u w:val="single"/>
-          </w:rPr>
-          <w:t>0o.search0302.0.0.245a65941NbkWu&amp;algo_pvid=fce1f76a-e14f-4f43-9a2f-4c2a884127e9&amp;algo_expid=fce1f76a-e14f-4f43-9a2f-4c2a884127e9-20&amp;btsid=0b0a555416215205927331721ed580&amp;ws_ab_test=searchweb0_0,searchweb201602_,searchweb201603</w:t>
+          <w:t>https://www.aliexpress.com/item/32560082998.html?spm=a2g0o.search0302.0.0.245a65941NbkWu&amp;algo_pvid=fce1f76a-e14f-4f43-9a2f-4c2a884127e9&amp;algo_expid=fce1f76a-e14f-4f43-9a2f-4c2a884127e9-20&amp;btsid=0b0a555416215205927331721ed580&amp;ws_ab_test=searchweb0_0,searchweb201602_,searchweb201603</w:t>
         </w:r>
       </w:hyperlink>
       <w:r>
         <w:rPr>
+          <w:sz w:val="20"/>
+          <w:szCs w:val="20"/>
           <w:highlight w:val="white"/>
         </w:rPr>
         <w:t xml:space="preserve"> (RGB)</w:t>
@@ -5877,6 +7215,8 @@
       <w:pPr>
         <w:ind w:left="720"/>
         <w:rPr>
+          <w:sz w:val="20"/>
+          <w:szCs w:val="20"/>
           <w:highlight w:val="white"/>
         </w:rPr>
       </w:pPr>
@@ -5888,19 +7228,25 @@
           <w:numId w:val="6"/>
         </w:numPr>
         <w:rPr>
+          <w:sz w:val="20"/>
+          <w:szCs w:val="20"/>
           <w:highlight w:val="white"/>
         </w:rPr>
       </w:pPr>
       <w:r>
         <w:rPr>
+          <w:sz w:val="20"/>
+          <w:szCs w:val="20"/>
           <w:highlight w:val="white"/>
         </w:rPr>
         <w:t xml:space="preserve">NT116WHM-N10: </w:t>
       </w:r>
-      <w:hyperlink r:id="rId26">
+      <w:hyperlink r:id="rId35">
         <w:r>
           <w:rPr>
             <w:color w:val="1155CC"/>
+            <w:sz w:val="20"/>
+            <w:szCs w:val="20"/>
             <w:highlight w:val="white"/>
             <w:u w:val="single"/>
           </w:rPr>
@@ -5909,67 +7255,90 @@
       </w:hyperlink>
       <w:r>
         <w:rPr>
+          <w:sz w:val="20"/>
+          <w:szCs w:val="20"/>
           <w:highlight w:val="white"/>
         </w:rPr>
         <w:t xml:space="preserve"> (LVDS based, need to change pin configuration for this one)</w:t>
       </w:r>
     </w:p>
-    <w:p/>
+    <w:p>
+      <w:pPr>
+        <w:rPr>
+          <w:sz w:val="20"/>
+          <w:szCs w:val="20"/>
+        </w:rPr>
+      </w:pPr>
+    </w:p>
     <w:p>
       <w:pPr>
         <w:numPr>
           <w:ilvl w:val="0"/>
           <w:numId w:val="4"/>
         </w:numPr>
-      </w:pPr>
-      <w:r>
+        <w:rPr>
+          <w:sz w:val="20"/>
+          <w:szCs w:val="20"/>
+        </w:rPr>
+      </w:pPr>
+      <w:r>
+        <w:rPr>
+          <w:sz w:val="20"/>
+          <w:szCs w:val="20"/>
+        </w:rPr>
         <w:t xml:space="preserve">HSD050IDW1-A: </w:t>
       </w:r>
-      <w:hyperlink r:id="rId27">
+      <w:hyperlink r:id="rId36">
         <w:r>
           <w:rPr>
             <w:color w:val="1155CC"/>
+            <w:sz w:val="20"/>
+            <w:szCs w:val="20"/>
             <w:u w:val="single"/>
           </w:rPr>
-          <w:t>https://www.aliexpress.com/i</w:t>
+          <w:t>https://www.aliexpress.com/item/32811367794.html?spm=a2g0o.productlist.0.0.66134cc0bi9f1I&amp;algo_pvid=3a184534-9757-4526-b646-8ceaf24cdb6a&amp;algo_expid=3a184534-9757-4526-b646-8ceaf24cdb6a-12&amp;btsid=0bb0623f16215216537988424e9c2e&amp;ws_ab_test=searchweb0_0,searchweb201602_,searchweb201603_</w:t>
         </w:r>
+      </w:hyperlink>
+      <w:r>
+        <w:rPr>
+          <w:sz w:val="20"/>
+          <w:szCs w:val="20"/>
+        </w:rPr>
+        <w:t xml:space="preserve"> (without touch screen digitizer)</w:t>
+      </w:r>
+    </w:p>
+    <w:p>
+      <w:pPr>
+        <w:rPr>
+          <w:sz w:val="20"/>
+          <w:szCs w:val="20"/>
+        </w:rPr>
+      </w:pPr>
+    </w:p>
+    <w:p>
+      <w:pPr>
+        <w:ind w:left="708"/>
+        <w:rPr>
+          <w:sz w:val="20"/>
+          <w:szCs w:val="20"/>
+        </w:rPr>
+      </w:pPr>
+      <w:hyperlink r:id="rId37">
         <w:r>
           <w:rPr>
             <w:color w:val="1155CC"/>
+            <w:sz w:val="20"/>
+            <w:szCs w:val="20"/>
             <w:u w:val="single"/>
           </w:rPr>
-          <w:t>tem/32811367794.html?spm=a2g0o.productlist.0.0.66134cc0bi9f1I&amp;algo_pvid=3a184534-9757-4526-b646-8ceaf24cdb6a&amp;algo_expid=3a184534-9757-4526-b646-8ceaf24cdb6a-12&amp;btsid=0bb0623f16215216537988424e9c2e&amp;ws_ab_test=searchweb0_0,searchweb201602_,searchweb201603_</w:t>
+          <w:t>https://www.aliexpress.com/item/33041667425.html?spm=a2g0o.productlist.0.0.66134cc0bi9f1I&amp;algo_pvid=3a184534-9757-4526-b646-8ceaf24cdb6a&amp;algo_expid=3a184534-9757-4526-b646-8ceaf24cdb6a-8&amp;btsid=0bb0623f16215216537988424e9c2e&amp;ws_ab_test=searchweb0_0,searchweb201602_,searchweb201603_</w:t>
         </w:r>
       </w:hyperlink>
       <w:r>
-        <w:t xml:space="preserve"> (</w:t>
-      </w:r>
-      <w:r>
-        <w:t>without touch screen digitizer)</w:t>
-      </w:r>
-    </w:p>
-    <w:p/>
-    <w:p>
-      <w:pPr>
-        <w:ind w:left="708"/>
-      </w:pPr>
-      <w:hyperlink r:id="rId28">
-        <w:r>
-          <w:rPr>
-            <w:color w:val="1155CC"/>
-            <w:u w:val="single"/>
-          </w:rPr>
-          <w:t>https://www.aliexpress.com/item/33041667425.html?spm=a2g0o.productlist.0.0.66134cc0bi9f1I&amp;algo_pvid=3a184534-9757-4526-b646-8ceaf24cdb6a&amp;algo_expid=3a184534-9757-4526-b646-8ceaf2</w:t>
-        </w:r>
-        <w:r>
-          <w:rPr>
-            <w:color w:val="1155CC"/>
-            <w:u w:val="single"/>
-          </w:rPr>
-          <w:t>4cdb6a-8&amp;btsid=0bb0623f16215216537988424e9c2e&amp;ws_ab_test=searchweb0_0,searchweb201602_,searchweb201603_</w:t>
-        </w:r>
-      </w:hyperlink>
-      <w:r>
+        <w:rPr>
+          <w:sz w:val="20"/>
+          <w:szCs w:val="20"/>
+        </w:rPr>
         <w:t xml:space="preserve"> (with touch screen digitizer)</w:t>
       </w:r>
     </w:p>
@@ -5994,41 +7363,39 @@
           <w:b/>
           <w:color w:val="0000FF"/>
         </w:rPr>
+        <w:lastRenderedPageBreak/>
         <w:t>Memory Section:</w:t>
       </w:r>
       <w:bookmarkEnd w:id="39"/>
     </w:p>
     <w:p>
-      <w:r>
+      <w:pPr>
+        <w:rPr>
+          <w:sz w:val="20"/>
+          <w:szCs w:val="20"/>
+        </w:rPr>
+      </w:pPr>
+      <w:r>
+        <w:rPr>
+          <w:sz w:val="20"/>
+          <w:szCs w:val="20"/>
+        </w:rPr>
         <w:t xml:space="preserve">The memory section encompasses two SD card connectors </w:t>
       </w:r>
       <w:r>
         <w:rPr>
           <w:b/>
+          <w:sz w:val="20"/>
+          <w:szCs w:val="20"/>
         </w:rPr>
         <w:t>114-00841-68</w:t>
       </w:r>
       <w:r>
-        <w:t xml:space="preserve"> which will be connected to the relevant pins of G4418 </w:t>
-      </w:r>
-      <w:proofErr w:type="spellStart"/>
-      <w:r>
-        <w:t>SoM.</w:t>
-      </w:r>
-      <w:proofErr w:type="spellEnd"/>
-      <w:r>
-        <w:t xml:space="preserve"> The connectors are powered through the 3.3V supply provided by the power section of the </w:t>
-      </w:r>
-      <w:proofErr w:type="spellStart"/>
-      <w:r>
-        <w:t>SoM.</w:t>
-      </w:r>
-      <w:proofErr w:type="spellEnd"/>
-      <w:r>
-        <w:t xml:space="preserve"> All data signals of the SD card are p</w:t>
-      </w:r>
-      <w:r>
-        <w:t>ulled up using a 47K resistor array.</w:t>
+        <w:rPr>
+          <w:sz w:val="20"/>
+          <w:szCs w:val="20"/>
+        </w:rPr>
+        <w:t xml:space="preserve"> which will be connected to the relevant pins of G4418 SoM. The connectors are powered through the 3.3V supply provided by the power section of the SoM. All data signals of the SD card are pulled up using a 47K resistor array.</w:t>
       </w:r>
     </w:p>
     <w:p>
@@ -6054,7 +7421,7 @@
                     <pic:cNvPicPr preferRelativeResize="0"/>
                   </pic:nvPicPr>
                   <pic:blipFill>
-                    <a:blip r:embed="rId29"/>
+                    <a:blip r:embed="rId38"/>
                     <a:srcRect/>
                     <a:stretch>
                       <a:fillRect/>
@@ -6135,7 +7502,17 @@
       <w:bookmarkEnd w:id="41"/>
     </w:p>
     <w:p>
-      <w:r>
+      <w:pPr>
+        <w:rPr>
+          <w:sz w:val="20"/>
+          <w:szCs w:val="20"/>
+        </w:rPr>
+      </w:pPr>
+      <w:r>
+        <w:rPr>
+          <w:sz w:val="20"/>
+          <w:szCs w:val="20"/>
+        </w:rPr>
         <w:t>The USB section is divided into the following sub sections.</w:t>
       </w:r>
     </w:p>
@@ -6145,8 +7522,16 @@
           <w:ilvl w:val="0"/>
           <w:numId w:val="5"/>
         </w:numPr>
-      </w:pPr>
-      <w:r>
+        <w:rPr>
+          <w:sz w:val="20"/>
+          <w:szCs w:val="20"/>
+        </w:rPr>
+      </w:pPr>
+      <w:r>
+        <w:rPr>
+          <w:sz w:val="20"/>
+          <w:szCs w:val="20"/>
+        </w:rPr>
         <w:t>USB Host Section</w:t>
       </w:r>
     </w:p>
@@ -6156,13 +7541,31 @@
           <w:ilvl w:val="0"/>
           <w:numId w:val="5"/>
         </w:numPr>
-      </w:pPr>
-      <w:r>
+        <w:rPr>
+          <w:sz w:val="20"/>
+          <w:szCs w:val="20"/>
+        </w:rPr>
+      </w:pPr>
+      <w:r>
+        <w:rPr>
+          <w:sz w:val="20"/>
+          <w:szCs w:val="20"/>
+        </w:rPr>
         <w:t>USB OTG section</w:t>
       </w:r>
     </w:p>
     <w:p>
-      <w:r>
+      <w:pPr>
+        <w:rPr>
+          <w:sz w:val="20"/>
+          <w:szCs w:val="20"/>
+        </w:rPr>
+      </w:pPr>
+      <w:r>
+        <w:rPr>
+          <w:sz w:val="20"/>
+          <w:szCs w:val="20"/>
+        </w:rPr>
         <w:t>At present, there is one USB OTG channel and 3 USB host channels available.</w:t>
       </w:r>
     </w:p>
@@ -6189,34 +7592,129 @@
       <w:bookmarkEnd w:id="43"/>
     </w:p>
     <w:p>
-      <w:r>
-        <w:t>This section woul</w:t>
-      </w:r>
-      <w:r>
-        <w:t xml:space="preserve">d serve as a “master” USB device, to which other “client” peripherals can be attached. 3 </w:t>
-      </w:r>
-      <w:proofErr w:type="gramStart"/>
-      <w:r>
-        <w:t>micro USB</w:t>
-      </w:r>
-      <w:proofErr w:type="gramEnd"/>
-      <w:r>
-        <w:t xml:space="preserve"> connectors 87583-2010BLF are present in the schematic and are only connected to USB host IC. The GL850G USB host IC is being used which embeds an 8-bit RISC </w:t>
-      </w:r>
-      <w:r>
-        <w:t xml:space="preserve">processor to manipulate the control/status registers and respond to the requests from the USB host. Since the pins are bidirectional, 3 channels of host IC are connected to </w:t>
-      </w:r>
-      <w:proofErr w:type="gramStart"/>
-      <w:r>
-        <w:lastRenderedPageBreak/>
-        <w:t>micro USB</w:t>
-      </w:r>
-      <w:proofErr w:type="gramEnd"/>
-      <w:r>
-        <w:t xml:space="preserve"> connectors and the remaining two channels, DX0 and DX1, are connected to </w:t>
-      </w:r>
-      <w:r>
-        <w:t xml:space="preserve">MCU and 3G modem respectively.  </w:t>
+      <w:pPr>
+        <w:ind w:left="360"/>
+        <w:rPr>
+          <w:b/>
+          <w:bCs/>
+          <w:u w:val="single"/>
+        </w:rPr>
+      </w:pPr>
+      <w:r>
+        <w:rPr>
+          <w:b/>
+          <w:bCs/>
+          <w:u w:val="single"/>
+        </w:rPr>
+        <w:t>Main Component:</w:t>
+      </w:r>
+    </w:p>
+    <w:p>
+      <w:pPr>
+        <w:ind w:left="360"/>
+        <w:rPr>
+          <w:sz w:val="20"/>
+          <w:szCs w:val="20"/>
+        </w:rPr>
+      </w:pPr>
+      <w:r>
+        <w:rPr>
+          <w:sz w:val="20"/>
+          <w:szCs w:val="20"/>
+        </w:rPr>
+        <w:t>GL850G</w:t>
+      </w:r>
+      <w:r>
+        <w:rPr>
+          <w:sz w:val="20"/>
+          <w:szCs w:val="20"/>
+        </w:rPr>
+        <w:t>:</w:t>
+      </w:r>
+    </w:p>
+    <w:p>
+      <w:pPr>
+        <w:ind w:left="360"/>
+        <w:rPr>
+          <w:sz w:val="20"/>
+          <w:szCs w:val="20"/>
+        </w:rPr>
+      </w:pPr>
+      <w:r>
+        <w:rPr>
+          <w:sz w:val="20"/>
+          <w:szCs w:val="20"/>
+        </w:rPr>
+        <w:t>87583-2010BLF</w:t>
+      </w:r>
+      <w:r>
+        <w:rPr>
+          <w:sz w:val="20"/>
+          <w:szCs w:val="20"/>
+        </w:rPr>
+        <w:t>:</w:t>
+      </w:r>
+    </w:p>
+    <w:p>
+      <w:pPr>
+        <w:ind w:left="360"/>
+        <w:rPr>
+          <w:b/>
+          <w:bCs/>
+          <w:u w:val="single"/>
+        </w:rPr>
+      </w:pPr>
+      <w:r>
+        <w:rPr>
+          <w:b/>
+          <w:bCs/>
+          <w:u w:val="single"/>
+        </w:rPr>
+        <w:t>Description:</w:t>
+      </w:r>
+    </w:p>
+    <w:p>
+      <w:pPr>
+        <w:ind w:left="360"/>
+        <w:rPr>
+          <w:sz w:val="20"/>
+          <w:szCs w:val="20"/>
+        </w:rPr>
+      </w:pPr>
+      <w:r>
+        <w:rPr>
+          <w:sz w:val="20"/>
+          <w:szCs w:val="20"/>
+        </w:rPr>
+        <w:t xml:space="preserve">This section would serve as a “master” USB device, to which other “client” peripherals can be attached. 3 </w:t>
+      </w:r>
+      <w:r>
+        <w:rPr>
+          <w:sz w:val="20"/>
+          <w:szCs w:val="20"/>
+        </w:rPr>
+        <w:t>micro-USB</w:t>
+      </w:r>
+      <w:r>
+        <w:rPr>
+          <w:sz w:val="20"/>
+          <w:szCs w:val="20"/>
+        </w:rPr>
+        <w:t xml:space="preserve"> connectors 87583-2010BLF are present in the schematic and are only connected to USB host IC. The GL850G USB host IC is being used which embeds an 8-bit RISC processor to manipulate the control/status registers and respond to the requests from the USB host. Since the pins are bidirectional, 3 channels of host IC are connected to </w:t>
+      </w:r>
+      <w:r>
+        <w:rPr>
+          <w:sz w:val="20"/>
+          <w:szCs w:val="20"/>
+        </w:rPr>
+        <w:t>micro-USB</w:t>
+      </w:r>
+      <w:r>
+        <w:rPr>
+          <w:sz w:val="20"/>
+          <w:szCs w:val="20"/>
+        </w:rPr>
+        <w:t xml:space="preserve"> connectors and the remaining two channels, DX0 and DX1, are connected to MCU and 3G modem respectively.  </w:t>
       </w:r>
     </w:p>
     <w:p/>
@@ -6229,6 +7727,7 @@
         <w:rPr>
           <w:noProof/>
         </w:rPr>
+        <w:lastRenderedPageBreak/>
         <w:drawing>
           <wp:inline distT="114300" distB="114300" distL="114300" distR="114300">
             <wp:extent cx="5731200" cy="2527300"/>
@@ -6243,7 +7742,7 @@
                     <pic:cNvPicPr preferRelativeResize="0"/>
                   </pic:nvPicPr>
                   <pic:blipFill>
-                    <a:blip r:embed="rId30"/>
+                    <a:blip r:embed="rId39"/>
                     <a:srcRect/>
                     <a:stretch>
                       <a:fillRect/>
@@ -6316,36 +7815,182 @@
       <w:bookmarkEnd w:id="45"/>
     </w:p>
     <w:p>
-      <w:r>
-        <w:t>With USB On-The-Go, you can connect external peripheral devices to this tablet such as keyboard and storage devices. We are using the SY6280 chipset which is a low loss power distribution switch. The USB</w:t>
-      </w:r>
-      <w:r>
-        <w:t xml:space="preserve"> input uses a 10118194-0001LF </w:t>
-      </w:r>
-      <w:proofErr w:type="gramStart"/>
-      <w:r>
-        <w:t>micro B</w:t>
-      </w:r>
-      <w:proofErr w:type="gramEnd"/>
-      <w:r>
+      <w:pPr>
+        <w:ind w:left="360"/>
+        <w:rPr>
+          <w:b/>
+          <w:bCs/>
+          <w:u w:val="single"/>
+        </w:rPr>
+      </w:pPr>
+      <w:r>
+        <w:rPr>
+          <w:b/>
+          <w:bCs/>
+          <w:u w:val="single"/>
+        </w:rPr>
+        <w:t>Main Components:</w:t>
+      </w:r>
+    </w:p>
+    <w:p>
+      <w:pPr>
+        <w:ind w:left="360"/>
+        <w:rPr>
+          <w:sz w:val="20"/>
+          <w:szCs w:val="20"/>
+        </w:rPr>
+      </w:pPr>
+      <w:r>
+        <w:rPr>
+          <w:sz w:val="20"/>
+          <w:szCs w:val="20"/>
+        </w:rPr>
+        <w:t>SY6280</w:t>
+      </w:r>
+      <w:r>
+        <w:rPr>
+          <w:sz w:val="20"/>
+          <w:szCs w:val="20"/>
+        </w:rPr>
+        <w:t xml:space="preserve">: </w:t>
+      </w:r>
+      <w:r>
+        <w:rPr>
+          <w:sz w:val="20"/>
+          <w:szCs w:val="20"/>
+        </w:rPr>
+        <w:t>power distribution switch</w:t>
+      </w:r>
+    </w:p>
+    <w:p>
+      <w:pPr>
+        <w:ind w:left="360"/>
+        <w:rPr>
+          <w:b/>
+          <w:bCs/>
+          <w:u w:val="single"/>
+        </w:rPr>
+      </w:pPr>
+      <w:r>
+        <w:rPr>
+          <w:sz w:val="20"/>
+          <w:szCs w:val="20"/>
+        </w:rPr>
+        <w:t>10118194-0001LF</w:t>
+      </w:r>
+      <w:r>
+        <w:rPr>
+          <w:sz w:val="20"/>
+          <w:szCs w:val="20"/>
+        </w:rPr>
+        <w:t xml:space="preserve">: </w:t>
+      </w:r>
+      <w:r>
+        <w:rPr>
+          <w:sz w:val="20"/>
+          <w:szCs w:val="20"/>
+        </w:rPr>
+        <w:t>micro–B USB 2.0 receptacle connector</w:t>
+      </w:r>
+    </w:p>
+    <w:p>
+      <w:pPr>
+        <w:ind w:left="360"/>
+        <w:rPr>
+          <w:b/>
+          <w:bCs/>
+          <w:u w:val="single"/>
+        </w:rPr>
+      </w:pPr>
+      <w:r>
+        <w:rPr>
+          <w:b/>
+          <w:bCs/>
+          <w:u w:val="single"/>
+        </w:rPr>
+        <w:t>Description:</w:t>
+      </w:r>
+    </w:p>
+    <w:p>
+      <w:pPr>
+        <w:ind w:left="360"/>
+        <w:rPr>
+          <w:sz w:val="20"/>
+          <w:szCs w:val="20"/>
+        </w:rPr>
+      </w:pPr>
+      <w:r>
+        <w:rPr>
+          <w:sz w:val="20"/>
+          <w:szCs w:val="20"/>
+        </w:rPr>
+        <w:t xml:space="preserve">With USB On-The-Go, you can connect external peripheral devices to this tablet such as keyboard and storage devices. We are using the SY6280 chipset which is a low loss power distribution switch. The USB input uses a 10118194-0001LF </w:t>
+      </w:r>
+      <w:r>
+        <w:rPr>
+          <w:sz w:val="20"/>
+          <w:szCs w:val="20"/>
+        </w:rPr>
+        <w:t>micro–B</w:t>
+      </w:r>
+      <w:r>
+        <w:rPr>
+          <w:sz w:val="20"/>
+          <w:szCs w:val="20"/>
+        </w:rPr>
         <w:t xml:space="preserve"> USB 2.0 receptacle connector.</w:t>
       </w:r>
     </w:p>
     <w:p>
-      <w:r>
-        <w:t>B</w:t>
-      </w:r>
-      <w:r>
-        <w:t xml:space="preserve">lock diagram shows a USB type C input to the MCU however the current circuit uses USB </w:t>
-      </w:r>
-      <w:proofErr w:type="gramStart"/>
-      <w:r>
-        <w:t>micro B</w:t>
-      </w:r>
-      <w:proofErr w:type="gramEnd"/>
-      <w:r>
-        <w:t xml:space="preserve"> for both host and OTG.</w:t>
-      </w:r>
+      <w:pPr>
+        <w:ind w:left="360"/>
+        <w:rPr>
+          <w:sz w:val="20"/>
+          <w:szCs w:val="20"/>
+        </w:rPr>
+      </w:pPr>
+      <w:r>
+        <w:rPr>
+          <w:sz w:val="20"/>
+          <w:szCs w:val="20"/>
+        </w:rPr>
+        <w:t xml:space="preserve">The SY6280 will receive 5V from the USB power section. This will control supply to the OTG </w:t>
+      </w:r>
+      <w:r>
+        <w:rPr>
+          <w:sz w:val="20"/>
+          <w:szCs w:val="20"/>
+        </w:rPr>
+        <w:t>and will be controlled by the main processing unit.</w:t>
+      </w:r>
+    </w:p>
+    <w:p>
+      <w:pPr>
+        <w:ind w:left="360"/>
+        <w:rPr>
+          <w:b/>
+          <w:bCs/>
+          <w:u w:val="single"/>
+        </w:rPr>
+      </w:pPr>
+      <w:r>
+        <w:rPr>
+          <w:b/>
+          <w:bCs/>
+          <w:u w:val="single"/>
+        </w:rPr>
+        <w:t>Link:</w:t>
+      </w:r>
+    </w:p>
+    <w:p>
+      <w:pPr>
+        <w:ind w:left="360"/>
+        <w:rPr>
+          <w:b/>
+          <w:bCs/>
+          <w:u w:val="single"/>
+        </w:rPr>
+      </w:pPr>
     </w:p>
     <w:p>
       <w:pPr>
@@ -6370,7 +8015,7 @@
                     <pic:cNvPicPr preferRelativeResize="0"/>
                   </pic:nvPicPr>
                   <pic:blipFill>
-                    <a:blip r:embed="rId31"/>
+                    <a:blip r:embed="rId40"/>
                     <a:srcRect/>
                     <a:stretch>
                       <a:fillRect/>
@@ -6451,7 +8096,17 @@
       <w:bookmarkEnd w:id="47"/>
     </w:p>
     <w:p>
-      <w:r>
+      <w:pPr>
+        <w:rPr>
+          <w:sz w:val="20"/>
+          <w:szCs w:val="20"/>
+        </w:rPr>
+      </w:pPr>
+      <w:r>
+        <w:rPr>
+          <w:sz w:val="20"/>
+          <w:szCs w:val="20"/>
+        </w:rPr>
         <w:t>Input section consists of the following sub sections:</w:t>
       </w:r>
     </w:p>
@@ -6461,8 +8116,16 @@
           <w:ilvl w:val="0"/>
           <w:numId w:val="3"/>
         </w:numPr>
-      </w:pPr>
-      <w:r>
+        <w:rPr>
+          <w:sz w:val="20"/>
+          <w:szCs w:val="20"/>
+        </w:rPr>
+      </w:pPr>
+      <w:r>
+        <w:rPr>
+          <w:sz w:val="20"/>
+          <w:szCs w:val="20"/>
+        </w:rPr>
         <w:t>Keys Button Section</w:t>
       </w:r>
     </w:p>
@@ -6472,8 +8135,16 @@
           <w:ilvl w:val="0"/>
           <w:numId w:val="3"/>
         </w:numPr>
-      </w:pPr>
-      <w:r>
+        <w:rPr>
+          <w:sz w:val="20"/>
+          <w:szCs w:val="20"/>
+        </w:rPr>
+      </w:pPr>
+      <w:r>
+        <w:rPr>
+          <w:sz w:val="20"/>
+          <w:szCs w:val="20"/>
+        </w:rPr>
         <w:t>Sensor Section</w:t>
       </w:r>
     </w:p>
@@ -6501,19 +8172,109 @@
       <w:bookmarkEnd w:id="49"/>
     </w:p>
     <w:p>
-      <w:r>
-        <w:t>The tablet w</w:t>
-      </w:r>
-      <w:r>
-        <w:t xml:space="preserve">ill have </w:t>
-      </w:r>
-      <w:r>
-        <w:rPr>
-          <w:b/>
+      <w:pPr>
+        <w:ind w:left="360"/>
+        <w:rPr>
+          <w:b/>
+          <w:bCs/>
+          <w:u w:val="single"/>
+        </w:rPr>
+      </w:pPr>
+      <w:r>
+        <w:rPr>
+          <w:b/>
+          <w:bCs/>
+          <w:u w:val="single"/>
+        </w:rPr>
+        <w:t>Main</w:t>
+      </w:r>
+      <w:r>
+        <w:rPr>
+          <w:b/>
+          <w:bCs/>
+          <w:u w:val="single"/>
+        </w:rPr>
+        <w:t xml:space="preserve"> Component:</w:t>
+      </w:r>
+    </w:p>
+    <w:p>
+      <w:pPr>
+        <w:ind w:left="360"/>
+        <w:rPr>
+          <w:bCs/>
+        </w:rPr>
+      </w:pPr>
+      <w:r>
+        <w:rPr>
+          <w:bCs/>
+          <w:sz w:val="20"/>
+          <w:szCs w:val="20"/>
         </w:rPr>
         <w:t>TL3301NF160QG/TR</w:t>
       </w:r>
       <w:r>
+        <w:rPr>
+          <w:bCs/>
+          <w:sz w:val="20"/>
+          <w:szCs w:val="20"/>
+        </w:rPr>
+        <w:t xml:space="preserve">: </w:t>
+      </w:r>
+      <w:r>
+        <w:rPr>
+          <w:bCs/>
+          <w:sz w:val="20"/>
+          <w:szCs w:val="20"/>
+        </w:rPr>
+        <w:t>Tactile Switch SPST-NO Top Actuated Surface Mount</w:t>
+      </w:r>
+    </w:p>
+    <w:p>
+      <w:pPr>
+        <w:ind w:left="360"/>
+        <w:rPr>
+          <w:b/>
+          <w:bCs/>
+          <w:u w:val="single"/>
+        </w:rPr>
+      </w:pPr>
+      <w:r>
+        <w:rPr>
+          <w:b/>
+          <w:bCs/>
+          <w:u w:val="single"/>
+        </w:rPr>
+        <w:t>Description:</w:t>
+      </w:r>
+    </w:p>
+    <w:p>
+      <w:pPr>
+        <w:ind w:left="360"/>
+        <w:rPr>
+          <w:sz w:val="20"/>
+          <w:szCs w:val="20"/>
+        </w:rPr>
+      </w:pPr>
+      <w:r>
+        <w:rPr>
+          <w:sz w:val="20"/>
+          <w:szCs w:val="20"/>
+        </w:rPr>
+        <w:t xml:space="preserve">The tablet will have </w:t>
+      </w:r>
+      <w:r>
+        <w:rPr>
+          <w:b/>
+          <w:sz w:val="20"/>
+          <w:szCs w:val="20"/>
+        </w:rPr>
+        <w:t>TL3301NF160QG/TR</w:t>
+      </w:r>
+      <w:r>
+        <w:rPr>
+          <w:sz w:val="20"/>
+          <w:szCs w:val="20"/>
+        </w:rPr>
         <w:t xml:space="preserve"> as 2 volume keys, a power button and a reset switch which are provided in this section. Switches for back and menu function are also given.</w:t>
       </w:r>
     </w:p>
@@ -6541,7 +8302,7 @@
                     <pic:cNvPicPr preferRelativeResize="0"/>
                   </pic:nvPicPr>
                   <pic:blipFill>
-                    <a:blip r:embed="rId32"/>
+                    <a:blip r:embed="rId41"/>
                     <a:srcRect/>
                     <a:stretch>
                       <a:fillRect/>
@@ -6619,7 +8380,7 @@
                     <pic:cNvPicPr preferRelativeResize="0"/>
                   </pic:nvPicPr>
                   <pic:blipFill>
-                    <a:blip r:embed="rId33"/>
+                    <a:blip r:embed="rId42"/>
                     <a:srcRect/>
                     <a:stretch>
                       <a:fillRect/>
@@ -6707,37 +8468,146 @@
       <w:bookmarkEnd w:id="51"/>
     </w:p>
     <w:p>
-      <w:r>
+      <w:pPr>
+        <w:ind w:left="360"/>
+        <w:rPr>
+          <w:b/>
+          <w:bCs/>
+          <w:u w:val="single"/>
+        </w:rPr>
+      </w:pPr>
+      <w:r>
+        <w:rPr>
+          <w:b/>
+          <w:bCs/>
+          <w:u w:val="single"/>
+        </w:rPr>
+        <w:t>Main Components:</w:t>
+      </w:r>
+    </w:p>
+    <w:p>
+      <w:pPr>
+        <w:ind w:left="360"/>
+        <w:rPr>
+          <w:bCs/>
+          <w:sz w:val="20"/>
+          <w:szCs w:val="20"/>
+        </w:rPr>
+      </w:pPr>
+      <w:r>
+        <w:rPr>
+          <w:bCs/>
+          <w:sz w:val="20"/>
+          <w:szCs w:val="20"/>
+        </w:rPr>
+        <w:t>ICM-42688-P</w:t>
+      </w:r>
+      <w:r>
+        <w:rPr>
+          <w:bCs/>
+          <w:sz w:val="20"/>
+          <w:szCs w:val="20"/>
+        </w:rPr>
+        <w:t>: 6 axis IMU senor</w:t>
+      </w:r>
+    </w:p>
+    <w:p>
+      <w:pPr>
+        <w:ind w:left="360"/>
+        <w:rPr>
+          <w:bCs/>
+          <w:sz w:val="20"/>
+          <w:szCs w:val="20"/>
+        </w:rPr>
+      </w:pPr>
+      <w:r>
+        <w:rPr>
+          <w:bCs/>
+          <w:sz w:val="20"/>
+          <w:szCs w:val="20"/>
+        </w:rPr>
+        <w:t>VEML6030-GS15</w:t>
+      </w:r>
+      <w:r>
+        <w:rPr>
+          <w:bCs/>
+          <w:sz w:val="20"/>
+          <w:szCs w:val="20"/>
+        </w:rPr>
+        <w:t>: light sensor</w:t>
+      </w:r>
+      <w:r>
+        <w:rPr>
+          <w:bCs/>
+          <w:sz w:val="20"/>
+          <w:szCs w:val="20"/>
+        </w:rPr>
+        <w:t xml:space="preserve"> IC</w:t>
+      </w:r>
+    </w:p>
+    <w:p>
+      <w:pPr>
+        <w:ind w:left="360"/>
+        <w:rPr>
+          <w:b/>
+          <w:bCs/>
+          <w:u w:val="single"/>
+        </w:rPr>
+      </w:pPr>
+      <w:r>
+        <w:rPr>
+          <w:b/>
+          <w:bCs/>
+          <w:u w:val="single"/>
+        </w:rPr>
+        <w:t>Description:</w:t>
+      </w:r>
+    </w:p>
+    <w:p>
+      <w:pPr>
+        <w:ind w:left="360"/>
+        <w:rPr>
+          <w:sz w:val="20"/>
+          <w:szCs w:val="20"/>
+        </w:rPr>
+      </w:pPr>
+      <w:r>
+        <w:rPr>
+          <w:sz w:val="20"/>
+          <w:szCs w:val="20"/>
+        </w:rPr>
+        <w:lastRenderedPageBreak/>
         <w:t xml:space="preserve">The tablet currently has a 6 axis IMU sensor </w:t>
       </w:r>
       <w:r>
         <w:rPr>
           <w:b/>
+          <w:sz w:val="20"/>
+          <w:szCs w:val="20"/>
         </w:rPr>
         <w:t>ICM-42688-P</w:t>
       </w:r>
       <w:r>
-        <w:t xml:space="preserve"> and a ligh</w:t>
-      </w:r>
-      <w:r>
-        <w:t xml:space="preserve">t sensor </w:t>
-      </w:r>
-      <w:r>
-        <w:rPr>
-          <w:b/>
+        <w:rPr>
+          <w:sz w:val="20"/>
+          <w:szCs w:val="20"/>
+        </w:rPr>
+        <w:t xml:space="preserve"> and a light sensor </w:t>
+      </w:r>
+      <w:r>
+        <w:rPr>
+          <w:b/>
+          <w:sz w:val="20"/>
+          <w:szCs w:val="20"/>
         </w:rPr>
         <w:t>VEML6030-GS15</w:t>
       </w:r>
       <w:r>
-        <w:t xml:space="preserve">. Both sensors are connected through the I2C 2 interface of the </w:t>
-      </w:r>
-      <w:proofErr w:type="spellStart"/>
-      <w:r>
-        <w:t>SoM</w:t>
-      </w:r>
-      <w:proofErr w:type="spellEnd"/>
-      <w:r>
-        <w:t xml:space="preserve"> with different address lines.</w:t>
+        <w:rPr>
+          <w:sz w:val="20"/>
+          <w:szCs w:val="20"/>
+        </w:rPr>
+        <w:t>. Both sensors are connected through the I2C 2 interface of the SoM with different address lines.</w:t>
       </w:r>
     </w:p>
     <w:p>
@@ -6749,7 +8619,6 @@
         <w:rPr>
           <w:noProof/>
         </w:rPr>
-        <w:lastRenderedPageBreak/>
         <w:drawing>
           <wp:inline distT="114300" distB="114300" distL="114300" distR="114300">
             <wp:extent cx="5010150" cy="2609850"/>
@@ -6764,7 +8633,7 @@
                     <pic:cNvPicPr preferRelativeResize="0"/>
                   </pic:nvPicPr>
                   <pic:blipFill>
-                    <a:blip r:embed="rId34"/>
+                    <a:blip r:embed="rId43"/>
                     <a:srcRect/>
                     <a:stretch>
                       <a:fillRect/>
@@ -6828,8 +8697,18 @@
       </w:r>
     </w:p>
     <w:p>
-      <w:r>
-        <w:t>According to the block diagram a compass is also required which needs to be added.</w:t>
+      <w:pPr>
+        <w:ind w:left="360"/>
+      </w:pPr>
+      <w:r>
+        <w:rPr>
+          <w:sz w:val="20"/>
+          <w:szCs w:val="20"/>
+        </w:rPr>
+        <w:t>According to the block diagram a compass is also required which needs to be added</w:t>
+      </w:r>
+      <w:r>
+        <w:t>.</w:t>
       </w:r>
     </w:p>
     <w:p>
@@ -6855,7 +8734,7 @@
                     <pic:cNvPicPr preferRelativeResize="0"/>
                   </pic:nvPicPr>
                   <pic:blipFill>
-                    <a:blip r:embed="rId35"/>
+                    <a:blip r:embed="rId44"/>
                     <a:srcRect/>
                     <a:stretch>
                       <a:fillRect/>
@@ -6939,40 +8818,147 @@
       <w:bookmarkEnd w:id="53"/>
     </w:p>
     <w:p>
-      <w:r>
+      <w:pPr>
+        <w:rPr>
+          <w:b/>
+          <w:bCs/>
+          <w:u w:val="single"/>
+        </w:rPr>
+      </w:pPr>
+      <w:r>
+        <w:rPr>
+          <w:b/>
+          <w:bCs/>
+          <w:u w:val="single"/>
+        </w:rPr>
+        <w:t>Main Component:</w:t>
+      </w:r>
+    </w:p>
+    <w:p>
+      <w:pPr>
+        <w:rPr>
+          <w:bCs/>
+          <w:sz w:val="20"/>
+          <w:szCs w:val="20"/>
+        </w:rPr>
+      </w:pPr>
+      <w:r>
+        <w:rPr>
+          <w:bCs/>
+          <w:sz w:val="20"/>
+          <w:szCs w:val="20"/>
+        </w:rPr>
+        <w:t>DC-005-5A-2.5-SMT</w:t>
+      </w:r>
+      <w:r>
+        <w:rPr>
+          <w:bCs/>
+          <w:sz w:val="20"/>
+          <w:szCs w:val="20"/>
+        </w:rPr>
+        <w:t>:</w:t>
+      </w:r>
+      <w:r>
+        <w:rPr>
+          <w:bCs/>
+          <w:sz w:val="20"/>
+          <w:szCs w:val="20"/>
+        </w:rPr>
+        <w:t xml:space="preserve"> DC barrel jack</w:t>
+      </w:r>
+    </w:p>
+    <w:p>
+      <w:pPr>
+        <w:rPr>
+          <w:bCs/>
+          <w:u w:val="single"/>
+        </w:rPr>
+      </w:pPr>
+      <w:r>
+        <w:rPr>
+          <w:bCs/>
+          <w:sz w:val="20"/>
+          <w:szCs w:val="20"/>
+        </w:rPr>
+        <w:t>0527460471</w:t>
+      </w:r>
+      <w:r>
+        <w:rPr>
+          <w:bCs/>
+          <w:sz w:val="20"/>
+          <w:szCs w:val="20"/>
+        </w:rPr>
+        <w:t>:</w:t>
+      </w:r>
+      <w:r>
+        <w:rPr>
+          <w:bCs/>
+          <w:sz w:val="20"/>
+          <w:szCs w:val="20"/>
+        </w:rPr>
+        <w:t xml:space="preserve"> FPC connector</w:t>
+      </w:r>
+    </w:p>
+    <w:p>
+      <w:pPr>
+        <w:rPr>
+          <w:b/>
+          <w:bCs/>
+          <w:u w:val="single"/>
+        </w:rPr>
+      </w:pPr>
+      <w:r>
+        <w:rPr>
+          <w:b/>
+          <w:bCs/>
+          <w:u w:val="single"/>
+        </w:rPr>
+        <w:t>Description:</w:t>
+      </w:r>
+    </w:p>
+    <w:p>
+      <w:pPr>
+        <w:rPr>
+          <w:sz w:val="20"/>
+          <w:szCs w:val="20"/>
+        </w:rPr>
+      </w:pPr>
+      <w:r>
+        <w:rPr>
+          <w:sz w:val="20"/>
+          <w:szCs w:val="20"/>
+        </w:rPr>
         <w:t xml:space="preserve">The connector section consists of all the important connectors for input power. We have added a DC barrel jack </w:t>
       </w:r>
       <w:r>
         <w:rPr>
           <w:b/>
+          <w:sz w:val="20"/>
+          <w:szCs w:val="20"/>
         </w:rPr>
         <w:t>DC-005-5A-2.5-SMT</w:t>
       </w:r>
       <w:r>
-        <w:t xml:space="preserve"> for power adapter and a</w:t>
-      </w:r>
-      <w:r>
-        <w:t xml:space="preserve">n FPC connector </w:t>
-      </w:r>
-      <w:r>
-        <w:rPr>
-          <w:b/>
+        <w:rPr>
+          <w:sz w:val="20"/>
+          <w:szCs w:val="20"/>
+        </w:rPr>
+        <w:t xml:space="preserve"> for power adapter and an FPC connector </w:t>
+      </w:r>
+      <w:r>
+        <w:rPr>
+          <w:b/>
+          <w:sz w:val="20"/>
+          <w:szCs w:val="20"/>
         </w:rPr>
         <w:t>0527460471</w:t>
       </w:r>
       <w:r>
-        <w:t xml:space="preserve"> and SMD pads for battery input.  The input is connected to necessary bulk capacitance for a stable supply. Battery is expected to be 3.7V </w:t>
-      </w:r>
-      <w:proofErr w:type="spellStart"/>
-      <w:r>
-        <w:t>Lipo</w:t>
-      </w:r>
-      <w:proofErr w:type="spellEnd"/>
-      <w:r>
-        <w:t xml:space="preserve"> whereas the adaptor will provide 5V power input. The input signals from this section c</w:t>
-      </w:r>
-      <w:r>
-        <w:t xml:space="preserve">onnect to the main controller section which has a built-in power management circuitry with battery charging facility. </w:t>
+        <w:rPr>
+          <w:sz w:val="20"/>
+          <w:szCs w:val="20"/>
+        </w:rPr>
+        <w:t xml:space="preserve"> and SMD pads for battery input.  The input is connected to necessary bulk capacitance for a stable supply. Battery is expected to be 3.7V Lipo whereas the adaptor will provide 5V power input. The input signals from this section connect to the main controller section which has a built-in power management circuitry with battery charging facility. </w:t>
       </w:r>
     </w:p>
     <w:p>
@@ -6984,6 +8970,7 @@
         <w:rPr>
           <w:noProof/>
         </w:rPr>
+        <w:lastRenderedPageBreak/>
         <w:drawing>
           <wp:inline distT="114300" distB="114300" distL="114300" distR="114300">
             <wp:extent cx="3567595" cy="2781664"/>
@@ -6998,7 +8985,7 @@
                     <pic:cNvPicPr preferRelativeResize="0"/>
                   </pic:nvPicPr>
                   <pic:blipFill>
-                    <a:blip r:embed="rId36"/>
+                    <a:blip r:embed="rId45"/>
                     <a:srcRect/>
                     <a:stretch>
                       <a:fillRect/>
@@ -7062,7 +9049,6 @@
         <w:rPr>
           <w:noProof/>
         </w:rPr>
-        <w:lastRenderedPageBreak/>
         <w:drawing>
           <wp:inline distT="114300" distB="114300" distL="114300" distR="114300">
             <wp:extent cx="2009416" cy="2819036"/>
@@ -7077,7 +9063,7 @@
                     <pic:cNvPicPr preferRelativeResize="0"/>
                   </pic:nvPicPr>
                   <pic:blipFill>
-                    <a:blip r:embed="rId37"/>
+                    <a:blip r:embed="rId46"/>
                     <a:srcRect/>
                     <a:stretch>
                       <a:fillRect/>
@@ -7133,9 +9119,9 @@
       </w:r>
     </w:p>
     <w:p>
-      <w:bookmarkStart w:id="54" w:name="_Toc78905941"/>
-      <w:bookmarkStart w:id="55" w:name="_h0s53u5ky1y8" w:colFirst="0" w:colLast="0"/>
-      <w:bookmarkEnd w:id="55"/>
+      <w:bookmarkStart w:id="54" w:name="_h0s53u5ky1y8" w:colFirst="0" w:colLast="0"/>
+      <w:bookmarkStart w:id="55" w:name="_Toc78905941"/>
+      <w:bookmarkEnd w:id="54"/>
     </w:p>
     <w:p>
       <w:pPr>
@@ -7152,34 +9138,13 @@
           <w:bCs/>
           <w:color w:val="000000" w:themeColor="text1"/>
         </w:rPr>
-        <w:t xml:space="preserve">Missing Characteristics </w:t>
-      </w:r>
-      <w:proofErr w:type="gramStart"/>
-      <w:r>
-        <w:rPr>
-          <w:b/>
-          <w:bCs/>
-          <w:color w:val="000000" w:themeColor="text1"/>
-        </w:rPr>
-        <w:t>Of</w:t>
-      </w:r>
-      <w:proofErr w:type="gramEnd"/>
-      <w:r>
-        <w:rPr>
-          <w:b/>
-          <w:bCs/>
-          <w:color w:val="000000" w:themeColor="text1"/>
-        </w:rPr>
-        <w:t xml:space="preserve"> the System:</w:t>
-      </w:r>
-      <w:bookmarkEnd w:id="54"/>
-    </w:p>
-    <w:p>
-      <w:r>
-        <w:t>Following components/circuits needs to be added to the current design as per the instructions g</w:t>
-      </w:r>
-      <w:r>
-        <w:t>iven in block diagram provided by client.</w:t>
+        <w:t>Missing Characteristics Of the System:</w:t>
+      </w:r>
+      <w:bookmarkEnd w:id="55"/>
+    </w:p>
+    <w:p>
+      <w:r>
+        <w:t>Following components/circuits needs to be added to the current design as per the instructions given in block diagram provided by client.</w:t>
       </w:r>
     </w:p>
     <w:p/>
@@ -7241,15 +9206,7 @@
         </w:numPr>
       </w:pPr>
       <w:r>
-        <w:t xml:space="preserve">There is no Bluetooth or </w:t>
-      </w:r>
-      <w:proofErr w:type="spellStart"/>
-      <w:r>
-        <w:t>WiFi</w:t>
-      </w:r>
-      <w:proofErr w:type="spellEnd"/>
-      <w:r>
-        <w:t xml:space="preserve"> feature available in the design.</w:t>
+        <w:t>There is no Bluetooth or WiFi feature available in the design.</w:t>
       </w:r>
     </w:p>
     <w:p>
@@ -7260,13 +9217,9 @@
         </w:numPr>
       </w:pPr>
       <w:r>
-        <w:t xml:space="preserve">Not enough GPIOs are available for connecting SIM7100. The RESET pin, PWRKEY (which enables the module) and flight mode pin (which controls RF function) are not connected to the </w:t>
-      </w:r>
-      <w:proofErr w:type="spellStart"/>
-      <w:r>
-        <w:t>SoM.</w:t>
-      </w:r>
-      <w:proofErr w:type="spellEnd"/>
+        <w:lastRenderedPageBreak/>
+        <w:t>Not enough GPIOs are available for connecting SIM7100. The RESET pin, PWRKEY (which enables the module) and flight mode pin (which controls RF function) are not connected to the SoM.</w:t>
+      </w:r>
     </w:p>
     <w:p>
       <w:pPr>
@@ -7294,25 +9247,7 @@
           <w:bCs/>
           <w:color w:val="000000" w:themeColor="text1"/>
         </w:rPr>
-        <w:t xml:space="preserve">Alternate Suggestions for </w:t>
-      </w:r>
-      <w:proofErr w:type="spellStart"/>
-      <w:r>
-        <w:rPr>
-          <w:b/>
-          <w:bCs/>
-          <w:color w:val="000000" w:themeColor="text1"/>
-        </w:rPr>
-        <w:t>SoM</w:t>
-      </w:r>
-      <w:proofErr w:type="spellEnd"/>
-      <w:r>
-        <w:rPr>
-          <w:b/>
-          <w:bCs/>
-          <w:color w:val="000000" w:themeColor="text1"/>
-        </w:rPr>
-        <w:t xml:space="preserve"> G4418:</w:t>
+        <w:t>Alternate Suggestions for SoM G4418:</w:t>
       </w:r>
     </w:p>
     <w:p>
@@ -7338,7 +9273,7 @@
         <w:rPr>
           <w:b/>
           <w:bCs/>
-          <w:color w:val="0033CC"/>
+          <w:color w:val="0000CC"/>
         </w:rPr>
         <w:t>VAR-SOM-MX6:</w:t>
       </w:r>
@@ -7363,18 +9298,17 @@
     </w:p>
     <w:p>
       <w:r>
-        <w:t xml:space="preserve">The VAR-SOM-MX6 is a high-performance System-on-Module. It provides an ideal building block that easily integrates with a wide range of target markets requiring rich multimedia </w:t>
-      </w:r>
-      <w:r>
-        <w:lastRenderedPageBreak/>
-        <w:t>functionality, powerful graphics and video capabilities, as well as high-processing power. Compact, cost effective and with low power consumption, VAR-SOM-MX6 secures an Intel Atom performance level.</w:t>
+        <w:t>The VAR-SOM-MX6 is a high-performance System-on-Module. It provides an ideal building block that easily integrates with a wide range of target markets requiring rich multimedia functionality, powerful graphics and video capabilities, as well as high-processing power. Compact, cost effective and with low power consumption, VAR-SOM-MX6 secures an Intel Atom performance level.</w:t>
+      </w:r>
+      <w:r>
+        <w:br/>
       </w:r>
     </w:p>
     <w:p>
       <w:r>
         <w:t xml:space="preserve">Datasheet Link: </w:t>
       </w:r>
-      <w:hyperlink r:id="rId38" w:history="1">
+      <w:hyperlink r:id="rId47" w:history="1">
         <w:r>
           <w:rPr>
             <w:rStyle w:val="Hyperlink"/>
@@ -7382,6 +9316,36 @@
           <w:t>https://www.variscite.com/wp-content/uploads/2017/12/VAR-SOM-MX6_datasheet.pdf</w:t>
         </w:r>
       </w:hyperlink>
+      <w:r>
+        <w:rPr>
+          <w:rStyle w:val="Hyperlink"/>
+        </w:rPr>
+        <w:br/>
+      </w:r>
+      <w:r>
+        <w:rPr>
+          <w:rStyle w:val="Hyperlink"/>
+          <w:color w:val="auto"/>
+          <w:u w:val="none"/>
+        </w:rPr>
+        <w:t>Reference Design:</w:t>
+      </w:r>
+      <w:r>
+        <w:rPr>
+          <w:rStyle w:val="Hyperlink"/>
+          <w:color w:val="auto"/>
+          <w:u w:val="none"/>
+        </w:rPr>
+        <w:t xml:space="preserve"> </w:t>
+      </w:r>
+      <w:hyperlink r:id="rId48" w:history="1">
+        <w:r>
+          <w:rPr>
+            <w:rStyle w:val="Hyperlink"/>
+          </w:rPr>
+          <w:t>https://www.variscite.com/wp-content/uploads/2017/12/V2_VAR-MX6CustomBoard-Schematics.pdf</w:t>
+        </w:r>
+      </w:hyperlink>
     </w:p>
     <w:p>
       <w:pPr>
@@ -7391,12 +9355,12 @@
           <w:numId w:val="16"/>
         </w:numPr>
         <w:rPr>
-          <w:color w:val="0033CC"/>
-        </w:rPr>
-      </w:pPr>
-      <w:r>
-        <w:rPr>
-          <w:color w:val="0033CC"/>
+          <w:color w:val="0000CC"/>
+        </w:rPr>
+      </w:pPr>
+      <w:r>
+        <w:rPr>
+          <w:color w:val="0000CC"/>
         </w:rPr>
         <w:t>Key Features:</w:t>
       </w:r>
@@ -7412,11 +9376,9 @@
       <w:r>
         <w:t>Freescale i.MX6 series SoC (Single/Dual/Quad/</w:t>
       </w:r>
-      <w:proofErr w:type="spellStart"/>
-      <w:r>
-        <w:t>QuadPlus</w:t>
-      </w:r>
-      <w:proofErr w:type="spellEnd"/>
+      <w:r>
+        <w:t>Quad Plus</w:t>
+      </w:r>
       <w:r>
         <w:t xml:space="preserve"> ARM® Cortex™-A9 Core, 1.2 GHz)</w:t>
       </w:r>
@@ -7444,11 +9406,9 @@
       <w:r>
         <w:t xml:space="preserve">Up to 1GB NAND Flash </w:t>
       </w:r>
-      <w:proofErr w:type="spellStart"/>
-      <w:r>
-        <w:t>forstorage</w:t>
-      </w:r>
-      <w:proofErr w:type="spellEnd"/>
+      <w:r>
+        <w:t>for storage</w:t>
+      </w:r>
       <w:r>
         <w:t xml:space="preserve"> memory / boot</w:t>
       </w:r>
@@ -7500,6 +9460,9 @@
       <w:r>
         <w:t>1 x MIPI DSI</w:t>
       </w:r>
+      <w:r>
+        <w:t>.</w:t>
+      </w:r>
     </w:p>
     <w:p>
       <w:pPr>
@@ -7512,6 +9475,9 @@
       <w:r>
         <w:t>Touch panel interface</w:t>
       </w:r>
+      <w:r>
+        <w:t>.</w:t>
+      </w:r>
     </w:p>
     <w:p>
       <w:pPr>
@@ -7584,6 +9550,9 @@
       <w:r>
         <w:t>1 x SD/MMC</w:t>
       </w:r>
+      <w:r>
+        <w:t>.</w:t>
+      </w:r>
     </w:p>
     <w:p>
       <w:pPr>
@@ -7596,13 +9565,11 @@
       <w:r>
         <w:t xml:space="preserve">Serial interfaces </w:t>
       </w:r>
-      <w:proofErr w:type="gramStart"/>
-      <w:r>
-        <w:t>( SPI</w:t>
-      </w:r>
-      <w:proofErr w:type="gramEnd"/>
-      <w:r>
-        <w:t xml:space="preserve"> , I2C, UART, I2S,)</w:t>
+      <w:r>
+        <w:t>(SPI,</w:t>
+      </w:r>
+      <w:r>
+        <w:t xml:space="preserve"> I2C, UART, I2S,)</w:t>
       </w:r>
     </w:p>
     <w:p>
@@ -7616,6 +9583,9 @@
       <w:r>
         <w:t>CAN Bus</w:t>
       </w:r>
+      <w:r>
+        <w:t>.</w:t>
+      </w:r>
     </w:p>
     <w:p>
       <w:pPr>
@@ -7638,6 +9608,7 @@
         </w:numPr>
       </w:pPr>
       <w:r>
+        <w:lastRenderedPageBreak/>
         <w:t>Digital microphone</w:t>
       </w:r>
     </w:p>
@@ -7674,12 +9645,12 @@
           <w:numId w:val="16"/>
         </w:numPr>
         <w:rPr>
-          <w:color w:val="0033CC"/>
-        </w:rPr>
-      </w:pPr>
-      <w:r>
-        <w:rPr>
-          <w:color w:val="0033CC"/>
+          <w:color w:val="0000CC"/>
+        </w:rPr>
+      </w:pPr>
+      <w:r>
+        <w:rPr>
+          <w:color w:val="0000CC"/>
         </w:rPr>
         <w:t>Advantages over G4418 module:</w:t>
       </w:r>
@@ -7800,27 +9771,10 @@
           <w:b/>
           <w:bCs/>
         </w:rPr>
-        <w:t xml:space="preserve">WL183xMOD </w:t>
-      </w:r>
-      <w:proofErr w:type="spellStart"/>
-      <w:r>
-        <w:rPr>
-          <w:b/>
-          <w:bCs/>
-        </w:rPr>
-        <w:t>WiLink</w:t>
-      </w:r>
-      <w:proofErr w:type="spellEnd"/>
-      <w:r>
-        <w:t xml:space="preserve">, a high performance 2.4/5 GHz IEEE 802.11 a/b/g/n Bluetooth 4.1/BLE with CSA2 support radio module, with optional Dual Band and MIMO support. The modules support improved performance over </w:t>
-      </w:r>
-      <w:proofErr w:type="spellStart"/>
-      <w:r>
-        <w:t>WiFi</w:t>
-      </w:r>
-      <w:proofErr w:type="spellEnd"/>
-      <w:r>
-        <w:t xml:space="preserve"> in bit rates reaching 100Mbps (UDP) and 80Mbps (TCP).</w:t>
+        <w:t>WL183xMOD WiLink</w:t>
+      </w:r>
+      <w:r>
+        <w:t>, a high performance 2.4/5 GHz IEEE 802.11 a/b/g/n Bluetooth 4.1/BLE with CSA2 support radio module, with optional Dual Band and MIMO support. The modules support improved performance over WiFi in bit rates reaching 100Mbps (UDP) and 80Mbps (TCP).</w:t>
       </w:r>
     </w:p>
     <w:p>
@@ -7832,7 +9786,6 @@
         </w:numPr>
       </w:pPr>
       <w:r>
-        <w:lastRenderedPageBreak/>
         <w:t xml:space="preserve">The VAR-SOM-MX6 features Freescale’s </w:t>
       </w:r>
       <w:r>
@@ -7843,15 +9796,7 @@
         <w:t>PMPF0100</w:t>
       </w:r>
       <w:r>
-        <w:t xml:space="preserve"> as a Power Management Integrated circuit (PMIC) which regulates all power rails required on </w:t>
-      </w:r>
-      <w:proofErr w:type="spellStart"/>
-      <w:r>
-        <w:t>SoM</w:t>
-      </w:r>
-      <w:proofErr w:type="spellEnd"/>
-      <w:r>
-        <w:t xml:space="preserve"> from a </w:t>
+        <w:t xml:space="preserve"> as a Power Management Integrated circuit (PMIC) which regulates all power rails required on SoM from a </w:t>
       </w:r>
       <w:r>
         <w:rPr>
@@ -7933,36 +9878,7 @@
         <w:t>4-wire resistive touch panel</w:t>
       </w:r>
       <w:r>
-        <w:t xml:space="preserve"> interface</w:t>
-      </w:r>
-      <w:r>
-        <w:t xml:space="preserve"> which is c</w:t>
-      </w:r>
-      <w:r>
-        <w:t>ompatible with 4-wire resistive touch screens</w:t>
-      </w:r>
-      <w:r>
-        <w:t>, p</w:t>
-      </w:r>
-      <w:r>
-        <w:t xml:space="preserve">en-detection and </w:t>
-      </w:r>
-      <w:proofErr w:type="spellStart"/>
-      <w:r>
-        <w:t>nIRQ</w:t>
-      </w:r>
-      <w:proofErr w:type="spellEnd"/>
-      <w:r>
-        <w:t xml:space="preserve"> generation</w:t>
-      </w:r>
-      <w:r>
-        <w:t xml:space="preserve"> and s</w:t>
-      </w:r>
-      <w:r>
-        <w:t>upports several schemes of measurement, averaging to filter noise</w:t>
-      </w:r>
-      <w:r>
-        <w:t>.</w:t>
+        <w:t xml:space="preserve"> interface which is compatible with 4-wire resistive touch screens, pen-detection and nIRQ generation and supports several schemes of measurement, averaging to filter noise.</w:t>
       </w:r>
     </w:p>
     <w:p>
@@ -7974,15 +9890,7 @@
         </w:numPr>
       </w:pPr>
       <w:r>
-        <w:t xml:space="preserve">The </w:t>
-      </w:r>
-      <w:proofErr w:type="spellStart"/>
-      <w:r>
-        <w:t>SoM</w:t>
-      </w:r>
-      <w:proofErr w:type="spellEnd"/>
-      <w:r>
-        <w:t xml:space="preserve"> supports JTAG for </w:t>
+        <w:t xml:space="preserve">The SoM supports JTAG for </w:t>
       </w:r>
       <w:r>
         <w:t>debug</w:t>
@@ -8026,53 +9934,887 @@
           <w:b/>
           <w:bCs/>
         </w:rPr>
-        <w:t xml:space="preserve">64GB </w:t>
-      </w:r>
-      <w:proofErr w:type="spellStart"/>
+        <w:t xml:space="preserve">64GB eMMc </w:t>
+      </w:r>
+      <w:r>
+        <w:t>compared to 8GB in G4418.</w:t>
+      </w:r>
+      <w:r>
+        <w:t xml:space="preserve"> </w:t>
+      </w:r>
+      <w:r>
+        <w:t xml:space="preserve">: The VAR-SOM-MX6 is available with up to </w:t>
+      </w:r>
       <w:r>
         <w:rPr>
           <w:b/>
           <w:bCs/>
         </w:rPr>
-        <w:t>eMMc</w:t>
-      </w:r>
-      <w:proofErr w:type="spellEnd"/>
-      <w:r>
+        <w:t>1GB of SLC NAND FLASH memory</w:t>
+      </w:r>
+      <w:r>
+        <w:t>.</w:t>
+      </w:r>
+    </w:p>
+    <w:p>
+      <w:pPr>
+        <w:pStyle w:val="Heading2"/>
+        <w:numPr>
+          <w:ilvl w:val="0"/>
+          <w:numId w:val="15"/>
+        </w:numPr>
+        <w:ind w:left="0"/>
         <w:rPr>
           <w:b/>
           <w:bCs/>
-        </w:rPr>
+          <w:color w:val="0000CC"/>
+        </w:rPr>
+      </w:pPr>
+      <w:r>
+        <w:rPr>
+          <w:b/>
+          <w:bCs/>
+          <w:color w:val="0000CC"/>
+        </w:rPr>
+        <w:t>UCM-iMX8</w:t>
+      </w:r>
+      <w:r>
+        <w:rPr>
+          <w:b/>
+          <w:bCs/>
+          <w:color w:val="0000CC"/>
+        </w:rPr>
+        <w:t>:</w:t>
+      </w:r>
+    </w:p>
+    <w:p>
+      <w:pPr>
+        <w:pStyle w:val="Heading3"/>
+        <w:numPr>
+          <w:ilvl w:val="0"/>
+          <w:numId w:val="31"/>
+        </w:numPr>
+        <w:rPr>
+          <w:color w:val="0000CC"/>
+        </w:rPr>
+      </w:pPr>
+      <w:r>
+        <w:rPr>
+          <w:color w:val="0000CC"/>
+        </w:rPr>
+        <w:t>Overview:</w:t>
+      </w:r>
+    </w:p>
+    <w:p>
+      <w:r>
+        <w:t>UCM-iMX8</w:t>
+      </w:r>
+      <w:r>
+        <w:t xml:space="preserve"> is an u</w:t>
+      </w:r>
+      <w:r>
+        <w:t>ltra-miniature</w:t>
+      </w:r>
+      <w:r>
+        <w:t xml:space="preserve"> form-factor and </w:t>
+      </w:r>
+      <w:r>
+        <w:t>high</w:t>
+      </w:r>
+      <w:r>
+        <w:t xml:space="preserve"> efficiency</w:t>
+      </w:r>
+      <w:r>
+        <w:t xml:space="preserve"> module which is i</w:t>
+      </w:r>
+      <w:r>
+        <w:t>deal for space constrained and portable systems</w:t>
+      </w:r>
+      <w:r>
+        <w:t>.</w:t>
+      </w:r>
+      <w:r>
+        <w:t xml:space="preserve"> The module uses</w:t>
+      </w:r>
+      <w:r>
+        <w:t xml:space="preserve"> i.MX 8M family of processors features advanced implementation of a quad ARM® Cortex®-</w:t>
+      </w:r>
+      <w:r>
         <w:t xml:space="preserve"> </w:t>
       </w:r>
       <w:r>
-        <w:t>compared to 8GB in G4418</w:t>
-      </w:r>
-      <w:proofErr w:type="gramStart"/>
+        <w:t>A53 core, which</w:t>
+      </w:r>
+      <w:r>
+        <w:t xml:space="preserve"> </w:t>
+      </w:r>
+      <w:r>
+        <w:t xml:space="preserve">operates at speeds of up to 1.5 GHz. A </w:t>
+      </w:r>
+      <w:r>
+        <w:t>general-purpose</w:t>
+      </w:r>
+      <w:r>
+        <w:t xml:space="preserve"> Cortex®-M4 core</w:t>
+      </w:r>
+      <w:r>
+        <w:t xml:space="preserve"> </w:t>
+      </w:r>
+      <w:r>
+        <w:t>processor is for low-power processing</w:t>
+      </w:r>
       <w:r>
         <w:t>.</w:t>
       </w:r>
+    </w:p>
+    <w:p>
+      <w:pPr>
+        <w:pStyle w:val="Heading3"/>
+        <w:numPr>
+          <w:ilvl w:val="0"/>
+          <w:numId w:val="31"/>
+        </w:numPr>
+        <w:rPr>
+          <w:color w:val="0000CC"/>
+        </w:rPr>
+      </w:pPr>
+      <w:r>
+        <w:rPr>
+          <w:color w:val="0000CC"/>
+        </w:rPr>
+        <w:lastRenderedPageBreak/>
+        <w:t>Key Features:</w:t>
+      </w:r>
+    </w:p>
+    <w:tbl>
+      <w:tblPr>
+        <w:tblStyle w:val="TableGrid"/>
+        <w:tblW w:w="0" w:type="auto"/>
+        <w:tblLook w:val="04A0" w:firstRow="1" w:lastRow="0" w:firstColumn="1" w:lastColumn="0" w:noHBand="0" w:noVBand="1"/>
+      </w:tblPr>
+      <w:tblGrid>
+        <w:gridCol w:w="4509"/>
+        <w:gridCol w:w="4510"/>
+      </w:tblGrid>
+      <w:tr>
+        <w:tc>
+          <w:tcPr>
+            <w:tcW w:w="4509" w:type="dxa"/>
+          </w:tcPr>
+          <w:p>
+            <w:pPr>
+              <w:jc w:val="center"/>
+              <w:rPr>
+                <w:rFonts w:asciiTheme="majorHAnsi" w:hAnsiTheme="majorHAnsi" w:cstheme="majorHAnsi"/>
+                <w:b/>
+                <w:bCs/>
+                <w:u w:val="single"/>
+              </w:rPr>
+            </w:pPr>
+            <w:r>
+              <w:rPr>
+                <w:rFonts w:asciiTheme="majorHAnsi" w:hAnsiTheme="majorHAnsi" w:cstheme="majorHAnsi"/>
+                <w:b/>
+                <w:bCs/>
+                <w:u w:val="single"/>
+              </w:rPr>
+              <w:t>Features</w:t>
+            </w:r>
+          </w:p>
+        </w:tc>
+        <w:tc>
+          <w:tcPr>
+            <w:tcW w:w="4510" w:type="dxa"/>
+          </w:tcPr>
+          <w:p>
+            <w:pPr>
+              <w:jc w:val="center"/>
+              <w:rPr>
+                <w:rFonts w:asciiTheme="majorHAnsi" w:hAnsiTheme="majorHAnsi" w:cstheme="majorHAnsi"/>
+                <w:b/>
+                <w:bCs/>
+                <w:u w:val="single"/>
+              </w:rPr>
+            </w:pPr>
+            <w:r>
+              <w:rPr>
+                <w:rFonts w:asciiTheme="majorHAnsi" w:hAnsiTheme="majorHAnsi" w:cstheme="majorHAnsi"/>
+                <w:b/>
+                <w:bCs/>
+                <w:u w:val="single"/>
+              </w:rPr>
+              <w:t>Details</w:t>
+            </w:r>
+          </w:p>
+        </w:tc>
+      </w:tr>
+      <w:tr>
+        <w:tc>
+          <w:tcPr>
+            <w:tcW w:w="4509" w:type="dxa"/>
+          </w:tcPr>
+          <w:p>
+            <w:pPr>
+              <w:jc w:val="center"/>
+              <w:rPr>
+                <w:rFonts w:asciiTheme="majorHAnsi" w:hAnsiTheme="majorHAnsi" w:cstheme="majorHAnsi"/>
+              </w:rPr>
+            </w:pPr>
+            <w:r>
+              <w:rPr>
+                <w:rFonts w:asciiTheme="majorHAnsi" w:hAnsiTheme="majorHAnsi" w:cstheme="majorHAnsi"/>
+              </w:rPr>
+              <w:t>Core</w:t>
+            </w:r>
+          </w:p>
+        </w:tc>
+        <w:tc>
+          <w:tcPr>
+            <w:tcW w:w="4510" w:type="dxa"/>
+          </w:tcPr>
+          <w:p>
+            <w:pPr>
+              <w:jc w:val="center"/>
+              <w:rPr>
+                <w:rFonts w:asciiTheme="majorHAnsi" w:hAnsiTheme="majorHAnsi" w:cstheme="majorHAnsi"/>
+              </w:rPr>
+            </w:pPr>
+            <w:r>
+              <w:rPr>
+                <w:rFonts w:asciiTheme="majorHAnsi" w:hAnsiTheme="majorHAnsi" w:cstheme="majorHAnsi"/>
+              </w:rPr>
+              <w:t>ARM Cortex-A53 MPCore</w:t>
+            </w:r>
+            <w:r>
+              <w:rPr>
+                <w:rFonts w:asciiTheme="majorHAnsi" w:hAnsiTheme="majorHAnsi" w:cstheme="majorHAnsi"/>
+              </w:rPr>
+              <w:t xml:space="preserve"> (</w:t>
+            </w:r>
+            <w:r>
+              <w:rPr>
+                <w:rFonts w:asciiTheme="majorHAnsi" w:hAnsiTheme="majorHAnsi" w:cstheme="majorHAnsi"/>
+              </w:rPr>
+              <w:t>Quad-core</w:t>
+            </w:r>
+            <w:r>
+              <w:rPr>
+                <w:rFonts w:asciiTheme="majorHAnsi" w:hAnsiTheme="majorHAnsi" w:cstheme="majorHAnsi"/>
+              </w:rPr>
+              <w:t>)</w:t>
+            </w:r>
+          </w:p>
+        </w:tc>
+      </w:tr>
+      <w:tr>
+        <w:tc>
+          <w:tcPr>
+            <w:tcW w:w="4509" w:type="dxa"/>
+          </w:tcPr>
+          <w:p>
+            <w:pPr>
+              <w:jc w:val="center"/>
+              <w:rPr>
+                <w:rFonts w:asciiTheme="majorHAnsi" w:hAnsiTheme="majorHAnsi" w:cstheme="majorHAnsi"/>
+              </w:rPr>
+            </w:pPr>
+            <w:r>
+              <w:rPr>
+                <w:rFonts w:asciiTheme="majorHAnsi" w:hAnsiTheme="majorHAnsi" w:cstheme="majorHAnsi"/>
+              </w:rPr>
+              <w:t>C</w:t>
+            </w:r>
+            <w:r>
+              <w:rPr>
+                <w:rFonts w:asciiTheme="majorHAnsi" w:hAnsiTheme="majorHAnsi" w:cstheme="majorHAnsi"/>
+              </w:rPr>
+              <w:t>o-processor</w:t>
+            </w:r>
+          </w:p>
+        </w:tc>
+        <w:tc>
+          <w:tcPr>
+            <w:tcW w:w="4510" w:type="dxa"/>
+          </w:tcPr>
+          <w:p>
+            <w:pPr>
+              <w:jc w:val="center"/>
+              <w:rPr>
+                <w:rFonts w:asciiTheme="majorHAnsi" w:hAnsiTheme="majorHAnsi" w:cstheme="majorHAnsi"/>
+              </w:rPr>
+            </w:pPr>
+            <w:r>
+              <w:rPr>
+                <w:rFonts w:asciiTheme="majorHAnsi" w:hAnsiTheme="majorHAnsi" w:cstheme="majorHAnsi"/>
+              </w:rPr>
+              <w:t>ARM Cortex-M4</w:t>
+            </w:r>
+          </w:p>
+        </w:tc>
+      </w:tr>
+      <w:tr>
+        <w:tc>
+          <w:tcPr>
+            <w:tcW w:w="4509" w:type="dxa"/>
+          </w:tcPr>
+          <w:p>
+            <w:pPr>
+              <w:jc w:val="center"/>
+              <w:rPr>
+                <w:rFonts w:asciiTheme="majorHAnsi" w:hAnsiTheme="majorHAnsi" w:cstheme="majorHAnsi"/>
+              </w:rPr>
+            </w:pPr>
+            <w:r>
+              <w:rPr>
+                <w:rFonts w:asciiTheme="majorHAnsi" w:hAnsiTheme="majorHAnsi" w:cstheme="majorHAnsi"/>
+              </w:rPr>
+              <w:t>RAM</w:t>
+            </w:r>
+          </w:p>
+        </w:tc>
+        <w:tc>
+          <w:tcPr>
+            <w:tcW w:w="4510" w:type="dxa"/>
+          </w:tcPr>
+          <w:p>
+            <w:pPr>
+              <w:jc w:val="center"/>
+              <w:rPr>
+                <w:rFonts w:asciiTheme="majorHAnsi" w:hAnsiTheme="majorHAnsi" w:cstheme="majorHAnsi"/>
+              </w:rPr>
+            </w:pPr>
+            <w:r>
+              <w:rPr>
+                <w:rFonts w:asciiTheme="majorHAnsi" w:hAnsiTheme="majorHAnsi" w:cstheme="majorHAnsi"/>
+              </w:rPr>
+              <w:t>4GB LPDDR4</w:t>
+            </w:r>
+          </w:p>
+        </w:tc>
+      </w:tr>
+      <w:tr>
+        <w:tc>
+          <w:tcPr>
+            <w:tcW w:w="4509" w:type="dxa"/>
+          </w:tcPr>
+          <w:p>
+            <w:pPr>
+              <w:jc w:val="center"/>
+              <w:rPr>
+                <w:rFonts w:asciiTheme="majorHAnsi" w:hAnsiTheme="majorHAnsi" w:cstheme="majorHAnsi"/>
+              </w:rPr>
+            </w:pPr>
+            <w:r>
+              <w:rPr>
+                <w:rFonts w:asciiTheme="majorHAnsi" w:hAnsiTheme="majorHAnsi" w:cstheme="majorHAnsi"/>
+              </w:rPr>
+              <w:t>eMMc</w:t>
+            </w:r>
+          </w:p>
+        </w:tc>
+        <w:tc>
+          <w:tcPr>
+            <w:tcW w:w="4510" w:type="dxa"/>
+          </w:tcPr>
+          <w:p>
+            <w:pPr>
+              <w:jc w:val="center"/>
+              <w:rPr>
+                <w:rFonts w:asciiTheme="majorHAnsi" w:hAnsiTheme="majorHAnsi" w:cstheme="majorHAnsi"/>
+              </w:rPr>
+            </w:pPr>
+            <w:r>
+              <w:rPr>
+                <w:rFonts w:asciiTheme="majorHAnsi" w:hAnsiTheme="majorHAnsi" w:cstheme="majorHAnsi"/>
+              </w:rPr>
+              <w:t>64GB</w:t>
+            </w:r>
+          </w:p>
+        </w:tc>
+      </w:tr>
+      <w:tr>
+        <w:tc>
+          <w:tcPr>
+            <w:tcW w:w="4509" w:type="dxa"/>
+          </w:tcPr>
+          <w:p>
+            <w:pPr>
+              <w:jc w:val="center"/>
+              <w:rPr>
+                <w:rFonts w:asciiTheme="majorHAnsi" w:hAnsiTheme="majorHAnsi" w:cstheme="majorHAnsi"/>
+              </w:rPr>
+            </w:pPr>
+            <w:r>
+              <w:rPr>
+                <w:rFonts w:asciiTheme="majorHAnsi" w:hAnsiTheme="majorHAnsi" w:cstheme="majorHAnsi"/>
+              </w:rPr>
+              <w:t>Networks</w:t>
+            </w:r>
+          </w:p>
+        </w:tc>
+        <w:tc>
+          <w:tcPr>
+            <w:tcW w:w="4510" w:type="dxa"/>
+          </w:tcPr>
+          <w:p>
+            <w:pPr>
+              <w:jc w:val="center"/>
+              <w:rPr>
+                <w:rFonts w:asciiTheme="majorHAnsi" w:hAnsiTheme="majorHAnsi" w:cstheme="majorHAnsi"/>
+              </w:rPr>
+            </w:pPr>
+            <w:r>
+              <w:rPr>
+                <w:rFonts w:asciiTheme="majorHAnsi" w:hAnsiTheme="majorHAnsi" w:cstheme="majorHAnsi"/>
+              </w:rPr>
+              <w:t>Ethernet port</w:t>
+            </w:r>
+            <w:r>
+              <w:rPr>
+                <w:rFonts w:asciiTheme="majorHAnsi" w:hAnsiTheme="majorHAnsi" w:cstheme="majorHAnsi"/>
+              </w:rPr>
+              <w:t xml:space="preserve">, </w:t>
+            </w:r>
+            <w:r>
+              <w:rPr>
+                <w:rFonts w:asciiTheme="majorHAnsi" w:hAnsiTheme="majorHAnsi" w:cstheme="majorHAnsi"/>
+              </w:rPr>
+              <w:t>WiFi 802.11ac, BT 4.1</w:t>
+            </w:r>
+          </w:p>
+        </w:tc>
+      </w:tr>
+      <w:tr>
+        <w:tc>
+          <w:tcPr>
+            <w:tcW w:w="4509" w:type="dxa"/>
+          </w:tcPr>
+          <w:p>
+            <w:pPr>
+              <w:jc w:val="center"/>
+              <w:rPr>
+                <w:rFonts w:asciiTheme="majorHAnsi" w:hAnsiTheme="majorHAnsi" w:cstheme="majorHAnsi"/>
+              </w:rPr>
+            </w:pPr>
+            <w:r>
+              <w:rPr>
+                <w:rFonts w:asciiTheme="majorHAnsi" w:hAnsiTheme="majorHAnsi" w:cstheme="majorHAnsi"/>
+              </w:rPr>
+              <w:t>I/Os</w:t>
+            </w:r>
+          </w:p>
+        </w:tc>
+        <w:tc>
+          <w:tcPr>
+            <w:tcW w:w="4510" w:type="dxa"/>
+          </w:tcPr>
+          <w:p>
+            <w:pPr>
+              <w:jc w:val="center"/>
+              <w:rPr>
+                <w:rFonts w:asciiTheme="majorHAnsi" w:hAnsiTheme="majorHAnsi" w:cstheme="majorHAnsi"/>
+              </w:rPr>
+            </w:pPr>
+            <w:r>
+              <w:rPr>
+                <w:rFonts w:asciiTheme="majorHAnsi" w:hAnsiTheme="majorHAnsi" w:cstheme="majorHAnsi"/>
+              </w:rPr>
+              <w:t xml:space="preserve">2x PCIe, 2x USB3.0, 4x UART, </w:t>
+            </w:r>
+            <w:r>
+              <w:rPr>
+                <w:rFonts w:asciiTheme="majorHAnsi" w:hAnsiTheme="majorHAnsi" w:cstheme="majorHAnsi"/>
+              </w:rPr>
+              <w:t xml:space="preserve">3xSPI, 3xI2C, 4xPWM, 1xMMC/SD/SDIO, </w:t>
+            </w:r>
+            <w:r>
+              <w:rPr>
+                <w:rFonts w:asciiTheme="majorHAnsi" w:hAnsiTheme="majorHAnsi" w:cstheme="majorHAnsi"/>
+              </w:rPr>
+              <w:t>95x GPIO</w:t>
+            </w:r>
+          </w:p>
+        </w:tc>
+      </w:tr>
+      <w:tr>
+        <w:tc>
+          <w:tcPr>
+            <w:tcW w:w="4509" w:type="dxa"/>
+          </w:tcPr>
+          <w:p>
+            <w:pPr>
+              <w:jc w:val="center"/>
+              <w:rPr>
+                <w:rFonts w:asciiTheme="majorHAnsi" w:hAnsiTheme="majorHAnsi" w:cstheme="majorHAnsi"/>
+              </w:rPr>
+            </w:pPr>
+            <w:r>
+              <w:rPr>
+                <w:rFonts w:asciiTheme="majorHAnsi" w:hAnsiTheme="majorHAnsi" w:cstheme="majorHAnsi"/>
+              </w:rPr>
+              <w:t>Camera</w:t>
+            </w:r>
+          </w:p>
+        </w:tc>
+        <w:tc>
+          <w:tcPr>
+            <w:tcW w:w="4510" w:type="dxa"/>
+          </w:tcPr>
+          <w:p>
+            <w:pPr>
+              <w:jc w:val="center"/>
+              <w:rPr>
+                <w:rFonts w:asciiTheme="majorHAnsi" w:hAnsiTheme="majorHAnsi" w:cstheme="majorHAnsi"/>
+              </w:rPr>
+            </w:pPr>
+            <w:r>
+              <w:rPr>
+                <w:rFonts w:asciiTheme="majorHAnsi" w:hAnsiTheme="majorHAnsi" w:cstheme="majorHAnsi"/>
+              </w:rPr>
+              <w:t>MIPI-CSI, 4 lanes</w:t>
+            </w:r>
+          </w:p>
+        </w:tc>
+      </w:tr>
+      <w:tr>
+        <w:tc>
+          <w:tcPr>
+            <w:tcW w:w="4509" w:type="dxa"/>
+          </w:tcPr>
+          <w:p>
+            <w:pPr>
+              <w:jc w:val="center"/>
+              <w:rPr>
+                <w:rFonts w:asciiTheme="majorHAnsi" w:hAnsiTheme="majorHAnsi" w:cstheme="majorHAnsi"/>
+              </w:rPr>
+            </w:pPr>
+            <w:r>
+              <w:rPr>
+                <w:rFonts w:asciiTheme="majorHAnsi" w:hAnsiTheme="majorHAnsi" w:cstheme="majorHAnsi"/>
+              </w:rPr>
+              <w:t>System Logic</w:t>
+            </w:r>
+          </w:p>
+        </w:tc>
+        <w:tc>
+          <w:tcPr>
+            <w:tcW w:w="4510" w:type="dxa"/>
+          </w:tcPr>
+          <w:p>
+            <w:pPr>
+              <w:jc w:val="center"/>
+              <w:rPr>
+                <w:rFonts w:asciiTheme="majorHAnsi" w:hAnsiTheme="majorHAnsi" w:cstheme="majorHAnsi"/>
+              </w:rPr>
+            </w:pPr>
+            <w:r>
+              <w:rPr>
+                <w:rFonts w:asciiTheme="majorHAnsi" w:hAnsiTheme="majorHAnsi" w:cstheme="majorHAnsi"/>
+              </w:rPr>
+              <w:t>RTC with ext batt and JTAG debug interface</w:t>
+            </w:r>
+          </w:p>
+        </w:tc>
+      </w:tr>
+      <w:tr>
+        <w:tc>
+          <w:tcPr>
+            <w:tcW w:w="4509" w:type="dxa"/>
+          </w:tcPr>
+          <w:p>
+            <w:pPr>
+              <w:jc w:val="center"/>
+              <w:rPr>
+                <w:rFonts w:asciiTheme="majorHAnsi" w:hAnsiTheme="majorHAnsi" w:cstheme="majorHAnsi"/>
+              </w:rPr>
+            </w:pPr>
+            <w:r>
+              <w:rPr>
+                <w:rFonts w:asciiTheme="majorHAnsi" w:hAnsiTheme="majorHAnsi" w:cstheme="majorHAnsi"/>
+              </w:rPr>
+              <w:t>Miniature siz</w:t>
+            </w:r>
+            <w:r>
+              <w:rPr>
+                <w:rFonts w:asciiTheme="majorHAnsi" w:hAnsiTheme="majorHAnsi" w:cstheme="majorHAnsi"/>
+              </w:rPr>
+              <w:t>e</w:t>
+            </w:r>
+          </w:p>
+        </w:tc>
+        <w:tc>
+          <w:tcPr>
+            <w:tcW w:w="4510" w:type="dxa"/>
+          </w:tcPr>
+          <w:p>
+            <w:pPr>
+              <w:jc w:val="center"/>
+              <w:rPr>
+                <w:rFonts w:asciiTheme="majorHAnsi" w:hAnsiTheme="majorHAnsi" w:cstheme="majorHAnsi"/>
+              </w:rPr>
+            </w:pPr>
+            <w:r>
+              <w:rPr>
+                <w:rFonts w:asciiTheme="majorHAnsi" w:hAnsiTheme="majorHAnsi" w:cstheme="majorHAnsi"/>
+              </w:rPr>
+              <w:t>28 x 40 x 5 mm</w:t>
+            </w:r>
+          </w:p>
+        </w:tc>
+      </w:tr>
+    </w:tbl>
+    <w:p>
+      <w:pPr>
+        <w:jc w:val="center"/>
+        <w:rPr>
+          <w:rFonts w:asciiTheme="majorHAnsi" w:hAnsiTheme="majorHAnsi" w:cstheme="majorHAnsi"/>
+        </w:rPr>
+      </w:pPr>
+      <w:r>
+        <w:rPr>
+          <w:noProof/>
+        </w:rPr>
+        <w:drawing>
+          <wp:inline distT="0" distB="0" distL="0" distR="0" wp14:anchorId="238E799C" wp14:editId="2BDC0A33">
+            <wp:extent cx="2562225" cy="1543050"/>
+            <wp:effectExtent l="19050" t="19050" r="28575" b="19050"/>
+            <wp:docPr id="25" name="Picture 25"/>
+            <wp:cNvGraphicFramePr>
+              <a:graphicFrameLocks xmlns:a="http://schemas.openxmlformats.org/drawingml/2006/main" noChangeAspect="1"/>
+            </wp:cNvGraphicFramePr>
+            <a:graphic xmlns:a="http://schemas.openxmlformats.org/drawingml/2006/main">
+              <a:graphicData uri="http://schemas.openxmlformats.org/drawingml/2006/picture">
+                <pic:pic xmlns:pic="http://schemas.openxmlformats.org/drawingml/2006/picture">
+                  <pic:nvPicPr>
+                    <pic:cNvPr id="1" name=""/>
+                    <pic:cNvPicPr/>
+                  </pic:nvPicPr>
+                  <pic:blipFill>
+                    <a:blip r:embed="rId49"/>
+                    <a:stretch>
+                      <a:fillRect/>
+                    </a:stretch>
+                  </pic:blipFill>
+                  <pic:spPr>
+                    <a:xfrm>
+                      <a:off x="0" y="0"/>
+                      <a:ext cx="2562225" cy="1543050"/>
+                    </a:xfrm>
+                    <a:prstGeom prst="rect">
+                      <a:avLst/>
+                    </a:prstGeom>
+                    <a:ln>
+                      <a:solidFill>
+                        <a:schemeClr val="tx1"/>
+                      </a:solidFill>
+                    </a:ln>
+                  </pic:spPr>
+                </pic:pic>
+              </a:graphicData>
+            </a:graphic>
+          </wp:inline>
+        </w:drawing>
+      </w:r>
+    </w:p>
+    <w:p>
+      <w:pPr>
+        <w:pStyle w:val="Heading3"/>
+        <w:numPr>
+          <w:ilvl w:val="0"/>
+          <w:numId w:val="31"/>
+        </w:numPr>
+        <w:rPr>
+          <w:color w:val="0000CC"/>
+        </w:rPr>
+      </w:pPr>
+      <w:r>
+        <w:rPr>
+          <w:color w:val="0000CC"/>
+        </w:rPr>
+        <w:t>Block Diagram:</w:t>
+      </w:r>
+    </w:p>
+    <w:p>
+      <w:pPr>
+        <w:jc w:val="center"/>
+      </w:pPr>
+      <w:r>
+        <w:rPr>
+          <w:noProof/>
+        </w:rPr>
+        <w:drawing>
+          <wp:inline distT="0" distB="0" distL="0" distR="0" wp14:anchorId="25BCE351" wp14:editId="15E46542">
+            <wp:extent cx="5191125" cy="4486275"/>
+            <wp:effectExtent l="19050" t="19050" r="28575" b="28575"/>
+            <wp:docPr id="24" name="Picture 24"/>
+            <wp:cNvGraphicFramePr>
+              <a:graphicFrameLocks xmlns:a="http://schemas.openxmlformats.org/drawingml/2006/main" noChangeAspect="1"/>
+            </wp:cNvGraphicFramePr>
+            <a:graphic xmlns:a="http://schemas.openxmlformats.org/drawingml/2006/main">
+              <a:graphicData uri="http://schemas.openxmlformats.org/drawingml/2006/picture">
+                <pic:pic xmlns:pic="http://schemas.openxmlformats.org/drawingml/2006/picture">
+                  <pic:nvPicPr>
+                    <pic:cNvPr id="1" name=""/>
+                    <pic:cNvPicPr/>
+                  </pic:nvPicPr>
+                  <pic:blipFill>
+                    <a:blip r:embed="rId50"/>
+                    <a:stretch>
+                      <a:fillRect/>
+                    </a:stretch>
+                  </pic:blipFill>
+                  <pic:spPr>
+                    <a:xfrm>
+                      <a:off x="0" y="0"/>
+                      <a:ext cx="5191125" cy="4486275"/>
+                    </a:xfrm>
+                    <a:prstGeom prst="rect">
+                      <a:avLst/>
+                    </a:prstGeom>
+                    <a:ln>
+                      <a:solidFill>
+                        <a:schemeClr val="tx1"/>
+                      </a:solidFill>
+                    </a:ln>
+                  </pic:spPr>
+                </pic:pic>
+              </a:graphicData>
+            </a:graphic>
+          </wp:inline>
+        </w:drawing>
+      </w:r>
+    </w:p>
+    <w:p>
+      <w:pPr>
+        <w:pStyle w:val="Heading3"/>
+        <w:numPr>
+          <w:ilvl w:val="0"/>
+          <w:numId w:val="31"/>
+        </w:numPr>
+        <w:rPr>
+          <w:color w:val="0000CC"/>
+        </w:rPr>
+      </w:pPr>
+      <w:r>
+        <w:rPr>
+          <w:color w:val="0000CC"/>
+        </w:rPr>
+        <w:lastRenderedPageBreak/>
+        <w:t>Power supply:</w:t>
+      </w:r>
+    </w:p>
+    <w:p>
+      <w:r>
+        <w:t>There are two main signals for input power.</w:t>
+      </w:r>
+    </w:p>
+    <w:p>
+      <w:pPr>
+        <w:rPr>
+          <w:b/>
+          <w:bCs/>
+          <w:color w:val="0000CC"/>
+          <w:u w:val="single"/>
+        </w:rPr>
+      </w:pPr>
+      <w:r>
+        <w:rPr>
+          <w:b/>
+          <w:bCs/>
+          <w:color w:val="0000CC"/>
+          <w:u w:val="single"/>
+        </w:rPr>
+        <w:t>Connecting V_SOM:</w:t>
+      </w:r>
+    </w:p>
+    <w:p>
+      <w:r>
+        <w:t>The m</w:t>
+      </w:r>
+      <w:r>
+        <w:t xml:space="preserve">ain power supply voltage </w:t>
+      </w:r>
+      <w:r>
+        <w:rPr>
+          <w:b/>
+          <w:bCs/>
+        </w:rPr>
+        <w:t>(V_SOM)</w:t>
+      </w:r>
+      <w:r>
+        <w:t xml:space="preserve"> of U</w:t>
+      </w:r>
+      <w:r>
+        <w:t>C</w:t>
+      </w:r>
+      <w:r>
+        <w:t xml:space="preserve">M_iMX8 requires 3.8V to </w:t>
+      </w:r>
+      <w:r>
+        <w:t>function</w:t>
+      </w:r>
+      <w:r>
+        <w:t>. We can hook it up with a battery directly to provide input power.</w:t>
+      </w:r>
+      <w:r>
+        <w:t xml:space="preserve"> S</w:t>
+      </w:r>
+      <w:r>
+        <w:t>everal 10/100uF capacitors</w:t>
+      </w:r>
+      <w:r>
+        <w:t xml:space="preserve"> will be connected</w:t>
+      </w:r>
+      <w:r>
+        <w:t xml:space="preserve"> between V_SOM and GND</w:t>
+      </w:r>
       <w:r>
         <w:t xml:space="preserve"> </w:t>
       </w:r>
       <w:r>
-        <w:t>:</w:t>
-      </w:r>
-      <w:proofErr w:type="gramEnd"/>
-      <w:r>
-        <w:t xml:space="preserve"> The VAR-SOM-MX6 is available with up to </w:t>
-      </w:r>
-      <w:r>
+        <w:t>for a stable input signal.</w:t>
+      </w:r>
+    </w:p>
+    <w:p>
+      <w:pPr>
         <w:rPr>
           <w:b/>
           <w:bCs/>
-        </w:rPr>
-        <w:t>1GB of SLC NAND FLASH memory</w:t>
-      </w:r>
-      <w:r>
-        <w:t>.</w:t>
-      </w:r>
-    </w:p>
-    <w:p/>
+          <w:color w:val="0000CC"/>
+          <w:u w:val="single"/>
+        </w:rPr>
+      </w:pPr>
+      <w:r>
+        <w:rPr>
+          <w:b/>
+          <w:bCs/>
+          <w:color w:val="0000CC"/>
+          <w:u w:val="single"/>
+        </w:rPr>
+        <w:t>Connecting VCC_RTC:</w:t>
+      </w:r>
+    </w:p>
+    <w:p>
+      <w:r>
+        <w:t xml:space="preserve">A battery charging circuitry would be required. The RTC requires 3V </w:t>
+      </w:r>
+      <w:r>
+        <w:t xml:space="preserve">on </w:t>
+      </w:r>
+      <w:r>
+        <w:rPr>
+          <w:b/>
+          <w:bCs/>
+        </w:rPr>
+        <w:t>VCC_RTC</w:t>
+      </w:r>
+      <w:r>
+        <w:t xml:space="preserve"> pin which will be provided </w:t>
+      </w:r>
+      <w:r>
+        <w:t>through an external battery source.</w:t>
+      </w:r>
+    </w:p>
     <w:p>
       <w:pPr>
         <w:pStyle w:val="Heading3"/>
@@ -8081,14 +10823,19 @@
           <w:numId w:val="16"/>
         </w:numPr>
         <w:rPr>
-          <w:color w:val="0033CC"/>
-        </w:rPr>
-      </w:pPr>
-      <w:r>
-        <w:rPr>
-          <w:color w:val="0033CC"/>
-        </w:rPr>
-        <w:t>Disadvantages</w:t>
+          <w:color w:val="0000CC"/>
+        </w:rPr>
+      </w:pPr>
+      <w:r>
+        <w:rPr>
+          <w:color w:val="0000CC"/>
+        </w:rPr>
+        <w:t>Advantages over G4418 module:</w:t>
+      </w:r>
+    </w:p>
+    <w:p>
+      <w:r>
+        <w:t>Here are some plus points of using the Var-SoM-MX6:</w:t>
       </w:r>
     </w:p>
     <w:p>
@@ -8096,28 +10843,72 @@
         <w:pStyle w:val="ListParagraph"/>
         <w:numPr>
           <w:ilvl w:val="0"/>
-          <w:numId w:val="23"/>
+          <w:numId w:val="19"/>
         </w:numPr>
       </w:pPr>
       <w:r>
-        <w:t xml:space="preserve">The Var </w:t>
-      </w:r>
-      <w:proofErr w:type="spellStart"/>
-      <w:r>
-        <w:t>SoM</w:t>
-      </w:r>
-      <w:proofErr w:type="spellEnd"/>
-      <w:r>
-        <w:t xml:space="preserve"> doesn’t have an embedded battery charging IC. We need to add an external battery charging circuit for the tablet.</w:t>
-      </w:r>
-    </w:p>
-    <w:p>
-      <w:pPr>
-        <w:ind w:firstLine="60"/>
-      </w:pPr>
+        <w:t>It</w:t>
+      </w:r>
+      <w:r>
+        <w:t xml:space="preserve"> </w:t>
+      </w:r>
+      <w:r>
+        <w:t xml:space="preserve">is equipped with </w:t>
+      </w:r>
+      <w:r>
+        <w:t>WiFi 802.11 a/b/g/n and Bluetooth functionality</w:t>
+      </w:r>
+    </w:p>
+    <w:p>
+      <w:pPr>
+        <w:pStyle w:val="ListParagraph"/>
+        <w:numPr>
+          <w:ilvl w:val="0"/>
+          <w:numId w:val="19"/>
+        </w:numPr>
+      </w:pPr>
+      <w:r>
+        <w:t>The board can either be connected to a regulator or battery for 3.8V.</w:t>
+      </w:r>
+    </w:p>
+    <w:p>
+      <w:pPr>
+        <w:pStyle w:val="ListParagraph"/>
+        <w:numPr>
+          <w:ilvl w:val="0"/>
+          <w:numId w:val="19"/>
+        </w:numPr>
+      </w:pPr>
+      <w:r>
+        <w:t xml:space="preserve"> Extra GPIOs are given. Additional functions can easily be connected.</w:t>
+      </w:r>
+    </w:p>
+    <w:p>
+      <w:pPr>
+        <w:pStyle w:val="ListParagraph"/>
+        <w:numPr>
+          <w:ilvl w:val="0"/>
+          <w:numId w:val="19"/>
+        </w:numPr>
+      </w:pPr>
+      <w:r>
+        <w:t>It has more memory and RAM than the current module being used in the design. RAM is 4GB and eMMc is 64GB compared to 1GB and 8GB in X4418 board, respectively.</w:t>
+      </w:r>
+    </w:p>
+    <w:p>
+      <w:pPr>
+        <w:pStyle w:val="ListParagraph"/>
+        <w:numPr>
+          <w:ilvl w:val="0"/>
+          <w:numId w:val="19"/>
+        </w:numPr>
+      </w:pPr>
+      <w:r>
+        <w:t>Miniature size reduces the overall size of the PCB allowing for a compact design.</w:t>
+      </w:r>
     </w:p>
     <w:sectPr>
-      <w:footerReference w:type="default" r:id="rId39"/>
+      <w:footerReference w:type="default" r:id="rId51"/>
       <w:pgSz w:w="11909" w:h="16834"/>
       <w:pgMar w:top="1440" w:right="1440" w:bottom="1440" w:left="1440" w:header="720" w:footer="720" w:gutter="0"/>
       <w:pgNumType w:start="1"/>
@@ -8210,7 +11001,7 @@
   <w:abstractNum w:abstractNumId="0" w15:restartNumberingAfterBreak="0">
     <w:nsid w:val="023133BA"/>
     <w:multiLevelType w:val="hybridMultilevel"/>
-    <w:tmpl w:val="DBFAB84A"/>
+    <w:tmpl w:val="2C1CBE08"/>
     <w:lvl w:ilvl="0" w:tplc="0409000F">
       <w:start w:val="1"/>
       <w:numFmt w:val="decimal"/>
@@ -8808,6 +11599,92 @@
     </w:lvl>
   </w:abstractNum>
   <w:abstractNum w:abstractNumId="6" w15:restartNumberingAfterBreak="0">
+    <w:nsid w:val="1F280287"/>
+    <w:multiLevelType w:val="hybridMultilevel"/>
+    <w:tmpl w:val="B1B6368C"/>
+    <w:lvl w:ilvl="0" w:tplc="04090017">
+      <w:start w:val="1"/>
+      <w:numFmt w:val="lowerLetter"/>
+      <w:lvlText w:val="%1)"/>
+      <w:lvlJc w:val="left"/>
+      <w:pPr>
+        <w:ind w:left="720" w:hanging="360"/>
+      </w:pPr>
+    </w:lvl>
+    <w:lvl w:ilvl="1" w:tplc="04090019" w:tentative="1">
+      <w:start w:val="1"/>
+      <w:numFmt w:val="lowerLetter"/>
+      <w:lvlText w:val="%2."/>
+      <w:lvlJc w:val="left"/>
+      <w:pPr>
+        <w:ind w:left="1440" w:hanging="360"/>
+      </w:pPr>
+    </w:lvl>
+    <w:lvl w:ilvl="2" w:tplc="0409001B" w:tentative="1">
+      <w:start w:val="1"/>
+      <w:numFmt w:val="lowerRoman"/>
+      <w:lvlText w:val="%3."/>
+      <w:lvlJc w:val="right"/>
+      <w:pPr>
+        <w:ind w:left="2160" w:hanging="180"/>
+      </w:pPr>
+    </w:lvl>
+    <w:lvl w:ilvl="3" w:tplc="0409000F" w:tentative="1">
+      <w:start w:val="1"/>
+      <w:numFmt w:val="decimal"/>
+      <w:lvlText w:val="%4."/>
+      <w:lvlJc w:val="left"/>
+      <w:pPr>
+        <w:ind w:left="2880" w:hanging="360"/>
+      </w:pPr>
+    </w:lvl>
+    <w:lvl w:ilvl="4" w:tplc="04090019" w:tentative="1">
+      <w:start w:val="1"/>
+      <w:numFmt w:val="lowerLetter"/>
+      <w:lvlText w:val="%5."/>
+      <w:lvlJc w:val="left"/>
+      <w:pPr>
+        <w:ind w:left="3600" w:hanging="360"/>
+      </w:pPr>
+    </w:lvl>
+    <w:lvl w:ilvl="5" w:tplc="0409001B" w:tentative="1">
+      <w:start w:val="1"/>
+      <w:numFmt w:val="lowerRoman"/>
+      <w:lvlText w:val="%6."/>
+      <w:lvlJc w:val="right"/>
+      <w:pPr>
+        <w:ind w:left="4320" w:hanging="180"/>
+      </w:pPr>
+    </w:lvl>
+    <w:lvl w:ilvl="6" w:tplc="0409000F" w:tentative="1">
+      <w:start w:val="1"/>
+      <w:numFmt w:val="decimal"/>
+      <w:lvlText w:val="%7."/>
+      <w:lvlJc w:val="left"/>
+      <w:pPr>
+        <w:ind w:left="5040" w:hanging="360"/>
+      </w:pPr>
+    </w:lvl>
+    <w:lvl w:ilvl="7" w:tplc="04090019" w:tentative="1">
+      <w:start w:val="1"/>
+      <w:numFmt w:val="lowerLetter"/>
+      <w:lvlText w:val="%8."/>
+      <w:lvlJc w:val="left"/>
+      <w:pPr>
+        <w:ind w:left="5760" w:hanging="360"/>
+      </w:pPr>
+    </w:lvl>
+    <w:lvl w:ilvl="8" w:tplc="0409001B" w:tentative="1">
+      <w:start w:val="1"/>
+      <w:numFmt w:val="lowerRoman"/>
+      <w:lvlText w:val="%9."/>
+      <w:lvlJc w:val="right"/>
+      <w:pPr>
+        <w:ind w:left="6480" w:hanging="180"/>
+      </w:pPr>
+    </w:lvl>
+  </w:abstractNum>
+  <w:abstractNum w:abstractNumId="7" w15:restartNumberingAfterBreak="0">
     <w:nsid w:val="223D2513"/>
     <w:multiLevelType w:val="multilevel"/>
     <w:tmpl w:val="15E8BC66"/>
@@ -8920,7 +11797,7 @@
       </w:rPr>
     </w:lvl>
   </w:abstractNum>
-  <w:abstractNum w:abstractNumId="7" w15:restartNumberingAfterBreak="0">
+  <w:abstractNum w:abstractNumId="8" w15:restartNumberingAfterBreak="0">
     <w:nsid w:val="248C4414"/>
     <w:multiLevelType w:val="hybridMultilevel"/>
     <w:tmpl w:val="067E691A"/>
@@ -9006,7 +11883,7 @@
       </w:pPr>
     </w:lvl>
   </w:abstractNum>
-  <w:abstractNum w:abstractNumId="8" w15:restartNumberingAfterBreak="0">
+  <w:abstractNum w:abstractNumId="9" w15:restartNumberingAfterBreak="0">
     <w:nsid w:val="25212287"/>
     <w:multiLevelType w:val="hybridMultilevel"/>
     <w:tmpl w:val="B6BE4B34"/>
@@ -9092,7 +11969,7 @@
       </w:pPr>
     </w:lvl>
   </w:abstractNum>
-  <w:abstractNum w:abstractNumId="9" w15:restartNumberingAfterBreak="0">
+  <w:abstractNum w:abstractNumId="10" w15:restartNumberingAfterBreak="0">
     <w:nsid w:val="27A478C8"/>
     <w:multiLevelType w:val="hybridMultilevel"/>
     <w:tmpl w:val="B0DEEA50"/>
@@ -9178,7 +12055,7 @@
       </w:pPr>
     </w:lvl>
   </w:abstractNum>
-  <w:abstractNum w:abstractNumId="10" w15:restartNumberingAfterBreak="0">
+  <w:abstractNum w:abstractNumId="11" w15:restartNumberingAfterBreak="0">
     <w:nsid w:val="307A00A3"/>
     <w:multiLevelType w:val="hybridMultilevel"/>
     <w:tmpl w:val="CE6A41B4"/>
@@ -9264,7 +12141,7 @@
       </w:pPr>
     </w:lvl>
   </w:abstractNum>
-  <w:abstractNum w:abstractNumId="11" w15:restartNumberingAfterBreak="0">
+  <w:abstractNum w:abstractNumId="12" w15:restartNumberingAfterBreak="0">
     <w:nsid w:val="354678E6"/>
     <w:multiLevelType w:val="multilevel"/>
     <w:tmpl w:val="DEA4C35E"/>
@@ -9377,7 +12254,7 @@
       </w:rPr>
     </w:lvl>
   </w:abstractNum>
-  <w:abstractNum w:abstractNumId="12" w15:restartNumberingAfterBreak="0">
+  <w:abstractNum w:abstractNumId="13" w15:restartNumberingAfterBreak="0">
     <w:nsid w:val="35541BC0"/>
     <w:multiLevelType w:val="hybridMultilevel"/>
     <w:tmpl w:val="82404D86"/>
@@ -9463,7 +12340,7 @@
       </w:pPr>
     </w:lvl>
   </w:abstractNum>
-  <w:abstractNum w:abstractNumId="13" w15:restartNumberingAfterBreak="0">
+  <w:abstractNum w:abstractNumId="14" w15:restartNumberingAfterBreak="0">
     <w:nsid w:val="355B2C94"/>
     <w:multiLevelType w:val="hybridMultilevel"/>
     <w:tmpl w:val="E6CA82AE"/>
@@ -9553,7 +12430,7 @@
       </w:pPr>
     </w:lvl>
   </w:abstractNum>
-  <w:abstractNum w:abstractNumId="14" w15:restartNumberingAfterBreak="0">
+  <w:abstractNum w:abstractNumId="15" w15:restartNumberingAfterBreak="0">
     <w:nsid w:val="3CA55376"/>
     <w:multiLevelType w:val="multilevel"/>
     <w:tmpl w:val="2B280B8E"/>
@@ -9666,7 +12543,7 @@
       </w:rPr>
     </w:lvl>
   </w:abstractNum>
-  <w:abstractNum w:abstractNumId="15" w15:restartNumberingAfterBreak="0">
+  <w:abstractNum w:abstractNumId="16" w15:restartNumberingAfterBreak="0">
     <w:nsid w:val="41831252"/>
     <w:multiLevelType w:val="multilevel"/>
     <w:tmpl w:val="1F16DDFA"/>
@@ -9779,7 +12656,7 @@
       </w:rPr>
     </w:lvl>
   </w:abstractNum>
-  <w:abstractNum w:abstractNumId="16" w15:restartNumberingAfterBreak="0">
+  <w:abstractNum w:abstractNumId="17" w15:restartNumberingAfterBreak="0">
     <w:nsid w:val="43106CBB"/>
     <w:multiLevelType w:val="hybridMultilevel"/>
     <w:tmpl w:val="44668810"/>
@@ -9892,7 +12769,7 @@
       </w:rPr>
     </w:lvl>
   </w:abstractNum>
-  <w:abstractNum w:abstractNumId="17" w15:restartNumberingAfterBreak="0">
+  <w:abstractNum w:abstractNumId="18" w15:restartNumberingAfterBreak="0">
     <w:nsid w:val="446A4BFF"/>
     <w:multiLevelType w:val="hybridMultilevel"/>
     <w:tmpl w:val="7B341DC2"/>
@@ -10005,7 +12882,93 @@
       </w:rPr>
     </w:lvl>
   </w:abstractNum>
-  <w:abstractNum w:abstractNumId="18" w15:restartNumberingAfterBreak="0">
+  <w:abstractNum w:abstractNumId="19" w15:restartNumberingAfterBreak="0">
+    <w:nsid w:val="4CA92606"/>
+    <w:multiLevelType w:val="hybridMultilevel"/>
+    <w:tmpl w:val="D4766EEC"/>
+    <w:lvl w:ilvl="0" w:tplc="04090017">
+      <w:start w:val="1"/>
+      <w:numFmt w:val="lowerLetter"/>
+      <w:lvlText w:val="%1)"/>
+      <w:lvlJc w:val="left"/>
+      <w:pPr>
+        <w:ind w:left="720" w:hanging="360"/>
+      </w:pPr>
+    </w:lvl>
+    <w:lvl w:ilvl="1" w:tplc="04090019" w:tentative="1">
+      <w:start w:val="1"/>
+      <w:numFmt w:val="lowerLetter"/>
+      <w:lvlText w:val="%2."/>
+      <w:lvlJc w:val="left"/>
+      <w:pPr>
+        <w:ind w:left="1440" w:hanging="360"/>
+      </w:pPr>
+    </w:lvl>
+    <w:lvl w:ilvl="2" w:tplc="0409001B" w:tentative="1">
+      <w:start w:val="1"/>
+      <w:numFmt w:val="lowerRoman"/>
+      <w:lvlText w:val="%3."/>
+      <w:lvlJc w:val="right"/>
+      <w:pPr>
+        <w:ind w:left="2160" w:hanging="180"/>
+      </w:pPr>
+    </w:lvl>
+    <w:lvl w:ilvl="3" w:tplc="0409000F" w:tentative="1">
+      <w:start w:val="1"/>
+      <w:numFmt w:val="decimal"/>
+      <w:lvlText w:val="%4."/>
+      <w:lvlJc w:val="left"/>
+      <w:pPr>
+        <w:ind w:left="2880" w:hanging="360"/>
+      </w:pPr>
+    </w:lvl>
+    <w:lvl w:ilvl="4" w:tplc="04090019" w:tentative="1">
+      <w:start w:val="1"/>
+      <w:numFmt w:val="lowerLetter"/>
+      <w:lvlText w:val="%5."/>
+      <w:lvlJc w:val="left"/>
+      <w:pPr>
+        <w:ind w:left="3600" w:hanging="360"/>
+      </w:pPr>
+    </w:lvl>
+    <w:lvl w:ilvl="5" w:tplc="0409001B" w:tentative="1">
+      <w:start w:val="1"/>
+      <w:numFmt w:val="lowerRoman"/>
+      <w:lvlText w:val="%6."/>
+      <w:lvlJc w:val="right"/>
+      <w:pPr>
+        <w:ind w:left="4320" w:hanging="180"/>
+      </w:pPr>
+    </w:lvl>
+    <w:lvl w:ilvl="6" w:tplc="0409000F" w:tentative="1">
+      <w:start w:val="1"/>
+      <w:numFmt w:val="decimal"/>
+      <w:lvlText w:val="%7."/>
+      <w:lvlJc w:val="left"/>
+      <w:pPr>
+        <w:ind w:left="5040" w:hanging="360"/>
+      </w:pPr>
+    </w:lvl>
+    <w:lvl w:ilvl="7" w:tplc="04090019" w:tentative="1">
+      <w:start w:val="1"/>
+      <w:numFmt w:val="lowerLetter"/>
+      <w:lvlText w:val="%8."/>
+      <w:lvlJc w:val="left"/>
+      <w:pPr>
+        <w:ind w:left="5760" w:hanging="360"/>
+      </w:pPr>
+    </w:lvl>
+    <w:lvl w:ilvl="8" w:tplc="0409001B" w:tentative="1">
+      <w:start w:val="1"/>
+      <w:numFmt w:val="lowerRoman"/>
+      <w:lvlText w:val="%9."/>
+      <w:lvlJc w:val="right"/>
+      <w:pPr>
+        <w:ind w:left="6480" w:hanging="180"/>
+      </w:pPr>
+    </w:lvl>
+  </w:abstractNum>
+  <w:abstractNum w:abstractNumId="20" w15:restartNumberingAfterBreak="0">
     <w:nsid w:val="4ECE7255"/>
     <w:multiLevelType w:val="hybridMultilevel"/>
     <w:tmpl w:val="5FEAEE7E"/>
@@ -10091,7 +13054,7 @@
       </w:pPr>
     </w:lvl>
   </w:abstractNum>
-  <w:abstractNum w:abstractNumId="19" w15:restartNumberingAfterBreak="0">
+  <w:abstractNum w:abstractNumId="21" w15:restartNumberingAfterBreak="0">
     <w:nsid w:val="50730569"/>
     <w:multiLevelType w:val="hybridMultilevel"/>
     <w:tmpl w:val="EEAA898C"/>
@@ -10181,7 +13144,7 @@
       </w:pPr>
     </w:lvl>
   </w:abstractNum>
-  <w:abstractNum w:abstractNumId="20" w15:restartNumberingAfterBreak="0">
+  <w:abstractNum w:abstractNumId="22" w15:restartNumberingAfterBreak="0">
     <w:nsid w:val="56D865F8"/>
     <w:multiLevelType w:val="multilevel"/>
     <w:tmpl w:val="658657DC"/>
@@ -10294,10 +13257,10 @@
       </w:rPr>
     </w:lvl>
   </w:abstractNum>
-  <w:abstractNum w:abstractNumId="21" w15:restartNumberingAfterBreak="0">
+  <w:abstractNum w:abstractNumId="23" w15:restartNumberingAfterBreak="0">
     <w:nsid w:val="59AA172C"/>
     <w:multiLevelType w:val="hybridMultilevel"/>
-    <w:tmpl w:val="679A192A"/>
+    <w:tmpl w:val="0DE8D19C"/>
     <w:lvl w:ilvl="0" w:tplc="04090001">
       <w:start w:val="1"/>
       <w:numFmt w:val="bullet"/>
@@ -10407,7 +13370,7 @@
       </w:rPr>
     </w:lvl>
   </w:abstractNum>
-  <w:abstractNum w:abstractNumId="22" w15:restartNumberingAfterBreak="0">
+  <w:abstractNum w:abstractNumId="24" w15:restartNumberingAfterBreak="0">
     <w:nsid w:val="5B4F250B"/>
     <w:multiLevelType w:val="hybridMultilevel"/>
     <w:tmpl w:val="8CC035E2"/>
@@ -10493,7 +13456,7 @@
       </w:pPr>
     </w:lvl>
   </w:abstractNum>
-  <w:abstractNum w:abstractNumId="23" w15:restartNumberingAfterBreak="0">
+  <w:abstractNum w:abstractNumId="25" w15:restartNumberingAfterBreak="0">
     <w:nsid w:val="5DC77137"/>
     <w:multiLevelType w:val="multilevel"/>
     <w:tmpl w:val="31DADC24"/>
@@ -10606,7 +13569,96 @@
       </w:rPr>
     </w:lvl>
   </w:abstractNum>
-  <w:abstractNum w:abstractNumId="24" w15:restartNumberingAfterBreak="0">
+  <w:abstractNum w:abstractNumId="26" w15:restartNumberingAfterBreak="0">
+    <w:nsid w:val="62F22AFD"/>
+    <w:multiLevelType w:val="hybridMultilevel"/>
+    <w:tmpl w:val="D45C82F8"/>
+    <w:lvl w:ilvl="0" w:tplc="0409000F">
+      <w:start w:val="1"/>
+      <w:numFmt w:val="decimal"/>
+      <w:lvlText w:val="%1."/>
+      <w:lvlJc w:val="left"/>
+      <w:pPr>
+        <w:ind w:left="720" w:hanging="360"/>
+      </w:pPr>
+      <w:rPr>
+        <w:rFonts w:hint="default"/>
+      </w:rPr>
+    </w:lvl>
+    <w:lvl w:ilvl="1" w:tplc="04090019" w:tentative="1">
+      <w:start w:val="1"/>
+      <w:numFmt w:val="lowerLetter"/>
+      <w:lvlText w:val="%2."/>
+      <w:lvlJc w:val="left"/>
+      <w:pPr>
+        <w:ind w:left="1440" w:hanging="360"/>
+      </w:pPr>
+    </w:lvl>
+    <w:lvl w:ilvl="2" w:tplc="0409001B" w:tentative="1">
+      <w:start w:val="1"/>
+      <w:numFmt w:val="lowerRoman"/>
+      <w:lvlText w:val="%3."/>
+      <w:lvlJc w:val="right"/>
+      <w:pPr>
+        <w:ind w:left="2160" w:hanging="180"/>
+      </w:pPr>
+    </w:lvl>
+    <w:lvl w:ilvl="3" w:tplc="0409000F" w:tentative="1">
+      <w:start w:val="1"/>
+      <w:numFmt w:val="decimal"/>
+      <w:lvlText w:val="%4."/>
+      <w:lvlJc w:val="left"/>
+      <w:pPr>
+        <w:ind w:left="2880" w:hanging="360"/>
+      </w:pPr>
+    </w:lvl>
+    <w:lvl w:ilvl="4" w:tplc="04090019" w:tentative="1">
+      <w:start w:val="1"/>
+      <w:numFmt w:val="lowerLetter"/>
+      <w:lvlText w:val="%5."/>
+      <w:lvlJc w:val="left"/>
+      <w:pPr>
+        <w:ind w:left="3600" w:hanging="360"/>
+      </w:pPr>
+    </w:lvl>
+    <w:lvl w:ilvl="5" w:tplc="0409001B" w:tentative="1">
+      <w:start w:val="1"/>
+      <w:numFmt w:val="lowerRoman"/>
+      <w:lvlText w:val="%6."/>
+      <w:lvlJc w:val="right"/>
+      <w:pPr>
+        <w:ind w:left="4320" w:hanging="180"/>
+      </w:pPr>
+    </w:lvl>
+    <w:lvl w:ilvl="6" w:tplc="0409000F" w:tentative="1">
+      <w:start w:val="1"/>
+      <w:numFmt w:val="decimal"/>
+      <w:lvlText w:val="%7."/>
+      <w:lvlJc w:val="left"/>
+      <w:pPr>
+        <w:ind w:left="5040" w:hanging="360"/>
+      </w:pPr>
+    </w:lvl>
+    <w:lvl w:ilvl="7" w:tplc="04090019" w:tentative="1">
+      <w:start w:val="1"/>
+      <w:numFmt w:val="lowerLetter"/>
+      <w:lvlText w:val="%8."/>
+      <w:lvlJc w:val="left"/>
+      <w:pPr>
+        <w:ind w:left="5760" w:hanging="360"/>
+      </w:pPr>
+    </w:lvl>
+    <w:lvl w:ilvl="8" w:tplc="0409001B" w:tentative="1">
+      <w:start w:val="1"/>
+      <w:numFmt w:val="lowerRoman"/>
+      <w:lvlText w:val="%9."/>
+      <w:lvlJc w:val="right"/>
+      <w:pPr>
+        <w:ind w:left="6480" w:hanging="180"/>
+      </w:pPr>
+    </w:lvl>
+  </w:abstractNum>
+  <w:abstractNum w:abstractNumId="27" w15:restartNumberingAfterBreak="0">
     <w:nsid w:val="653E4FA6"/>
     <w:multiLevelType w:val="hybridMultilevel"/>
     <w:tmpl w:val="D75EDCD4"/>
@@ -10695,7 +13747,7 @@
       </w:pPr>
     </w:lvl>
   </w:abstractNum>
-  <w:abstractNum w:abstractNumId="25" w15:restartNumberingAfterBreak="0">
+  <w:abstractNum w:abstractNumId="28" w15:restartNumberingAfterBreak="0">
     <w:nsid w:val="661E48EA"/>
     <w:multiLevelType w:val="hybridMultilevel"/>
     <w:tmpl w:val="38D48146"/>
@@ -10781,7 +13833,96 @@
       </w:pPr>
     </w:lvl>
   </w:abstractNum>
-  <w:abstractNum w:abstractNumId="26" w15:restartNumberingAfterBreak="0">
+  <w:abstractNum w:abstractNumId="29" w15:restartNumberingAfterBreak="0">
+    <w:nsid w:val="662D1762"/>
+    <w:multiLevelType w:val="hybridMultilevel"/>
+    <w:tmpl w:val="B8BA28DC"/>
+    <w:lvl w:ilvl="0" w:tplc="0409000F">
+      <w:start w:val="1"/>
+      <w:numFmt w:val="decimal"/>
+      <w:lvlText w:val="%1."/>
+      <w:lvlJc w:val="left"/>
+      <w:pPr>
+        <w:ind w:left="720" w:hanging="360"/>
+      </w:pPr>
+      <w:rPr>
+        <w:rFonts w:hint="default"/>
+      </w:rPr>
+    </w:lvl>
+    <w:lvl w:ilvl="1" w:tplc="04090019" w:tentative="1">
+      <w:start w:val="1"/>
+      <w:numFmt w:val="lowerLetter"/>
+      <w:lvlText w:val="%2."/>
+      <w:lvlJc w:val="left"/>
+      <w:pPr>
+        <w:ind w:left="1440" w:hanging="360"/>
+      </w:pPr>
+    </w:lvl>
+    <w:lvl w:ilvl="2" w:tplc="0409001B" w:tentative="1">
+      <w:start w:val="1"/>
+      <w:numFmt w:val="lowerRoman"/>
+      <w:lvlText w:val="%3."/>
+      <w:lvlJc w:val="right"/>
+      <w:pPr>
+        <w:ind w:left="2160" w:hanging="180"/>
+      </w:pPr>
+    </w:lvl>
+    <w:lvl w:ilvl="3" w:tplc="0409000F" w:tentative="1">
+      <w:start w:val="1"/>
+      <w:numFmt w:val="decimal"/>
+      <w:lvlText w:val="%4."/>
+      <w:lvlJc w:val="left"/>
+      <w:pPr>
+        <w:ind w:left="2880" w:hanging="360"/>
+      </w:pPr>
+    </w:lvl>
+    <w:lvl w:ilvl="4" w:tplc="04090019" w:tentative="1">
+      <w:start w:val="1"/>
+      <w:numFmt w:val="lowerLetter"/>
+      <w:lvlText w:val="%5."/>
+      <w:lvlJc w:val="left"/>
+      <w:pPr>
+        <w:ind w:left="3600" w:hanging="360"/>
+      </w:pPr>
+    </w:lvl>
+    <w:lvl w:ilvl="5" w:tplc="0409001B" w:tentative="1">
+      <w:start w:val="1"/>
+      <w:numFmt w:val="lowerRoman"/>
+      <w:lvlText w:val="%6."/>
+      <w:lvlJc w:val="right"/>
+      <w:pPr>
+        <w:ind w:left="4320" w:hanging="180"/>
+      </w:pPr>
+    </w:lvl>
+    <w:lvl w:ilvl="6" w:tplc="0409000F" w:tentative="1">
+      <w:start w:val="1"/>
+      <w:numFmt w:val="decimal"/>
+      <w:lvlText w:val="%7."/>
+      <w:lvlJc w:val="left"/>
+      <w:pPr>
+        <w:ind w:left="5040" w:hanging="360"/>
+      </w:pPr>
+    </w:lvl>
+    <w:lvl w:ilvl="7" w:tplc="04090019" w:tentative="1">
+      <w:start w:val="1"/>
+      <w:numFmt w:val="lowerLetter"/>
+      <w:lvlText w:val="%8."/>
+      <w:lvlJc w:val="left"/>
+      <w:pPr>
+        <w:ind w:left="5760" w:hanging="360"/>
+      </w:pPr>
+    </w:lvl>
+    <w:lvl w:ilvl="8" w:tplc="0409001B" w:tentative="1">
+      <w:start w:val="1"/>
+      <w:numFmt w:val="lowerRoman"/>
+      <w:lvlText w:val="%9."/>
+      <w:lvlJc w:val="right"/>
+      <w:pPr>
+        <w:ind w:left="6480" w:hanging="180"/>
+      </w:pPr>
+    </w:lvl>
+  </w:abstractNum>
+  <w:abstractNum w:abstractNumId="30" w15:restartNumberingAfterBreak="0">
     <w:nsid w:val="694015BF"/>
     <w:multiLevelType w:val="hybridMultilevel"/>
     <w:tmpl w:val="F99EC9AC"/>
@@ -10867,7 +14008,7 @@
       </w:pPr>
     </w:lvl>
   </w:abstractNum>
-  <w:abstractNum w:abstractNumId="27" w15:restartNumberingAfterBreak="0">
+  <w:abstractNum w:abstractNumId="31" w15:restartNumberingAfterBreak="0">
     <w:nsid w:val="78C57EB9"/>
     <w:multiLevelType w:val="hybridMultilevel"/>
     <w:tmpl w:val="93268BFE"/>
@@ -10953,7 +14094,7 @@
       </w:pPr>
     </w:lvl>
   </w:abstractNum>
-  <w:abstractNum w:abstractNumId="28" w15:restartNumberingAfterBreak="0">
+  <w:abstractNum w:abstractNumId="32" w15:restartNumberingAfterBreak="0">
     <w:nsid w:val="7A7D603A"/>
     <w:multiLevelType w:val="hybridMultilevel"/>
     <w:tmpl w:val="75C0D428"/>
@@ -11044,7 +14185,7 @@
       </w:pPr>
     </w:lvl>
   </w:abstractNum>
-  <w:abstractNum w:abstractNumId="29" w15:restartNumberingAfterBreak="0">
+  <w:abstractNum w:abstractNumId="33" w15:restartNumberingAfterBreak="0">
     <w:nsid w:val="7FAC46B4"/>
     <w:multiLevelType w:val="hybridMultilevel"/>
     <w:tmpl w:val="3FCAA3C8"/>
@@ -11131,52 +14272,52 @@
     </w:lvl>
   </w:abstractNum>
   <w:num w:numId="1">
-    <w:abstractNumId w:val="6"/>
+    <w:abstractNumId w:val="7"/>
   </w:num>
   <w:num w:numId="2">
     <w:abstractNumId w:val="2"/>
   </w:num>
   <w:num w:numId="3">
+    <w:abstractNumId w:val="16"/>
+  </w:num>
+  <w:num w:numId="4">
+    <w:abstractNumId w:val="12"/>
+  </w:num>
+  <w:num w:numId="5">
     <w:abstractNumId w:val="15"/>
   </w:num>
-  <w:num w:numId="4">
-    <w:abstractNumId w:val="11"/>
-  </w:num>
-  <w:num w:numId="5">
-    <w:abstractNumId w:val="14"/>
-  </w:num>
   <w:num w:numId="6">
-    <w:abstractNumId w:val="20"/>
+    <w:abstractNumId w:val="22"/>
   </w:num>
   <w:num w:numId="7">
     <w:abstractNumId w:val="1"/>
   </w:num>
   <w:num w:numId="8">
-    <w:abstractNumId w:val="23"/>
+    <w:abstractNumId w:val="25"/>
   </w:num>
   <w:num w:numId="9">
-    <w:abstractNumId w:val="28"/>
+    <w:abstractNumId w:val="32"/>
   </w:num>
   <w:num w:numId="10">
-    <w:abstractNumId w:val="18"/>
+    <w:abstractNumId w:val="20"/>
   </w:num>
   <w:num w:numId="11">
-    <w:abstractNumId w:val="12"/>
+    <w:abstractNumId w:val="13"/>
   </w:num>
   <w:num w:numId="12">
-    <w:abstractNumId w:val="10"/>
+    <w:abstractNumId w:val="11"/>
   </w:num>
   <w:num w:numId="13">
-    <w:abstractNumId w:val="22"/>
+    <w:abstractNumId w:val="24"/>
   </w:num>
   <w:num w:numId="14">
-    <w:abstractNumId w:val="24"/>
+    <w:abstractNumId w:val="27"/>
   </w:num>
   <w:num w:numId="15">
     <w:abstractNumId w:val="0"/>
   </w:num>
   <w:num w:numId="16">
-    <w:abstractNumId w:val="19"/>
+    <w:abstractNumId w:val="21"/>
   </w:num>
   <w:num w:numId="17">
     <w:abstractNumId w:val="5"/>
@@ -11185,40 +14326,52 @@
     <w:abstractNumId w:val="4"/>
   </w:num>
   <w:num w:numId="19">
-    <w:abstractNumId w:val="16"/>
+    <w:abstractNumId w:val="17"/>
   </w:num>
   <w:num w:numId="20">
-    <w:abstractNumId w:val="13"/>
+    <w:abstractNumId w:val="14"/>
   </w:num>
   <w:num w:numId="21">
-    <w:abstractNumId w:val="17"/>
+    <w:abstractNumId w:val="18"/>
   </w:num>
   <w:num w:numId="22">
+    <w:abstractNumId w:val="9"/>
+  </w:num>
+  <w:num w:numId="23">
+    <w:abstractNumId w:val="23"/>
+  </w:num>
+  <w:num w:numId="24">
+    <w:abstractNumId w:val="28"/>
+  </w:num>
+  <w:num w:numId="25">
+    <w:abstractNumId w:val="10"/>
+  </w:num>
+  <w:num w:numId="26">
+    <w:abstractNumId w:val="31"/>
+  </w:num>
+  <w:num w:numId="27">
     <w:abstractNumId w:val="8"/>
   </w:num>
-  <w:num w:numId="23">
-    <w:abstractNumId w:val="21"/>
-  </w:num>
-  <w:num w:numId="24">
-    <w:abstractNumId w:val="25"/>
-  </w:num>
-  <w:num w:numId="25">
-    <w:abstractNumId w:val="9"/>
-  </w:num>
-  <w:num w:numId="26">
-    <w:abstractNumId w:val="27"/>
-  </w:num>
-  <w:num w:numId="27">
-    <w:abstractNumId w:val="7"/>
-  </w:num>
   <w:num w:numId="28">
-    <w:abstractNumId w:val="26"/>
+    <w:abstractNumId w:val="30"/>
   </w:num>
   <w:num w:numId="29">
     <w:abstractNumId w:val="3"/>
   </w:num>
   <w:num w:numId="30">
+    <w:abstractNumId w:val="33"/>
+  </w:num>
+  <w:num w:numId="31">
+    <w:abstractNumId w:val="6"/>
+  </w:num>
+  <w:num w:numId="32">
+    <w:abstractNumId w:val="19"/>
+  </w:num>
+  <w:num w:numId="33">
     <w:abstractNumId w:val="29"/>
+  </w:num>
+  <w:num w:numId="34">
+    <w:abstractNumId w:val="26"/>
   </w:num>
 </w:numbering>
 </file>
@@ -11918,6 +15071,37 @@
       <w:shd w:val="clear" w:color="auto" w:fill="E1DFDD"/>
     </w:rPr>
   </w:style>
+  <w:style w:type="table" w:styleId="TableGrid">
+    <w:name w:val="Table Grid"/>
+    <w:basedOn w:val="TableNormal"/>
+    <w:uiPriority w:val="39"/>
+    <w:rsid w:val="00B70911"/>
+    <w:pPr>
+      <w:spacing w:line="240" w:lineRule="auto"/>
+    </w:pPr>
+    <w:tblPr>
+      <w:tblBorders>
+        <w:top w:val="single" w:sz="4" w:space="0" w:color="auto"/>
+        <w:left w:val="single" w:sz="4" w:space="0" w:color="auto"/>
+        <w:bottom w:val="single" w:sz="4" w:space="0" w:color="auto"/>
+        <w:right w:val="single" w:sz="4" w:space="0" w:color="auto"/>
+        <w:insideH w:val="single" w:sz="4" w:space="0" w:color="auto"/>
+        <w:insideV w:val="single" w:sz="4" w:space="0" w:color="auto"/>
+      </w:tblBorders>
+    </w:tblPr>
+  </w:style>
+  <w:style w:type="character" w:styleId="FollowedHyperlink">
+    <w:name w:val="FollowedHyperlink"/>
+    <w:basedOn w:val="DefaultParagraphFont"/>
+    <w:uiPriority w:val="99"/>
+    <w:semiHidden/>
+    <w:unhideWhenUsed/>
+    <w:rsid w:val="00263F80"/>
+    <w:rPr>
+      <w:color w:val="800080" w:themeColor="followedHyperlink"/>
+      <w:u w:val="single"/>
+    </w:rPr>
+  </w:style>
 </w:styles>
 </file>
 

--- a/Documents/Tablet Design Report.docx
+++ b/Documents/Tablet Design Report.docx
@@ -13,9 +13,9 @@
         <w:t>Tablet Design Report</w:t>
       </w:r>
     </w:p>
-    <w:bookmarkStart w:id="1" w:name="_q712gkprt8lw" w:colFirst="0" w:colLast="0" w:displacedByCustomXml="next"/>
+    <w:bookmarkStart w:id="1" w:name="_165xlof05yyj" w:colFirst="0" w:colLast="0" w:displacedByCustomXml="next"/>
     <w:bookmarkEnd w:id="1" w:displacedByCustomXml="next"/>
-    <w:bookmarkStart w:id="2" w:name="_165xlof05yyj" w:colFirst="0" w:colLast="0" w:displacedByCustomXml="next"/>
+    <w:bookmarkStart w:id="2" w:name="_q712gkprt8lw" w:colFirst="0" w:colLast="0" w:displacedByCustomXml="next"/>
     <w:bookmarkEnd w:id="2" w:displacedByCustomXml="next"/>
     <w:sdt>
       <w:sdtPr>
@@ -2134,7 +2134,23 @@
           <w:sz w:val="20"/>
           <w:szCs w:val="20"/>
         </w:rPr>
-        <w:t>This section is responsible for supplying DC power to the core of SoM. The ETA3451D2I-T IC is being used in this section to produce 1V output. ETA3451D2I-T is a high frequency synchronous Step-Down converter with up to 91% efficiency for low output voltage and a 3.5A Max output current limit.</w:t>
+        <w:t xml:space="preserve">This section is responsible for supplying DC power to the core of </w:t>
+      </w:r>
+      <w:proofErr w:type="spellStart"/>
+      <w:r>
+        <w:rPr>
+          <w:sz w:val="20"/>
+          <w:szCs w:val="20"/>
+        </w:rPr>
+        <w:t>SoM.</w:t>
+      </w:r>
+      <w:proofErr w:type="spellEnd"/>
+      <w:r>
+        <w:rPr>
+          <w:sz w:val="20"/>
+          <w:szCs w:val="20"/>
+        </w:rPr>
+        <w:t xml:space="preserve"> The ETA3451D2I-T IC is being used in this section to produce 1V output. ETA3451D2I-T is a high frequency synchronous Step-Down converter with up to 91% efficiency for low output voltage and a 3.5A Max output current limit.</w:t>
       </w:r>
       <w:r>
         <w:br/>
@@ -2226,24 +2242,14 @@
       <w:r>
         <w:t xml:space="preserve">Figure </w:t>
       </w:r>
-      <w:r>
-        <w:fldChar w:fldCharType="begin"/>
-      </w:r>
-      <w:r>
-        <w:instrText xml:space="preserve"> SEQ Figure \* ARABIC </w:instrText>
-      </w:r>
-      <w:r>
-        <w:fldChar w:fldCharType="separate"/>
-      </w:r>
-      <w:r>
-        <w:rPr>
-          <w:noProof/>
-        </w:rPr>
-        <w:t>1</w:t>
-      </w:r>
-      <w:r>
-        <w:fldChar w:fldCharType="end"/>
-      </w:r>
+      <w:fldSimple w:instr=" SEQ Figure \* ARABIC ">
+        <w:r>
+          <w:rPr>
+            <w:noProof/>
+          </w:rPr>
+          <w:t>1</w:t>
+        </w:r>
+      </w:fldSimple>
     </w:p>
     <w:p>
       <w:pPr>
@@ -2309,15 +2315,7 @@
           <w:sz w:val="20"/>
           <w:szCs w:val="20"/>
         </w:rPr>
-        <w:t>MP3221GJ-Z IC</w:t>
-      </w:r>
-      <w:r>
-        <w:rPr>
-          <w:bCs/>
-          <w:sz w:val="20"/>
-          <w:szCs w:val="20"/>
-        </w:rPr>
-        <w:t>:</w:t>
+        <w:t>MP3221GJ-Z IC:</w:t>
       </w:r>
       <w:r>
         <w:rPr>
@@ -2497,24 +2495,14 @@
       <w:r>
         <w:t xml:space="preserve">Figure </w:t>
       </w:r>
-      <w:r>
-        <w:fldChar w:fldCharType="begin"/>
-      </w:r>
-      <w:r>
-        <w:instrText xml:space="preserve"> SEQ Figure \* ARABIC </w:instrText>
-      </w:r>
-      <w:r>
-        <w:fldChar w:fldCharType="separate"/>
-      </w:r>
-      <w:r>
-        <w:rPr>
-          <w:noProof/>
-        </w:rPr>
-        <w:t>2</w:t>
-      </w:r>
-      <w:r>
-        <w:fldChar w:fldCharType="end"/>
-      </w:r>
+      <w:fldSimple w:instr=" SEQ Figure \* ARABIC ">
+        <w:r>
+          <w:rPr>
+            <w:noProof/>
+          </w:rPr>
+          <w:t>2</w:t>
+        </w:r>
+      </w:fldSimple>
     </w:p>
     <w:p>
       <w:pPr>
@@ -2580,14 +2568,7 @@
           <w:sz w:val="20"/>
           <w:szCs w:val="20"/>
         </w:rPr>
-        <w:t>S-1206B18-M3T1</w:t>
-      </w:r>
-      <w:r>
-        <w:rPr>
-          <w:sz w:val="20"/>
-          <w:szCs w:val="20"/>
-        </w:rPr>
-        <w:t xml:space="preserve">U: ultra-low current consumption and low dropout </w:t>
+        <w:t xml:space="preserve">S-1206B18-M3T1U: ultra-low current consumption and low dropout </w:t>
       </w:r>
       <w:r>
         <w:rPr>
@@ -2631,7 +2612,23 @@
           <w:sz w:val="20"/>
           <w:szCs w:val="20"/>
         </w:rPr>
-        <w:t xml:space="preserve">This section is designated to provide power to the RTC clock of the SoM. </w:t>
+        <w:t xml:space="preserve">This section is designated to provide power to the RTC clock of the </w:t>
+      </w:r>
+      <w:proofErr w:type="spellStart"/>
+      <w:r>
+        <w:rPr>
+          <w:sz w:val="20"/>
+          <w:szCs w:val="20"/>
+        </w:rPr>
+        <w:t>SoM.</w:t>
+      </w:r>
+      <w:proofErr w:type="spellEnd"/>
+      <w:r>
+        <w:rPr>
+          <w:sz w:val="20"/>
+          <w:szCs w:val="20"/>
+        </w:rPr>
+        <w:t xml:space="preserve"> </w:t>
       </w:r>
       <w:r>
         <w:rPr>
@@ -2762,24 +2759,14 @@
       <w:r>
         <w:t xml:space="preserve">Figure </w:t>
       </w:r>
-      <w:r>
-        <w:fldChar w:fldCharType="begin"/>
-      </w:r>
-      <w:r>
-        <w:instrText xml:space="preserve"> SEQ Figure \* ARABIC </w:instrText>
-      </w:r>
-      <w:r>
-        <w:fldChar w:fldCharType="separate"/>
-      </w:r>
-      <w:r>
-        <w:rPr>
-          <w:noProof/>
-        </w:rPr>
-        <w:t>3</w:t>
-      </w:r>
-      <w:r>
-        <w:fldChar w:fldCharType="end"/>
-      </w:r>
+      <w:fldSimple w:instr=" SEQ Figure \* ARABIC ">
+        <w:r>
+          <w:rPr>
+            <w:noProof/>
+          </w:rPr>
+          <w:t>3</w:t>
+        </w:r>
+      </w:fldSimple>
     </w:p>
     <w:p>
       <w:pPr>
@@ -2959,15 +2946,7 @@
           <w:bCs/>
           <w:u w:val="single"/>
         </w:rPr>
-        <w:t>Description</w:t>
-      </w:r>
-      <w:r>
-        <w:rPr>
-          <w:b/>
-          <w:bCs/>
-          <w:u w:val="single"/>
-        </w:rPr>
-        <w:t>:</w:t>
+        <w:t>Description:</w:t>
       </w:r>
     </w:p>
     <w:p>
@@ -3087,24 +3066,14 @@
       <w:r>
         <w:t xml:space="preserve">Figure </w:t>
       </w:r>
-      <w:r>
-        <w:fldChar w:fldCharType="begin"/>
-      </w:r>
-      <w:r>
-        <w:instrText xml:space="preserve"> SEQ Figure \* ARABIC </w:instrText>
-      </w:r>
-      <w:r>
-        <w:fldChar w:fldCharType="separate"/>
-      </w:r>
-      <w:r>
-        <w:rPr>
-          <w:noProof/>
-        </w:rPr>
-        <w:t>4</w:t>
-      </w:r>
-      <w:r>
-        <w:fldChar w:fldCharType="end"/>
-      </w:r>
+      <w:fldSimple w:instr=" SEQ Figure \* ARABIC ">
+        <w:r>
+          <w:rPr>
+            <w:noProof/>
+          </w:rPr>
+          <w:t>4</w:t>
+        </w:r>
+      </w:fldSimple>
     </w:p>
     <w:p>
       <w:pPr>
@@ -3250,7 +3219,23 @@
           <w:sz w:val="20"/>
           <w:szCs w:val="20"/>
         </w:rPr>
-        <w:t xml:space="preserve"> to SoM via</w:t>
+        <w:t xml:space="preserve"> to </w:t>
+      </w:r>
+      <w:proofErr w:type="spellStart"/>
+      <w:r>
+        <w:rPr>
+          <w:sz w:val="20"/>
+          <w:szCs w:val="20"/>
+        </w:rPr>
+        <w:t>SoM</w:t>
+      </w:r>
+      <w:proofErr w:type="spellEnd"/>
+      <w:r>
+        <w:rPr>
+          <w:sz w:val="20"/>
+          <w:szCs w:val="20"/>
+        </w:rPr>
+        <w:t xml:space="preserve"> via</w:t>
       </w:r>
       <w:r>
         <w:rPr>
@@ -3343,7 +3328,7 @@
       <w:pPr>
         <w:ind w:left="360"/>
       </w:pPr>
-      <w:hyperlink r:id="rId16" w:history="1">
+      <w:hyperlink r:id="rId16" w:anchor="Gf70UQKzT3QTy8h_Zp9odA/folder/O04ixZyI" w:history="1">
         <w:r>
           <w:rPr>
             <w:rStyle w:val="Hyperlink"/>
@@ -3417,24 +3402,14 @@
       <w:r>
         <w:t xml:space="preserve">Figure </w:t>
       </w:r>
-      <w:r>
-        <w:fldChar w:fldCharType="begin"/>
-      </w:r>
-      <w:r>
-        <w:instrText xml:space="preserve"> SEQ Figure \* ARABIC </w:instrText>
-      </w:r>
-      <w:r>
-        <w:fldChar w:fldCharType="separate"/>
-      </w:r>
-      <w:r>
-        <w:rPr>
-          <w:noProof/>
-        </w:rPr>
-        <w:t>5</w:t>
-      </w:r>
-      <w:r>
-        <w:fldChar w:fldCharType="end"/>
-      </w:r>
+      <w:fldSimple w:instr=" SEQ Figure \* ARABIC ">
+        <w:r>
+          <w:rPr>
+            <w:noProof/>
+          </w:rPr>
+          <w:t>5</w:t>
+        </w:r>
+      </w:fldSimple>
     </w:p>
     <w:p>
       <w:pPr>
@@ -3641,24 +3616,14 @@
       <w:r>
         <w:t xml:space="preserve">Figure </w:t>
       </w:r>
-      <w:r>
-        <w:fldChar w:fldCharType="begin"/>
-      </w:r>
-      <w:r>
-        <w:instrText xml:space="preserve"> SEQ Figure \* ARABIC </w:instrText>
-      </w:r>
-      <w:r>
-        <w:fldChar w:fldCharType="separate"/>
-      </w:r>
-      <w:r>
-        <w:rPr>
-          <w:noProof/>
-        </w:rPr>
-        <w:t>6</w:t>
-      </w:r>
-      <w:r>
-        <w:fldChar w:fldCharType="end"/>
-      </w:r>
+      <w:fldSimple w:instr=" SEQ Figure \* ARABIC ">
+        <w:r>
+          <w:rPr>
+            <w:noProof/>
+          </w:rPr>
+          <w:t>6</w:t>
+        </w:r>
+      </w:fldSimple>
     </w:p>
     <w:p>
       <w:pPr>
@@ -3723,34 +3688,34 @@
         </w:rPr>
         <w:t xml:space="preserve"> </w:t>
       </w:r>
-    </w:p>
-    <w:p>
-      <w:pPr>
-        <w:rPr>
-          <w:sz w:val="20"/>
-          <w:szCs w:val="20"/>
-        </w:rPr>
-      </w:pPr>
-      <w:r>
-        <w:rPr>
-          <w:sz w:val="20"/>
-          <w:szCs w:val="20"/>
-        </w:rPr>
-        <w:t>693043020611</w:t>
-      </w:r>
-      <w:r>
-        <w:rPr>
-          <w:sz w:val="20"/>
-          <w:szCs w:val="20"/>
-        </w:rPr>
-        <w:t xml:space="preserve">: </w:t>
-      </w:r>
-      <w:r>
-        <w:rPr>
-          <w:sz w:val="20"/>
-          <w:szCs w:val="20"/>
-        </w:rPr>
-        <w:t>6 Position Card Connector NANO SIM Surface Mount, Right Angle Gold</w:t>
+      <w:r>
+        <w:rPr>
+          <w:sz w:val="20"/>
+          <w:szCs w:val="20"/>
+        </w:rPr>
+        <w:t>multi-band TDD-LTE/FDD-LTE/WCDMA/GSM/GNSS SMT type modul</w:t>
+      </w:r>
+      <w:r>
+        <w:rPr>
+          <w:sz w:val="20"/>
+          <w:szCs w:val="20"/>
+        </w:rPr>
+        <w:t>e.</w:t>
+      </w:r>
+    </w:p>
+    <w:p>
+      <w:pPr>
+        <w:rPr>
+          <w:sz w:val="20"/>
+          <w:szCs w:val="20"/>
+        </w:rPr>
+      </w:pPr>
+      <w:r>
+        <w:rPr>
+          <w:sz w:val="20"/>
+          <w:szCs w:val="20"/>
+        </w:rPr>
+        <w:t>693043020611: 6 Position Card Connector NANO SIM Surface Mount, Right Angle Gold</w:t>
       </w:r>
     </w:p>
     <w:p>
@@ -3845,38 +3810,44 @@
       <w:r>
         <w:t xml:space="preserve">Figure </w:t>
       </w:r>
-      <w:r>
-        <w:fldChar w:fldCharType="begin"/>
-      </w:r>
-      <w:r>
-        <w:instrText xml:space="preserve"> SEQ Figure \* ARABIC </w:instrText>
-      </w:r>
-      <w:r>
-        <w:fldChar w:fldCharType="separate"/>
-      </w:r>
-      <w:r>
-        <w:rPr>
-          <w:noProof/>
-        </w:rPr>
-        <w:t>7</w:t>
-      </w:r>
-      <w:r>
-        <w:fldChar w:fldCharType="end"/>
-      </w:r>
-    </w:p>
-    <w:p>
-      <w:pPr>
-        <w:rPr>
-          <w:sz w:val="20"/>
-          <w:szCs w:val="20"/>
-        </w:rPr>
-      </w:pPr>
-      <w:r>
-        <w:rPr>
-          <w:sz w:val="20"/>
-          <w:szCs w:val="20"/>
-        </w:rPr>
-        <w:t>SIM7100 has a 1.8V I/O level. To match the I/O levels of SoM which operate at 3.3V, level shifters are being used to bridge signals between the two devices.</w:t>
+      <w:fldSimple w:instr=" SEQ Figure \* ARABIC ">
+        <w:r>
+          <w:rPr>
+            <w:noProof/>
+          </w:rPr>
+          <w:t>7</w:t>
+        </w:r>
+      </w:fldSimple>
+    </w:p>
+    <w:p>
+      <w:pPr>
+        <w:rPr>
+          <w:sz w:val="20"/>
+          <w:szCs w:val="20"/>
+        </w:rPr>
+      </w:pPr>
+      <w:r>
+        <w:rPr>
+          <w:sz w:val="20"/>
+          <w:szCs w:val="20"/>
+        </w:rPr>
+        <w:t xml:space="preserve">SIM7100 has a 1.8V I/O level. To match the I/O levels of </w:t>
+      </w:r>
+      <w:proofErr w:type="spellStart"/>
+      <w:r>
+        <w:rPr>
+          <w:sz w:val="20"/>
+          <w:szCs w:val="20"/>
+        </w:rPr>
+        <w:t>SoM</w:t>
+      </w:r>
+      <w:proofErr w:type="spellEnd"/>
+      <w:r>
+        <w:rPr>
+          <w:sz w:val="20"/>
+          <w:szCs w:val="20"/>
+        </w:rPr>
+        <w:t xml:space="preserve"> which operate at 3.3V, level shifters are being used to bridge signals between the two devices.</w:t>
       </w:r>
     </w:p>
     <w:p>
@@ -3941,24 +3912,14 @@
       <w:r>
         <w:t xml:space="preserve">Figure </w:t>
       </w:r>
-      <w:r>
-        <w:fldChar w:fldCharType="begin"/>
-      </w:r>
-      <w:r>
-        <w:instrText xml:space="preserve"> SEQ Figure \* ARABIC </w:instrText>
-      </w:r>
-      <w:r>
-        <w:fldChar w:fldCharType="separate"/>
-      </w:r>
-      <w:r>
-        <w:rPr>
-          <w:noProof/>
-        </w:rPr>
-        <w:t>8</w:t>
-      </w:r>
-      <w:r>
-        <w:fldChar w:fldCharType="end"/>
-      </w:r>
+      <w:fldSimple w:instr=" SEQ Figure \* ARABIC ">
+        <w:r>
+          <w:rPr>
+            <w:noProof/>
+          </w:rPr>
+          <w:t>8</w:t>
+        </w:r>
+      </w:fldSimple>
     </w:p>
     <w:p>
       <w:pPr>
@@ -4034,24 +3995,14 @@
       <w:r>
         <w:t xml:space="preserve">Figure </w:t>
       </w:r>
-      <w:r>
-        <w:fldChar w:fldCharType="begin"/>
-      </w:r>
-      <w:r>
-        <w:instrText xml:space="preserve"> SEQ Figure \* ARABIC </w:instrText>
-      </w:r>
-      <w:r>
-        <w:fldChar w:fldCharType="separate"/>
-      </w:r>
-      <w:r>
-        <w:rPr>
-          <w:noProof/>
-        </w:rPr>
-        <w:t>9</w:t>
-      </w:r>
-      <w:r>
-        <w:fldChar w:fldCharType="end"/>
-      </w:r>
+      <w:fldSimple w:instr=" SEQ Figure \* ARABIC ">
+        <w:r>
+          <w:rPr>
+            <w:noProof/>
+          </w:rPr>
+          <w:t>9</w:t>
+        </w:r>
+      </w:fldSimple>
     </w:p>
     <w:p>
       <w:pPr>
@@ -4157,38 +4108,44 @@
       <w:r>
         <w:t xml:space="preserve">Figure </w:t>
       </w:r>
-      <w:r>
-        <w:fldChar w:fldCharType="begin"/>
-      </w:r>
-      <w:r>
-        <w:instrText xml:space="preserve"> SEQ Figure \* ARABIC </w:instrText>
-      </w:r>
-      <w:r>
-        <w:fldChar w:fldCharType="separate"/>
-      </w:r>
-      <w:r>
-        <w:rPr>
-          <w:noProof/>
-        </w:rPr>
-        <w:t>10</w:t>
-      </w:r>
-      <w:r>
-        <w:fldChar w:fldCharType="end"/>
-      </w:r>
-    </w:p>
-    <w:p>
-      <w:pPr>
-        <w:rPr>
-          <w:sz w:val="20"/>
-          <w:szCs w:val="20"/>
-        </w:rPr>
-      </w:pPr>
-      <w:r>
-        <w:rPr>
-          <w:sz w:val="20"/>
-          <w:szCs w:val="20"/>
-        </w:rPr>
-        <w:t>The SIM7100 module is communicating with the G4418 SoM via USB interface. The SIM7100 contains a USB interface compliant with the USB2.0 specification as a peripheral, but the USB charging function is not supported. The connections are made with proper ESD protection diodes.</w:t>
+      <w:fldSimple w:instr=" SEQ Figure \* ARABIC ">
+        <w:r>
+          <w:rPr>
+            <w:noProof/>
+          </w:rPr>
+          <w:t>10</w:t>
+        </w:r>
+      </w:fldSimple>
+    </w:p>
+    <w:p>
+      <w:pPr>
+        <w:rPr>
+          <w:sz w:val="20"/>
+          <w:szCs w:val="20"/>
+        </w:rPr>
+      </w:pPr>
+      <w:r>
+        <w:rPr>
+          <w:sz w:val="20"/>
+          <w:szCs w:val="20"/>
+        </w:rPr>
+        <w:t xml:space="preserve">The SIM7100 module is communicating with the G4418 </w:t>
+      </w:r>
+      <w:proofErr w:type="spellStart"/>
+      <w:r>
+        <w:rPr>
+          <w:sz w:val="20"/>
+          <w:szCs w:val="20"/>
+        </w:rPr>
+        <w:t>SoM</w:t>
+      </w:r>
+      <w:proofErr w:type="spellEnd"/>
+      <w:r>
+        <w:rPr>
+          <w:sz w:val="20"/>
+          <w:szCs w:val="20"/>
+        </w:rPr>
+        <w:t xml:space="preserve"> via USB interface. The SIM7100 contains a USB interface compliant with the USB2.0 specification as a peripheral, but the USB charging function is not supported. The connections are made with proper ESD protection diodes.</w:t>
       </w:r>
     </w:p>
     <w:p>
@@ -4250,24 +4207,14 @@
       <w:r>
         <w:t xml:space="preserve">Figure </w:t>
       </w:r>
-      <w:r>
-        <w:fldChar w:fldCharType="begin"/>
-      </w:r>
-      <w:r>
-        <w:instrText xml:space="preserve"> SEQ Figure \* ARABIC </w:instrText>
-      </w:r>
-      <w:r>
-        <w:fldChar w:fldCharType="separate"/>
-      </w:r>
-      <w:r>
-        <w:rPr>
-          <w:noProof/>
-        </w:rPr>
-        <w:t>11</w:t>
-      </w:r>
-      <w:r>
-        <w:fldChar w:fldCharType="end"/>
-      </w:r>
+      <w:fldSimple w:instr=" SEQ Figure \* ARABIC ">
+        <w:r>
+          <w:rPr>
+            <w:noProof/>
+          </w:rPr>
+          <w:t>11</w:t>
+        </w:r>
+      </w:fldSimple>
     </w:p>
     <w:p>
       <w:pPr>
@@ -4329,24 +4276,14 @@
       <w:r>
         <w:t xml:space="preserve">Figure </w:t>
       </w:r>
-      <w:r>
-        <w:fldChar w:fldCharType="begin"/>
-      </w:r>
-      <w:r>
-        <w:instrText xml:space="preserve"> SEQ Figure \* ARABIC </w:instrText>
-      </w:r>
-      <w:r>
-        <w:fldChar w:fldCharType="separate"/>
-      </w:r>
-      <w:r>
-        <w:rPr>
-          <w:noProof/>
-        </w:rPr>
-        <w:t>12</w:t>
-      </w:r>
-      <w:r>
-        <w:fldChar w:fldCharType="end"/>
-      </w:r>
+      <w:fldSimple w:instr=" SEQ Figure \* ARABIC ">
+        <w:r>
+          <w:rPr>
+            <w:noProof/>
+          </w:rPr>
+          <w:t>12</w:t>
+        </w:r>
+      </w:fldSimple>
     </w:p>
     <w:p>
       <w:pPr>
@@ -4371,19 +4308,7 @@
           <w:rPr>
             <w:rStyle w:val="Hyperlink"/>
           </w:rPr>
-          <w:t>https://www.we-online.de/katalog/datasheet/6930</w:t>
-        </w:r>
-        <w:r>
-          <w:rPr>
-            <w:rStyle w:val="Hyperlink"/>
-          </w:rPr>
-          <w:t>4</w:t>
-        </w:r>
-        <w:r>
-          <w:rPr>
-            <w:rStyle w:val="Hyperlink"/>
-          </w:rPr>
-          <w:t>3020611.pdf</w:t>
+          <w:t>https://www.we-online.de/katalog/datasheet/693043020611.pdf</w:t>
         </w:r>
       </w:hyperlink>
     </w:p>
@@ -4442,15 +4367,17 @@
           <w:szCs w:val="20"/>
         </w:rPr>
         <w:br/>
-        <w:t xml:space="preserve">We are using X4418 module in this tablet which consists of </w:t>
-      </w:r>
-      <w:r>
-        <w:rPr>
-          <w:sz w:val="20"/>
-          <w:szCs w:val="20"/>
-        </w:rPr>
-        <w:t>S5P4418 SoM</w:t>
-      </w:r>
+        <w:t xml:space="preserve">We are using X4418 module in this tablet which consists of S5P4418 </w:t>
+      </w:r>
+      <w:proofErr w:type="spellStart"/>
+      <w:r>
+        <w:rPr>
+          <w:sz w:val="20"/>
+          <w:szCs w:val="20"/>
+        </w:rPr>
+        <w:t>SoM</w:t>
+      </w:r>
+      <w:proofErr w:type="spellEnd"/>
       <w:r>
         <w:rPr>
           <w:sz w:val="20"/>
@@ -4477,7 +4404,21 @@
         <w:rPr>
           <w:color w:val="0000FF"/>
         </w:rPr>
-        <w:t>Overview of S5P4418 SoM:</w:t>
+        <w:t xml:space="preserve">Overview of S5P4418 </w:t>
+      </w:r>
+      <w:proofErr w:type="spellStart"/>
+      <w:r>
+        <w:rPr>
+          <w:color w:val="0000FF"/>
+        </w:rPr>
+        <w:t>SoM</w:t>
+      </w:r>
+      <w:proofErr w:type="spellEnd"/>
+      <w:r>
+        <w:rPr>
+          <w:color w:val="0000FF"/>
+        </w:rPr>
+        <w:t>:</w:t>
       </w:r>
       <w:bookmarkEnd w:id="23"/>
     </w:p>
@@ -4486,9 +4427,6 @@
         <w:ind w:left="360"/>
       </w:pPr>
       <w:r>
-        <w:br/>
-      </w:r>
-      <w:r>
         <w:rPr>
           <w:sz w:val="20"/>
           <w:szCs w:val="20"/>
@@ -4539,7 +4477,23 @@
           <w:sz w:val="20"/>
           <w:szCs w:val="20"/>
         </w:rPr>
-        <w:t xml:space="preserve">. The SoM is </w:t>
+        <w:t xml:space="preserve">. The </w:t>
+      </w:r>
+      <w:proofErr w:type="spellStart"/>
+      <w:r>
+        <w:rPr>
+          <w:sz w:val="20"/>
+          <w:szCs w:val="20"/>
+        </w:rPr>
+        <w:t>SoM</w:t>
+      </w:r>
+      <w:proofErr w:type="spellEnd"/>
+      <w:r>
+        <w:rPr>
+          <w:sz w:val="20"/>
+          <w:szCs w:val="20"/>
+        </w:rPr>
+        <w:t xml:space="preserve"> is </w:t>
       </w:r>
       <w:r>
         <w:rPr>
@@ -4970,16 +4924,7 @@
                 <w:szCs w:val="23"/>
                 <w:highlight w:val="white"/>
               </w:rPr>
-              <w:t xml:space="preserve">4, VC1, VP8, Theora, AVS, RV8/9/10, </w:t>
-            </w:r>
-            <w:r>
-              <w:rPr>
-                <w:sz w:val="23"/>
-                <w:szCs w:val="23"/>
-                <w:highlight w:val="white"/>
-              </w:rPr>
-              <w:lastRenderedPageBreak/>
-              <w:t>MJPEG</w:t>
+              <w:t>4, VC1, VP8, Theora, AVS, RV8/9/10, MJPEG</w:t>
             </w:r>
           </w:p>
         </w:tc>
@@ -5351,7 +5296,23 @@
           <w:sz w:val="20"/>
           <w:szCs w:val="20"/>
         </w:rPr>
-        <w:t>The module supports Dual Display up to 2048x1280, TFT-LCD, LVDS, HDMI 1.4a, MIPI-DSI output. It also provides a 3.3V output voltage at it's GPIOs which is quite commonly used among other integrated devices. Hence the device can be interfaced with a wide range of other chips sets. The Samsung S5P4418 has various boot modes including External Static Memory Boot, SPI Flash/EEPROM, NOR, USB and UART boot options.</w:t>
+        <w:t xml:space="preserve">The module supports Dual Display up to 2048x1280, TFT-LCD, LVDS, HDMI 1.4a, MIPI-DSI output. It also provides a 3.3V output voltage at </w:t>
+      </w:r>
+      <w:proofErr w:type="spellStart"/>
+      <w:r>
+        <w:rPr>
+          <w:sz w:val="20"/>
+          <w:szCs w:val="20"/>
+        </w:rPr>
+        <w:t>it's</w:t>
+      </w:r>
+      <w:proofErr w:type="spellEnd"/>
+      <w:r>
+        <w:rPr>
+          <w:sz w:val="20"/>
+          <w:szCs w:val="20"/>
+        </w:rPr>
+        <w:t xml:space="preserve"> GPIOs which is quite commonly used among other integrated devices. Hence the device can be interfaced with a wide range of other chips sets. The Samsung S5P4418 has various boot modes including External Static Memory Boot, SPI Flash/EEPROM, NOR, USB and UART boot options.</w:t>
       </w:r>
     </w:p>
     <w:p>
@@ -6192,79 +6153,94 @@
       <w:bookmarkStart w:id="32" w:name="_5uu9fxrf1exa" w:colFirst="0" w:colLast="0"/>
       <w:bookmarkStart w:id="33" w:name="_Toc78905930"/>
       <w:bookmarkEnd w:id="32"/>
+      <w:proofErr w:type="spellStart"/>
       <w:r>
         <w:rPr>
           <w:color w:val="0000FF"/>
         </w:rPr>
+        <w:t>SoM</w:t>
+      </w:r>
+      <w:proofErr w:type="spellEnd"/>
+      <w:r>
+        <w:rPr>
+          <w:color w:val="0000FF"/>
+        </w:rPr>
+        <w:t xml:space="preserve"> Power Section:</w:t>
+      </w:r>
+      <w:bookmarkEnd w:id="33"/>
+    </w:p>
+    <w:p>
+      <w:pPr>
+        <w:ind w:left="360"/>
+        <w:rPr>
+          <w:b/>
+          <w:sz w:val="20"/>
+          <w:szCs w:val="20"/>
+        </w:rPr>
+      </w:pPr>
+      <w:r>
+        <w:rPr>
+          <w:sz w:val="20"/>
+          <w:szCs w:val="20"/>
+        </w:rPr>
+        <w:t xml:space="preserve">The G44418 module uses AXP228 PMIC optimized for a multi-core high-performance system. It is designed to charge a </w:t>
+      </w:r>
+      <w:r>
+        <w:rPr>
+          <w:sz w:val="20"/>
+          <w:szCs w:val="20"/>
+        </w:rPr>
+        <w:t xml:space="preserve">single </w:t>
+      </w:r>
+      <w:r>
+        <w:rPr>
+          <w:sz w:val="20"/>
+          <w:szCs w:val="20"/>
+        </w:rPr>
+        <w:t>cell Li</w:t>
+      </w:r>
+      <w:r>
+        <w:rPr>
+          <w:sz w:val="20"/>
+          <w:szCs w:val="20"/>
+        </w:rPr>
+        <w:t>-</w:t>
+      </w:r>
+      <w:r>
+        <w:rPr>
+          <w:sz w:val="20"/>
+          <w:szCs w:val="20"/>
+        </w:rPr>
+        <w:t>battery (</w:t>
+      </w:r>
+      <w:r>
+        <w:rPr>
+          <w:sz w:val="20"/>
+          <w:szCs w:val="20"/>
+        </w:rPr>
+        <w:t>Li-</w:t>
+      </w:r>
+      <w:r>
+        <w:rPr>
+          <w:sz w:val="20"/>
+          <w:szCs w:val="20"/>
+        </w:rPr>
+        <w:t>ion or Li</w:t>
+      </w:r>
+      <w:r>
+        <w:rPr>
+          <w:sz w:val="20"/>
+          <w:szCs w:val="20"/>
+        </w:rPr>
+        <w:t>-polymer) application that requires multi-</w:t>
+      </w:r>
+      <w:r>
+        <w:rPr>
+          <w:sz w:val="20"/>
+          <w:szCs w:val="20"/>
+        </w:rPr>
         <w:lastRenderedPageBreak/>
-        <w:t>SoM Power Section:</w:t>
-      </w:r>
-      <w:bookmarkEnd w:id="33"/>
-    </w:p>
-    <w:p>
-      <w:pPr>
-        <w:ind w:left="360"/>
-        <w:rPr>
-          <w:b/>
-          <w:sz w:val="20"/>
-          <w:szCs w:val="20"/>
-        </w:rPr>
-      </w:pPr>
-      <w:r>
-        <w:rPr>
-          <w:sz w:val="20"/>
-          <w:szCs w:val="20"/>
-        </w:rPr>
-        <w:t xml:space="preserve">The G44418 module uses AXP228 PMIC optimized for a multi-core high-performance system. It is designed to charge a </w:t>
-      </w:r>
-      <w:r>
-        <w:rPr>
-          <w:sz w:val="20"/>
-          <w:szCs w:val="20"/>
-        </w:rPr>
-        <w:t xml:space="preserve">single </w:t>
-      </w:r>
-      <w:r>
-        <w:rPr>
-          <w:sz w:val="20"/>
-          <w:szCs w:val="20"/>
-        </w:rPr>
-        <w:t>cell Li</w:t>
-      </w:r>
-      <w:r>
-        <w:rPr>
-          <w:sz w:val="20"/>
-          <w:szCs w:val="20"/>
-        </w:rPr>
-        <w:t>-</w:t>
-      </w:r>
-      <w:r>
-        <w:rPr>
-          <w:sz w:val="20"/>
-          <w:szCs w:val="20"/>
-        </w:rPr>
-        <w:t>battery (</w:t>
-      </w:r>
-      <w:r>
-        <w:rPr>
-          <w:sz w:val="20"/>
-          <w:szCs w:val="20"/>
-        </w:rPr>
-        <w:t>Li-</w:t>
-      </w:r>
-      <w:r>
-        <w:rPr>
-          <w:sz w:val="20"/>
-          <w:szCs w:val="20"/>
-        </w:rPr>
-        <w:t>ion or Li</w:t>
-      </w:r>
-      <w:r>
-        <w:rPr>
-          <w:sz w:val="20"/>
-          <w:szCs w:val="20"/>
-        </w:rPr>
-        <w:t>-polymer) application that requires multi-channel power conversion outputs. AXP</w:t>
+        <w:t>channel power conversion outputs. AXP</w:t>
       </w:r>
       <w:r>
         <w:rPr>
@@ -6658,7 +6634,23 @@
           <w:sz w:val="20"/>
           <w:szCs w:val="20"/>
         </w:rPr>
-        <w:t xml:space="preserve"> to the SoM camera input </w:t>
+        <w:t xml:space="preserve"> to the </w:t>
+      </w:r>
+      <w:proofErr w:type="spellStart"/>
+      <w:r>
+        <w:rPr>
+          <w:sz w:val="20"/>
+          <w:szCs w:val="20"/>
+        </w:rPr>
+        <w:t>SoM</w:t>
+      </w:r>
+      <w:proofErr w:type="spellEnd"/>
+      <w:r>
+        <w:rPr>
+          <w:sz w:val="20"/>
+          <w:szCs w:val="20"/>
+        </w:rPr>
+        <w:t xml:space="preserve"> camera input </w:t>
       </w:r>
       <w:r>
         <w:rPr>
@@ -6782,24 +6774,14 @@
       <w:r>
         <w:t xml:space="preserve">Figure </w:t>
       </w:r>
-      <w:r>
-        <w:fldChar w:fldCharType="begin"/>
-      </w:r>
-      <w:r>
-        <w:instrText xml:space="preserve"> SEQ Figure \* ARABIC </w:instrText>
-      </w:r>
-      <w:r>
-        <w:fldChar w:fldCharType="separate"/>
-      </w:r>
-      <w:r>
-        <w:rPr>
-          <w:noProof/>
-        </w:rPr>
-        <w:t>13</w:t>
-      </w:r>
-      <w:r>
-        <w:fldChar w:fldCharType="end"/>
-      </w:r>
+      <w:fldSimple w:instr=" SEQ Figure \* ARABIC ">
+        <w:r>
+          <w:rPr>
+            <w:noProof/>
+          </w:rPr>
+          <w:t>13</w:t>
+        </w:r>
+      </w:fldSimple>
     </w:p>
     <w:p>
       <w:pPr>
@@ -6917,25 +6899,22 @@
         </w:rPr>
         <w:t xml:space="preserve">Link 2: </w:t>
       </w:r>
-      <w:hyperlink r:id="rId31">
+      <w:hyperlink r:id="rId31" w:history="1">
         <w:r>
           <w:rPr>
-            <w:color w:val="1155CC"/>
+            <w:rStyle w:val="Hyperlink"/>
             <w:sz w:val="20"/>
             <w:szCs w:val="20"/>
-            <w:highlight w:val="white"/>
-            <w:u w:val="single"/>
           </w:rPr>
-          <w:t>https://www.aliexpress.com/item/1005001683424081.html?spm=a2g0o.search0302.0.0.80883e01elPlrX&amp;algo_pvid=null&amp;algo_expid=null&amp;btsid=0bb0624416215274791093641e9154&amp;ws_ab_test=searchweb0_0,searchweb201602_,searchweb201603_</w:t>
+          <w:t>https://www.aliexpress.com/item/32843271086.html?spm=a2g0o.productlist.0.0.379c52c4Vo1wpF&amp;algo_pvid=82b36808-59b2-43d7-aa42-39c60dc5895f&amp;algo_exp_id=82b36808-59b2-43d7-aa42-39c60dc5895f-1</w:t>
         </w:r>
       </w:hyperlink>
       <w:r>
         <w:rPr>
           <w:sz w:val="20"/>
           <w:szCs w:val="20"/>
-          <w:highlight w:val="white"/>
-        </w:rPr>
-        <w:t xml:space="preserve"> (front)</w:t>
+        </w:rPr>
+        <w:t xml:space="preserve"> (Front)</w:t>
       </w:r>
     </w:p>
     <w:p>
@@ -7048,7 +7027,39 @@
           <w:sz w:val="20"/>
           <w:szCs w:val="20"/>
         </w:rPr>
-        <w:t xml:space="preserve"> is attached as an LCD matting connector. All pins are connected to the SoM. The SoM also supports the LVDS interface for LCDs. Depending on the selection of LCD, a dedicated backlight driver might be required.</w:t>
+        <w:t xml:space="preserve"> is attached as an LCD matting connector. All pins are connected to the </w:t>
+      </w:r>
+      <w:proofErr w:type="spellStart"/>
+      <w:r>
+        <w:rPr>
+          <w:sz w:val="20"/>
+          <w:szCs w:val="20"/>
+        </w:rPr>
+        <w:t>SoM.</w:t>
+      </w:r>
+      <w:proofErr w:type="spellEnd"/>
+      <w:r>
+        <w:rPr>
+          <w:sz w:val="20"/>
+          <w:szCs w:val="20"/>
+        </w:rPr>
+        <w:t xml:space="preserve"> The </w:t>
+      </w:r>
+      <w:proofErr w:type="spellStart"/>
+      <w:r>
+        <w:rPr>
+          <w:sz w:val="20"/>
+          <w:szCs w:val="20"/>
+        </w:rPr>
+        <w:t>SoM</w:t>
+      </w:r>
+      <w:proofErr w:type="spellEnd"/>
+      <w:r>
+        <w:rPr>
+          <w:sz w:val="20"/>
+          <w:szCs w:val="20"/>
+        </w:rPr>
+        <w:t xml:space="preserve"> also supports the LVDS interface for LCDs. Depending on the selection of LCD, a dedicated backlight driver might be required.</w:t>
       </w:r>
     </w:p>
     <w:p>
@@ -7111,24 +7122,14 @@
       <w:r>
         <w:t xml:space="preserve">Figure </w:t>
       </w:r>
-      <w:r>
-        <w:fldChar w:fldCharType="begin"/>
-      </w:r>
-      <w:r>
-        <w:instrText xml:space="preserve"> SEQ Figure \* ARABIC </w:instrText>
-      </w:r>
-      <w:r>
-        <w:fldChar w:fldCharType="separate"/>
-      </w:r>
-      <w:r>
-        <w:rPr>
-          <w:noProof/>
-        </w:rPr>
-        <w:t>14</w:t>
-      </w:r>
-      <w:r>
-        <w:fldChar w:fldCharType="end"/>
-      </w:r>
+      <w:fldSimple w:instr=" SEQ Figure \* ARABIC ">
+        <w:r>
+          <w:rPr>
+            <w:noProof/>
+          </w:rPr>
+          <w:t>14</w:t>
+        </w:r>
+      </w:fldSimple>
     </w:p>
     <w:p>
       <w:pPr>
@@ -7380,7 +7381,21 @@
           <w:sz w:val="20"/>
           <w:szCs w:val="20"/>
         </w:rPr>
-        <w:t xml:space="preserve">The memory section encompasses two SD card connectors </w:t>
+        <w:t xml:space="preserve">The memory section encompasses </w:t>
+      </w:r>
+      <w:r>
+        <w:rPr>
+          <w:sz w:val="20"/>
+          <w:szCs w:val="20"/>
+        </w:rPr>
+        <w:t>two</w:t>
+      </w:r>
+      <w:r>
+        <w:rPr>
+          <w:sz w:val="20"/>
+          <w:szCs w:val="20"/>
+        </w:rPr>
+        <w:t xml:space="preserve"> SD card connectors </w:t>
       </w:r>
       <w:r>
         <w:rPr>
@@ -7395,7 +7410,39 @@
           <w:sz w:val="20"/>
           <w:szCs w:val="20"/>
         </w:rPr>
-        <w:t xml:space="preserve"> which will be connected to the relevant pins of G4418 SoM. The connectors are powered through the 3.3V supply provided by the power section of the SoM. All data signals of the SD card are pulled up using a 47K resistor array.</w:t>
+        <w:t xml:space="preserve"> which will be connected to the relevant pins of G4418 </w:t>
+      </w:r>
+      <w:proofErr w:type="spellStart"/>
+      <w:r>
+        <w:rPr>
+          <w:sz w:val="20"/>
+          <w:szCs w:val="20"/>
+        </w:rPr>
+        <w:t>SoM.</w:t>
+      </w:r>
+      <w:proofErr w:type="spellEnd"/>
+      <w:r>
+        <w:rPr>
+          <w:sz w:val="20"/>
+          <w:szCs w:val="20"/>
+        </w:rPr>
+        <w:t xml:space="preserve"> The connectors are powered through the 3.3V supply provided by the power section of the </w:t>
+      </w:r>
+      <w:proofErr w:type="spellStart"/>
+      <w:r>
+        <w:rPr>
+          <w:sz w:val="20"/>
+          <w:szCs w:val="20"/>
+        </w:rPr>
+        <w:t>SoM.</w:t>
+      </w:r>
+      <w:proofErr w:type="spellEnd"/>
+      <w:r>
+        <w:rPr>
+          <w:sz w:val="20"/>
+          <w:szCs w:val="20"/>
+        </w:rPr>
+        <w:t xml:space="preserve"> All data signals of the SD card are pulled up using a 47K resistor array.</w:t>
       </w:r>
     </w:p>
     <w:p>
@@ -7457,24 +7504,14 @@
       <w:r>
         <w:t xml:space="preserve">Figure </w:t>
       </w:r>
-      <w:r>
-        <w:fldChar w:fldCharType="begin"/>
-      </w:r>
-      <w:r>
-        <w:instrText xml:space="preserve"> SEQ Figure \* ARABIC </w:instrText>
-      </w:r>
-      <w:r>
-        <w:fldChar w:fldCharType="separate"/>
-      </w:r>
-      <w:r>
-        <w:rPr>
-          <w:noProof/>
-        </w:rPr>
-        <w:t>15</w:t>
-      </w:r>
-      <w:r>
-        <w:fldChar w:fldCharType="end"/>
-      </w:r>
+      <w:fldSimple w:instr=" SEQ Figure \* ARABIC ">
+        <w:r>
+          <w:rPr>
+            <w:noProof/>
+          </w:rPr>
+          <w:t>15</w:t>
+        </w:r>
+      </w:fldSimple>
     </w:p>
     <w:p>
       <w:pPr>
@@ -7631,6 +7668,20 @@
         </w:rPr>
         <w:t>:</w:t>
       </w:r>
+      <w:r>
+        <w:rPr>
+          <w:sz w:val="20"/>
+          <w:szCs w:val="20"/>
+        </w:rPr>
+        <w:t xml:space="preserve"> </w:t>
+      </w:r>
+      <w:r>
+        <w:rPr>
+          <w:sz w:val="20"/>
+          <w:szCs w:val="20"/>
+        </w:rPr>
+        <w:t>USB 2.0 Hub Controller</w:t>
+      </w:r>
     </w:p>
     <w:p>
       <w:pPr>
@@ -7653,6 +7704,20 @@
           <w:szCs w:val="20"/>
         </w:rPr>
         <w:t>:</w:t>
+      </w:r>
+      <w:r>
+        <w:rPr>
+          <w:sz w:val="20"/>
+          <w:szCs w:val="20"/>
+        </w:rPr>
+        <w:t xml:space="preserve"> </w:t>
+      </w:r>
+      <w:r>
+        <w:rPr>
+          <w:sz w:val="20"/>
+          <w:szCs w:val="20"/>
+        </w:rPr>
+        <w:t>USB-A (USB TYPE-A) USB 2.0 Receptacle Connector 4 Position Surface Mount, Right Angle</w:t>
       </w:r>
     </w:p>
     <w:p>
@@ -7693,6 +7758,43 @@
           <w:sz w:val="20"/>
           <w:szCs w:val="20"/>
         </w:rPr>
+        <w:t>USB</w:t>
+      </w:r>
+      <w:r>
+        <w:rPr>
+          <w:sz w:val="20"/>
+          <w:szCs w:val="20"/>
+        </w:rPr>
+        <w:t xml:space="preserve"> </w:t>
+      </w:r>
+      <w:proofErr w:type="spellStart"/>
+      <w:r>
+        <w:rPr>
+          <w:sz w:val="20"/>
+          <w:szCs w:val="20"/>
+        </w:rPr>
+        <w:t>Tyoe</w:t>
+      </w:r>
+      <w:proofErr w:type="spellEnd"/>
+      <w:r>
+        <w:rPr>
+          <w:sz w:val="20"/>
+          <w:szCs w:val="20"/>
+        </w:rPr>
+        <w:t xml:space="preserve"> A</w:t>
+      </w:r>
+      <w:r>
+        <w:rPr>
+          <w:sz w:val="20"/>
+          <w:szCs w:val="20"/>
+        </w:rPr>
+        <w:t xml:space="preserve"> connectors 87583-2010BLF are present in the schematic and are only connected to USB host IC. The GL850G USB host IC is being used which embeds an 8-bit RISC processor to manipulate the control/status registers and respond to the requests from the USB host. Since the pins are bidirectional, 3 channels of host IC are connected to </w:t>
+      </w:r>
+      <w:r>
+        <w:rPr>
+          <w:sz w:val="20"/>
+          <w:szCs w:val="20"/>
+        </w:rPr>
         <w:t>micro-USB</w:t>
       </w:r>
       <w:r>
@@ -7700,22 +7802,52 @@
           <w:sz w:val="20"/>
           <w:szCs w:val="20"/>
         </w:rPr>
-        <w:t xml:space="preserve"> connectors 87583-2010BLF are present in the schematic and are only connected to USB host IC. The GL850G USB host IC is being used which embeds an 8-bit RISC processor to manipulate the control/status registers and respond to the requests from the USB host. Since the pins are bidirectional, 3 channels of host IC are connected to </w:t>
-      </w:r>
-      <w:r>
-        <w:rPr>
-          <w:sz w:val="20"/>
-          <w:szCs w:val="20"/>
-        </w:rPr>
-        <w:t>micro-USB</w:t>
-      </w:r>
-      <w:r>
-        <w:rPr>
-          <w:sz w:val="20"/>
-          <w:szCs w:val="20"/>
-        </w:rPr>
-        <w:t xml:space="preserve"> connectors and the remaining two channels, DX0 and DX1, are connected to MCU and 3G modem respectively.  </w:t>
-      </w:r>
+        <w:t xml:space="preserve"> connectors and the remaining two channels, DX0 and DX1, are connected to MCU and 3G modem respectively.</w:t>
+      </w:r>
+    </w:p>
+    <w:p>
+      <w:pPr>
+        <w:ind w:left="360"/>
+        <w:rPr>
+          <w:b/>
+          <w:bCs/>
+          <w:u w:val="single"/>
+        </w:rPr>
+      </w:pPr>
+      <w:r>
+        <w:rPr>
+          <w:b/>
+          <w:bCs/>
+          <w:u w:val="single"/>
+        </w:rPr>
+        <w:t>Link:</w:t>
+      </w:r>
+    </w:p>
+    <w:p>
+      <w:pPr>
+        <w:ind w:left="360"/>
+        <w:rPr>
+          <w:u w:val="single"/>
+        </w:rPr>
+      </w:pPr>
+      <w:hyperlink r:id="rId39" w:history="1">
+        <w:r>
+          <w:rPr>
+            <w:rStyle w:val="Hyperlink"/>
+          </w:rPr>
+          <w:t>https://datasheet.lcsc.com/szlcsc/Genesys-Logic-GL850G-HHY22_C136617.pdf</w:t>
+        </w:r>
+      </w:hyperlink>
+    </w:p>
+    <w:p>
+      <w:pPr>
+        <w:ind w:left="360"/>
+        <w:rPr>
+          <w:b/>
+          <w:bCs/>
+          <w:u w:val="single"/>
+        </w:rPr>
+      </w:pPr>
     </w:p>
     <w:p/>
     <w:p>
@@ -7742,7 +7874,7 @@
                     <pic:cNvPicPr preferRelativeResize="0"/>
                   </pic:nvPicPr>
                   <pic:blipFill>
-                    <a:blip r:embed="rId39"/>
+                    <a:blip r:embed="rId40"/>
                     <a:srcRect/>
                     <a:stretch>
                       <a:fillRect/>
@@ -7772,24 +7904,14 @@
       <w:r>
         <w:t xml:space="preserve">Figure </w:t>
       </w:r>
-      <w:r>
-        <w:fldChar w:fldCharType="begin"/>
-      </w:r>
-      <w:r>
-        <w:instrText xml:space="preserve"> SEQ Figure \* ARABIC </w:instrText>
-      </w:r>
-      <w:r>
-        <w:fldChar w:fldCharType="separate"/>
-      </w:r>
-      <w:r>
-        <w:rPr>
-          <w:noProof/>
-        </w:rPr>
-        <w:t>16</w:t>
-      </w:r>
-      <w:r>
-        <w:fldChar w:fldCharType="end"/>
-      </w:r>
+      <w:fldSimple w:instr=" SEQ Figure \* ARABIC ">
+        <w:r>
+          <w:rPr>
+            <w:noProof/>
+          </w:rPr>
+          <w:t>16</w:t>
+        </w:r>
+      </w:fldSimple>
     </w:p>
     <w:p/>
     <w:p>
@@ -7981,6 +8103,22 @@
         </w:rPr>
         <w:t>Link:</w:t>
       </w:r>
+    </w:p>
+    <w:p>
+      <w:pPr>
+        <w:ind w:left="360"/>
+        <w:rPr>
+          <w:u w:val="single"/>
+        </w:rPr>
+      </w:pPr>
+      <w:hyperlink r:id="rId41" w:history="1">
+        <w:r>
+          <w:rPr>
+            <w:rStyle w:val="Hyperlink"/>
+          </w:rPr>
+          <w:t>https://img.ozdisan.com/ETicaret_Dosya/470612_2154920.PDF</w:t>
+        </w:r>
+      </w:hyperlink>
     </w:p>
     <w:p>
       <w:pPr>
@@ -8015,7 +8153,7 @@
                     <pic:cNvPicPr preferRelativeResize="0"/>
                   </pic:nvPicPr>
                   <pic:blipFill>
-                    <a:blip r:embed="rId40"/>
+                    <a:blip r:embed="rId42"/>
                     <a:srcRect/>
                     <a:stretch>
                       <a:fillRect/>
@@ -8051,24 +8189,14 @@
       <w:r>
         <w:t xml:space="preserve">Figure </w:t>
       </w:r>
-      <w:r>
-        <w:fldChar w:fldCharType="begin"/>
-      </w:r>
-      <w:r>
-        <w:instrText xml:space="preserve"> SEQ Figure \* ARABIC </w:instrText>
-      </w:r>
-      <w:r>
-        <w:fldChar w:fldCharType="separate"/>
-      </w:r>
-      <w:r>
-        <w:rPr>
-          <w:noProof/>
-        </w:rPr>
-        <w:t>17</w:t>
-      </w:r>
-      <w:r>
-        <w:fldChar w:fldCharType="end"/>
-      </w:r>
+      <w:fldSimple w:instr=" SEQ Figure \* ARABIC ">
+        <w:r>
+          <w:rPr>
+            <w:noProof/>
+          </w:rPr>
+          <w:t>17</w:t>
+        </w:r>
+      </w:fldSimple>
     </w:p>
     <w:p>
       <w:pPr>
@@ -8145,6 +8273,7 @@
           <w:sz w:val="20"/>
           <w:szCs w:val="20"/>
         </w:rPr>
+        <w:lastRenderedPageBreak/>
         <w:t>Sensor Section</w:t>
       </w:r>
     </w:p>
@@ -8166,7 +8295,6 @@
         <w:rPr>
           <w:color w:val="0000FF"/>
         </w:rPr>
-        <w:lastRenderedPageBreak/>
         <w:t>Keys Button Section:</w:t>
       </w:r>
       <w:bookmarkEnd w:id="49"/>
@@ -8210,23 +8338,7 @@
           <w:sz w:val="20"/>
           <w:szCs w:val="20"/>
         </w:rPr>
-        <w:t>TL3301NF160QG/TR</w:t>
-      </w:r>
-      <w:r>
-        <w:rPr>
-          <w:bCs/>
-          <w:sz w:val="20"/>
-          <w:szCs w:val="20"/>
-        </w:rPr>
-        <w:t xml:space="preserve">: </w:t>
-      </w:r>
-      <w:r>
-        <w:rPr>
-          <w:bCs/>
-          <w:sz w:val="20"/>
-          <w:szCs w:val="20"/>
-        </w:rPr>
-        <w:t>Tactile Switch SPST-NO Top Actuated Surface Mount</w:t>
+        <w:t>TL3301NF160QG/TR: Tactile Switch SPST-NO Top Actuated Surface Mount</w:t>
       </w:r>
     </w:p>
     <w:p>
@@ -8302,7 +8414,7 @@
                     <pic:cNvPicPr preferRelativeResize="0"/>
                   </pic:nvPicPr>
                   <pic:blipFill>
-                    <a:blip r:embed="rId41"/>
+                    <a:blip r:embed="rId43"/>
                     <a:srcRect/>
                     <a:stretch>
                       <a:fillRect/>
@@ -8338,24 +8450,14 @@
       <w:r>
         <w:t xml:space="preserve">Figure </w:t>
       </w:r>
-      <w:r>
-        <w:fldChar w:fldCharType="begin"/>
-      </w:r>
-      <w:r>
-        <w:instrText xml:space="preserve"> SEQ Figure \* ARABIC </w:instrText>
-      </w:r>
-      <w:r>
-        <w:fldChar w:fldCharType="separate"/>
-      </w:r>
-      <w:r>
-        <w:rPr>
-          <w:noProof/>
-        </w:rPr>
-        <w:t>18</w:t>
-      </w:r>
-      <w:r>
-        <w:fldChar w:fldCharType="end"/>
-      </w:r>
+      <w:fldSimple w:instr=" SEQ Figure \* ARABIC ">
+        <w:r>
+          <w:rPr>
+            <w:noProof/>
+          </w:rPr>
+          <w:t>18</w:t>
+        </w:r>
+      </w:fldSimple>
     </w:p>
     <w:p>
       <w:pPr>
@@ -8380,7 +8482,7 @@
                     <pic:cNvPicPr preferRelativeResize="0"/>
                   </pic:nvPicPr>
                   <pic:blipFill>
-                    <a:blip r:embed="rId42"/>
+                    <a:blip r:embed="rId44"/>
                     <a:srcRect/>
                     <a:stretch>
                       <a:fillRect/>
@@ -8416,24 +8518,14 @@
       <w:r>
         <w:t xml:space="preserve">Figure </w:t>
       </w:r>
-      <w:r>
-        <w:fldChar w:fldCharType="begin"/>
-      </w:r>
-      <w:r>
-        <w:instrText xml:space="preserve"> SEQ Figure \* ARABIC </w:instrText>
-      </w:r>
-      <w:r>
-        <w:fldChar w:fldCharType="separate"/>
-      </w:r>
-      <w:r>
-        <w:rPr>
-          <w:noProof/>
-        </w:rPr>
-        <w:t>19</w:t>
-      </w:r>
-      <w:r>
-        <w:fldChar w:fldCharType="end"/>
-      </w:r>
+      <w:fldSimple w:instr=" SEQ Figure \* ARABIC ">
+        <w:r>
+          <w:rPr>
+            <w:noProof/>
+          </w:rPr>
+          <w:t>19</w:t>
+        </w:r>
+      </w:fldSimple>
     </w:p>
     <w:p>
       <w:r>
@@ -8500,41 +8592,26 @@
           <w:sz w:val="20"/>
           <w:szCs w:val="20"/>
         </w:rPr>
-        <w:t>ICM-42688-P</w:t>
-      </w:r>
-      <w:r>
+        <w:t>ICM-42688-P: 6 axis IMU senor</w:t>
+      </w:r>
+    </w:p>
+    <w:p>
+      <w:pPr>
+        <w:ind w:left="360"/>
         <w:rPr>
           <w:bCs/>
           <w:sz w:val="20"/>
           <w:szCs w:val="20"/>
         </w:rPr>
-        <w:t>: 6 axis IMU senor</w:t>
-      </w:r>
-    </w:p>
-    <w:p>
-      <w:pPr>
-        <w:ind w:left="360"/>
+      </w:pPr>
+      <w:r>
         <w:rPr>
           <w:bCs/>
           <w:sz w:val="20"/>
           <w:szCs w:val="20"/>
         </w:rPr>
-      </w:pPr>
-      <w:r>
-        <w:rPr>
-          <w:bCs/>
-          <w:sz w:val="20"/>
-          <w:szCs w:val="20"/>
-        </w:rPr>
-        <w:t>VEML6030-GS15</w:t>
-      </w:r>
-      <w:r>
-        <w:rPr>
-          <w:bCs/>
-          <w:sz w:val="20"/>
-          <w:szCs w:val="20"/>
-        </w:rPr>
-        <w:t>: light sensor</w:t>
+        <w:lastRenderedPageBreak/>
+        <w:t>VEML6030-GS15: light sensor</w:t>
       </w:r>
       <w:r>
         <w:rPr>
@@ -8576,7 +8653,6 @@
           <w:sz w:val="20"/>
           <w:szCs w:val="20"/>
         </w:rPr>
-        <w:lastRenderedPageBreak/>
         <w:t xml:space="preserve">The tablet currently has a 6 axis IMU sensor </w:t>
       </w:r>
       <w:r>
@@ -8607,7 +8683,23 @@
           <w:sz w:val="20"/>
           <w:szCs w:val="20"/>
         </w:rPr>
-        <w:t>. Both sensors are connected through the I2C 2 interface of the SoM with different address lines.</w:t>
+        <w:t xml:space="preserve">. Both sensors are connected through the I2C 2 interface of the </w:t>
+      </w:r>
+      <w:proofErr w:type="spellStart"/>
+      <w:r>
+        <w:rPr>
+          <w:sz w:val="20"/>
+          <w:szCs w:val="20"/>
+        </w:rPr>
+        <w:t>SoM</w:t>
+      </w:r>
+      <w:proofErr w:type="spellEnd"/>
+      <w:r>
+        <w:rPr>
+          <w:sz w:val="20"/>
+          <w:szCs w:val="20"/>
+        </w:rPr>
+        <w:t xml:space="preserve"> with different address lines.</w:t>
       </w:r>
     </w:p>
     <w:p>
@@ -8633,7 +8725,7 @@
                     <pic:cNvPicPr preferRelativeResize="0"/>
                   </pic:nvPicPr>
                   <pic:blipFill>
-                    <a:blip r:embed="rId43"/>
+                    <a:blip r:embed="rId45"/>
                     <a:srcRect/>
                     <a:stretch>
                       <a:fillRect/>
@@ -8669,24 +8761,14 @@
       <w:r>
         <w:t xml:space="preserve">Figure </w:t>
       </w:r>
-      <w:r>
-        <w:fldChar w:fldCharType="begin"/>
-      </w:r>
-      <w:r>
-        <w:instrText xml:space="preserve"> SEQ Figure \* ARABIC </w:instrText>
-      </w:r>
-      <w:r>
-        <w:fldChar w:fldCharType="separate"/>
-      </w:r>
-      <w:r>
-        <w:rPr>
-          <w:noProof/>
-        </w:rPr>
-        <w:t>20</w:t>
-      </w:r>
-      <w:r>
-        <w:fldChar w:fldCharType="end"/>
-      </w:r>
+      <w:fldSimple w:instr=" SEQ Figure \* ARABIC ">
+        <w:r>
+          <w:rPr>
+            <w:noProof/>
+          </w:rPr>
+          <w:t>20</w:t>
+        </w:r>
+      </w:fldSimple>
     </w:p>
     <w:p>
       <w:pPr>
@@ -8734,7 +8816,7 @@
                     <pic:cNvPicPr preferRelativeResize="0"/>
                   </pic:nvPicPr>
                   <pic:blipFill>
-                    <a:blip r:embed="rId44"/>
+                    <a:blip r:embed="rId46"/>
                     <a:srcRect/>
                     <a:stretch>
                       <a:fillRect/>
@@ -8770,24 +8852,61 @@
       <w:r>
         <w:t xml:space="preserve">Figure </w:t>
       </w:r>
-      <w:r>
-        <w:fldChar w:fldCharType="begin"/>
-      </w:r>
-      <w:r>
-        <w:instrText xml:space="preserve"> SEQ Figure \* ARABIC </w:instrText>
-      </w:r>
-      <w:r>
-        <w:fldChar w:fldCharType="separate"/>
-      </w:r>
-      <w:r>
-        <w:rPr>
-          <w:noProof/>
-        </w:rPr>
-        <w:t>21</w:t>
-      </w:r>
-      <w:r>
-        <w:fldChar w:fldCharType="end"/>
-      </w:r>
+      <w:fldSimple w:instr=" SEQ Figure \* ARABIC ">
+        <w:r>
+          <w:rPr>
+            <w:noProof/>
+          </w:rPr>
+          <w:t>21</w:t>
+        </w:r>
+      </w:fldSimple>
+    </w:p>
+    <w:p>
+      <w:pPr>
+        <w:rPr>
+          <w:b/>
+          <w:bCs/>
+          <w:u w:val="single"/>
+        </w:rPr>
+      </w:pPr>
+      <w:r>
+        <w:rPr>
+          <w:b/>
+          <w:bCs/>
+          <w:u w:val="single"/>
+        </w:rPr>
+        <w:t>Link:</w:t>
+      </w:r>
+    </w:p>
+    <w:p>
+      <w:pPr>
+        <w:rPr>
+          <w:u w:val="single"/>
+        </w:rPr>
+      </w:pPr>
+      <w:hyperlink r:id="rId47" w:history="1">
+        <w:r>
+          <w:rPr>
+            <w:rStyle w:val="Hyperlink"/>
+          </w:rPr>
+          <w:t>https://www.vishay.com/docs/84366/veml6030.pdf</w:t>
+        </w:r>
+      </w:hyperlink>
+    </w:p>
+    <w:p>
+      <w:pPr>
+        <w:rPr>
+          <w:u w:val="single"/>
+        </w:rPr>
+      </w:pPr>
+      <w:hyperlink r:id="rId48" w:history="1">
+        <w:r>
+          <w:rPr>
+            <w:rStyle w:val="Hyperlink"/>
+          </w:rPr>
+          <w:t>https://product.tdk.com/system/files/dam/doc/product/sensor/mortion-inertial/imu/data_sheet/ds-000347-icm-42688-p-v1.2.pdf</w:t>
+        </w:r>
+      </w:hyperlink>
     </w:p>
     <w:p>
       <w:pPr>
@@ -8848,15 +8967,7 @@
           <w:sz w:val="20"/>
           <w:szCs w:val="20"/>
         </w:rPr>
-        <w:t>DC-005-5A-2.5-SMT</w:t>
-      </w:r>
-      <w:r>
-        <w:rPr>
-          <w:bCs/>
-          <w:sz w:val="20"/>
-          <w:szCs w:val="20"/>
-        </w:rPr>
-        <w:t>:</w:t>
+        <w:t>DC-005-5A-2.5-SMT:</w:t>
       </w:r>
       <w:r>
         <w:rPr>
@@ -8880,15 +8991,7 @@
           <w:sz w:val="20"/>
           <w:szCs w:val="20"/>
         </w:rPr>
-        <w:t>0527460471</w:t>
-      </w:r>
-      <w:r>
-        <w:rPr>
-          <w:bCs/>
-          <w:sz w:val="20"/>
-          <w:szCs w:val="20"/>
-        </w:rPr>
-        <w:t>:</w:t>
+        <w:t>0527460471:</w:t>
       </w:r>
       <w:r>
         <w:rPr>
@@ -8958,7 +9061,23 @@
           <w:sz w:val="20"/>
           <w:szCs w:val="20"/>
         </w:rPr>
-        <w:t xml:space="preserve"> and SMD pads for battery input.  The input is connected to necessary bulk capacitance for a stable supply. Battery is expected to be 3.7V Lipo whereas the adaptor will provide 5V power input. The input signals from this section connect to the main controller section which has a built-in power management circuitry with battery charging facility. </w:t>
+        <w:t xml:space="preserve"> and SMD pads for battery input.  The input is connected to necessary bulk capacitance for a stable supply. Battery is expected to be 3.7V </w:t>
+      </w:r>
+      <w:proofErr w:type="spellStart"/>
+      <w:r>
+        <w:rPr>
+          <w:sz w:val="20"/>
+          <w:szCs w:val="20"/>
+        </w:rPr>
+        <w:t>Lipo</w:t>
+      </w:r>
+      <w:proofErr w:type="spellEnd"/>
+      <w:r>
+        <w:rPr>
+          <w:sz w:val="20"/>
+          <w:szCs w:val="20"/>
+        </w:rPr>
+        <w:t xml:space="preserve"> whereas the adaptor will provide 5V power input. The input signals from this section connect to the main controller section which has a built-in power management circuitry with battery charging facility. </w:t>
       </w:r>
     </w:p>
     <w:p>
@@ -8985,7 +9104,7 @@
                     <pic:cNvPicPr preferRelativeResize="0"/>
                   </pic:nvPicPr>
                   <pic:blipFill>
-                    <a:blip r:embed="rId45"/>
+                    <a:blip r:embed="rId49"/>
                     <a:srcRect/>
                     <a:stretch>
                       <a:fillRect/>
@@ -9021,24 +9140,14 @@
       <w:r>
         <w:t xml:space="preserve">Figure </w:t>
       </w:r>
-      <w:r>
-        <w:fldChar w:fldCharType="begin"/>
-      </w:r>
-      <w:r>
-        <w:instrText xml:space="preserve"> SEQ Figure \* ARABIC </w:instrText>
-      </w:r>
-      <w:r>
-        <w:fldChar w:fldCharType="separate"/>
-      </w:r>
-      <w:r>
-        <w:rPr>
-          <w:noProof/>
-        </w:rPr>
-        <w:t>22</w:t>
-      </w:r>
-      <w:r>
-        <w:fldChar w:fldCharType="end"/>
-      </w:r>
+      <w:fldSimple w:instr=" SEQ Figure \* ARABIC ">
+        <w:r>
+          <w:rPr>
+            <w:noProof/>
+          </w:rPr>
+          <w:t>22</w:t>
+        </w:r>
+      </w:fldSimple>
     </w:p>
     <w:p>
       <w:pPr>
@@ -9063,7 +9172,7 @@
                     <pic:cNvPicPr preferRelativeResize="0"/>
                   </pic:nvPicPr>
                   <pic:blipFill>
-                    <a:blip r:embed="rId46"/>
+                    <a:blip r:embed="rId50"/>
                     <a:srcRect/>
                     <a:stretch>
                       <a:fillRect/>
@@ -9099,24 +9208,14 @@
       <w:r>
         <w:t xml:space="preserve">Figure </w:t>
       </w:r>
-      <w:r>
-        <w:fldChar w:fldCharType="begin"/>
-      </w:r>
-      <w:r>
-        <w:instrText xml:space="preserve"> SEQ Figure \* ARABIC </w:instrText>
-      </w:r>
-      <w:r>
-        <w:fldChar w:fldCharType="separate"/>
-      </w:r>
-      <w:r>
-        <w:rPr>
-          <w:noProof/>
-        </w:rPr>
-        <w:t>23</w:t>
-      </w:r>
-      <w:r>
-        <w:fldChar w:fldCharType="end"/>
-      </w:r>
+      <w:fldSimple w:instr=" SEQ Figure \* ARABIC ">
+        <w:r>
+          <w:rPr>
+            <w:noProof/>
+          </w:rPr>
+          <w:t>23</w:t>
+        </w:r>
+      </w:fldSimple>
     </w:p>
     <w:p>
       <w:bookmarkStart w:id="54" w:name="_h0s53u5ky1y8" w:colFirst="0" w:colLast="0"/>
@@ -9143,25 +9242,58 @@
       <w:bookmarkEnd w:id="55"/>
     </w:p>
     <w:p>
-      <w:r>
+      <w:pPr>
+        <w:rPr>
+          <w:sz w:val="20"/>
+          <w:szCs w:val="20"/>
+        </w:rPr>
+      </w:pPr>
+      <w:r>
+        <w:rPr>
+          <w:sz w:val="20"/>
+          <w:szCs w:val="20"/>
+        </w:rPr>
         <w:t>Following components/circuits needs to be added to the current design as per the instructions given in block diagram provided by client.</w:t>
       </w:r>
     </w:p>
-    <w:p/>
+    <w:p>
+      <w:pPr>
+        <w:rPr>
+          <w:sz w:val="20"/>
+          <w:szCs w:val="20"/>
+        </w:rPr>
+      </w:pPr>
+    </w:p>
     <w:p>
       <w:pPr>
         <w:numPr>
           <w:ilvl w:val="0"/>
           <w:numId w:val="8"/>
         </w:numPr>
-      </w:pPr>
-      <w:r>
+        <w:rPr>
+          <w:sz w:val="20"/>
+          <w:szCs w:val="20"/>
+        </w:rPr>
+      </w:pPr>
+      <w:r>
+        <w:rPr>
+          <w:sz w:val="20"/>
+          <w:szCs w:val="20"/>
+        </w:rPr>
         <w:t xml:space="preserve">Another </w:t>
       </w:r>
       <w:r>
+        <w:rPr>
+          <w:sz w:val="20"/>
+          <w:szCs w:val="20"/>
+        </w:rPr>
         <w:t>camera interface</w:t>
       </w:r>
       <w:r>
+        <w:rPr>
+          <w:sz w:val="20"/>
+          <w:szCs w:val="20"/>
+        </w:rPr>
         <w:t xml:space="preserve"> needs to be added for front view.</w:t>
       </w:r>
     </w:p>
@@ -9171,8 +9303,16 @@
           <w:ilvl w:val="0"/>
           <w:numId w:val="8"/>
         </w:numPr>
-      </w:pPr>
-      <w:r>
+        <w:rPr>
+          <w:sz w:val="20"/>
+          <w:szCs w:val="20"/>
+        </w:rPr>
+      </w:pPr>
+      <w:r>
+        <w:rPr>
+          <w:sz w:val="20"/>
+          <w:szCs w:val="20"/>
+        </w:rPr>
         <w:t>Backlight LED driver depending on the choice of LCD.</w:t>
       </w:r>
     </w:p>
@@ -9182,8 +9322,16 @@
           <w:ilvl w:val="0"/>
           <w:numId w:val="8"/>
         </w:numPr>
-      </w:pPr>
-      <w:r>
+        <w:rPr>
+          <w:sz w:val="20"/>
+          <w:szCs w:val="20"/>
+        </w:rPr>
+      </w:pPr>
+      <w:r>
+        <w:rPr>
+          <w:sz w:val="20"/>
+          <w:szCs w:val="20"/>
+        </w:rPr>
         <w:t>Debug FPC connector needs to be added.</w:t>
       </w:r>
     </w:p>
@@ -9193,8 +9341,16 @@
           <w:ilvl w:val="0"/>
           <w:numId w:val="8"/>
         </w:numPr>
-      </w:pPr>
-      <w:r>
+        <w:rPr>
+          <w:sz w:val="20"/>
+          <w:szCs w:val="20"/>
+        </w:rPr>
+      </w:pPr>
+      <w:r>
+        <w:rPr>
+          <w:sz w:val="20"/>
+          <w:szCs w:val="20"/>
+        </w:rPr>
         <w:t>There should be a speaker connected to the audio codec.</w:t>
       </w:r>
     </w:p>
@@ -9204,9 +9360,33 @@
           <w:ilvl w:val="0"/>
           <w:numId w:val="8"/>
         </w:numPr>
-      </w:pPr>
-      <w:r>
-        <w:t>There is no Bluetooth or WiFi feature available in the design.</w:t>
+        <w:rPr>
+          <w:sz w:val="20"/>
+          <w:szCs w:val="20"/>
+        </w:rPr>
+      </w:pPr>
+      <w:r>
+        <w:rPr>
+          <w:sz w:val="20"/>
+          <w:szCs w:val="20"/>
+        </w:rPr>
+        <w:t xml:space="preserve">There is no Bluetooth or </w:t>
+      </w:r>
+      <w:proofErr w:type="spellStart"/>
+      <w:r>
+        <w:rPr>
+          <w:sz w:val="20"/>
+          <w:szCs w:val="20"/>
+        </w:rPr>
+        <w:t>WiFi</w:t>
+      </w:r>
+      <w:proofErr w:type="spellEnd"/>
+      <w:r>
+        <w:rPr>
+          <w:sz w:val="20"/>
+          <w:szCs w:val="20"/>
+        </w:rPr>
+        <w:t xml:space="preserve"> feature available in the design.</w:t>
       </w:r>
     </w:p>
     <w:p>
@@ -9215,11 +9395,28 @@
           <w:ilvl w:val="0"/>
           <w:numId w:val="8"/>
         </w:numPr>
-      </w:pPr>
-      <w:r>
+        <w:rPr>
+          <w:sz w:val="20"/>
+          <w:szCs w:val="20"/>
+        </w:rPr>
+      </w:pPr>
+      <w:r>
+        <w:rPr>
+          <w:sz w:val="20"/>
+          <w:szCs w:val="20"/>
+        </w:rPr>
         <w:lastRenderedPageBreak/>
-        <w:t>Not enough GPIOs are available for connecting SIM7100. The RESET pin, PWRKEY (which enables the module) and flight mode pin (which controls RF function) are not connected to the SoM.</w:t>
-      </w:r>
+        <w:t xml:space="preserve">Not enough GPIOs are available for connecting SIM7100. The RESET pin, PWRKEY (which enables the module) and flight mode pin (which controls RF function) are not connected to the </w:t>
+      </w:r>
+      <w:proofErr w:type="spellStart"/>
+      <w:r>
+        <w:rPr>
+          <w:sz w:val="20"/>
+          <w:szCs w:val="20"/>
+        </w:rPr>
+        <w:t>SoM.</w:t>
+      </w:r>
+      <w:proofErr w:type="spellEnd"/>
     </w:p>
     <w:p>
       <w:pPr>
@@ -9227,8 +9424,16 @@
           <w:ilvl w:val="0"/>
           <w:numId w:val="8"/>
         </w:numPr>
-      </w:pPr>
-      <w:r>
+        <w:rPr>
+          <w:sz w:val="20"/>
+          <w:szCs w:val="20"/>
+        </w:rPr>
+      </w:pPr>
+      <w:r>
+        <w:rPr>
+          <w:sz w:val="20"/>
+          <w:szCs w:val="20"/>
+        </w:rPr>
         <w:t>Extra SD card connector needs to be removed from the design. The tablet can work well with a single SD card.</w:t>
       </w:r>
     </w:p>
@@ -9247,11 +9452,39 @@
           <w:bCs/>
           <w:color w:val="000000" w:themeColor="text1"/>
         </w:rPr>
-        <w:t>Alternate Suggestions for SoM G4418:</w:t>
-      </w:r>
-    </w:p>
-    <w:p>
-      <w:r>
+        <w:t xml:space="preserve">Alternate Suggestions for </w:t>
+      </w:r>
+      <w:proofErr w:type="spellStart"/>
+      <w:r>
+        <w:rPr>
+          <w:b/>
+          <w:bCs/>
+          <w:color w:val="000000" w:themeColor="text1"/>
+        </w:rPr>
+        <w:t>SoM</w:t>
+      </w:r>
+      <w:proofErr w:type="spellEnd"/>
+      <w:r>
+        <w:rPr>
+          <w:b/>
+          <w:bCs/>
+          <w:color w:val="000000" w:themeColor="text1"/>
+        </w:rPr>
+        <w:t xml:space="preserve"> G4418:</w:t>
+      </w:r>
+    </w:p>
+    <w:p>
+      <w:pPr>
+        <w:rPr>
+          <w:sz w:val="20"/>
+          <w:szCs w:val="20"/>
+        </w:rPr>
+      </w:pPr>
+      <w:r>
+        <w:rPr>
+          <w:sz w:val="20"/>
+          <w:szCs w:val="20"/>
+        </w:rPr>
         <w:t>Here are some other efficient alternates to the current processing unit being used in the design.</w:t>
       </w:r>
     </w:p>
@@ -9297,7 +9530,14 @@
       </w:r>
     </w:p>
     <w:p>
-      <w:r>
+      <w:pPr>
+        <w:ind w:left="450"/>
+      </w:pPr>
+      <w:r>
+        <w:rPr>
+          <w:sz w:val="20"/>
+          <w:szCs w:val="20"/>
+        </w:rPr>
         <w:t>The VAR-SOM-MX6 is a high-performance System-on-Module. It provides an ideal building block that easily integrates with a wide range of target markets requiring rich multimedia functionality, powerful graphics and video capabilities, as well as high-processing power. Compact, cost effective and with low power consumption, VAR-SOM-MX6 secures an Intel Atom performance level.</w:t>
       </w:r>
       <w:r>
@@ -9305,10 +9545,21 @@
       </w:r>
     </w:p>
     <w:p>
-      <w:r>
-        <w:t xml:space="preserve">Datasheet Link: </w:t>
-      </w:r>
-      <w:hyperlink r:id="rId47" w:history="1">
+      <w:pPr>
+        <w:ind w:left="360"/>
+      </w:pPr>
+      <w:r>
+        <w:rPr>
+          <w:b/>
+          <w:bCs/>
+          <w:u w:val="single"/>
+        </w:rPr>
+        <w:t>Datasheet Link:</w:t>
+      </w:r>
+      <w:r>
+        <w:t xml:space="preserve"> </w:t>
+      </w:r>
+      <w:hyperlink r:id="rId51" w:history="1">
         <w:r>
           <w:rPr>
             <w:rStyle w:val="Hyperlink"/>
@@ -9325,8 +9576,9 @@
       <w:r>
         <w:rPr>
           <w:rStyle w:val="Hyperlink"/>
+          <w:b/>
+          <w:bCs/>
           <w:color w:val="auto"/>
-          <w:u w:val="none"/>
         </w:rPr>
         <w:t>Reference Design:</w:t>
       </w:r>
@@ -9338,7 +9590,7 @@
         </w:rPr>
         <w:t xml:space="preserve"> </w:t>
       </w:r>
-      <w:hyperlink r:id="rId48" w:history="1">
+      <w:hyperlink r:id="rId52" w:history="1">
         <w:r>
           <w:rPr>
             <w:rStyle w:val="Hyperlink"/>
@@ -9372,14 +9624,30 @@
           <w:ilvl w:val="0"/>
           <w:numId w:val="17"/>
         </w:numPr>
-      </w:pPr>
-      <w:r>
+        <w:rPr>
+          <w:sz w:val="20"/>
+          <w:szCs w:val="20"/>
+        </w:rPr>
+      </w:pPr>
+      <w:r>
+        <w:rPr>
+          <w:sz w:val="20"/>
+          <w:szCs w:val="20"/>
+        </w:rPr>
         <w:t>Freescale i.MX6 series SoC (Single/Dual/Quad/</w:t>
       </w:r>
       <w:r>
+        <w:rPr>
+          <w:sz w:val="20"/>
+          <w:szCs w:val="20"/>
+        </w:rPr>
         <w:t>Quad Plus</w:t>
       </w:r>
       <w:r>
+        <w:rPr>
+          <w:sz w:val="20"/>
+          <w:szCs w:val="20"/>
+        </w:rPr>
         <w:t xml:space="preserve"> ARM® Cortex™-A9 Core, 1.2 GHz)</w:t>
       </w:r>
     </w:p>
@@ -9390,8 +9658,16 @@
           <w:ilvl w:val="0"/>
           <w:numId w:val="17"/>
         </w:numPr>
-      </w:pPr>
-      <w:r>
+        <w:rPr>
+          <w:sz w:val="20"/>
+          <w:szCs w:val="20"/>
+        </w:rPr>
+      </w:pPr>
+      <w:r>
+        <w:rPr>
+          <w:sz w:val="20"/>
+          <w:szCs w:val="20"/>
+        </w:rPr>
         <w:t>Up to 4GB DDR3 RAM</w:t>
       </w:r>
     </w:p>
@@ -9402,14 +9678,30 @@
           <w:ilvl w:val="0"/>
           <w:numId w:val="17"/>
         </w:numPr>
-      </w:pPr>
-      <w:r>
+        <w:rPr>
+          <w:sz w:val="20"/>
+          <w:szCs w:val="20"/>
+        </w:rPr>
+      </w:pPr>
+      <w:r>
+        <w:rPr>
+          <w:sz w:val="20"/>
+          <w:szCs w:val="20"/>
+        </w:rPr>
         <w:t xml:space="preserve">Up to 1GB NAND Flash </w:t>
       </w:r>
       <w:r>
+        <w:rPr>
+          <w:sz w:val="20"/>
+          <w:szCs w:val="20"/>
+        </w:rPr>
         <w:t>for storage</w:t>
       </w:r>
       <w:r>
+        <w:rPr>
+          <w:sz w:val="20"/>
+          <w:szCs w:val="20"/>
+        </w:rPr>
         <w:t xml:space="preserve"> memory / boot</w:t>
       </w:r>
     </w:p>
@@ -9420,8 +9712,16 @@
           <w:ilvl w:val="0"/>
           <w:numId w:val="17"/>
         </w:numPr>
-      </w:pPr>
-      <w:r>
+        <w:rPr>
+          <w:sz w:val="20"/>
+          <w:szCs w:val="20"/>
+        </w:rPr>
+      </w:pPr>
+      <w:r>
+        <w:rPr>
+          <w:sz w:val="20"/>
+          <w:szCs w:val="20"/>
+        </w:rPr>
         <w:t>Up to 64GB eMMC storage</w:t>
       </w:r>
     </w:p>
@@ -9432,8 +9732,16 @@
           <w:ilvl w:val="0"/>
           <w:numId w:val="17"/>
         </w:numPr>
-      </w:pPr>
-      <w:r>
+        <w:rPr>
+          <w:sz w:val="20"/>
+          <w:szCs w:val="20"/>
+        </w:rPr>
+      </w:pPr>
+      <w:r>
+        <w:rPr>
+          <w:sz w:val="20"/>
+          <w:szCs w:val="20"/>
+        </w:rPr>
         <w:t>2 x LVDS display interface</w:t>
       </w:r>
     </w:p>
@@ -9444,8 +9752,16 @@
           <w:ilvl w:val="0"/>
           <w:numId w:val="17"/>
         </w:numPr>
-      </w:pPr>
-      <w:r>
+        <w:rPr>
+          <w:sz w:val="20"/>
+          <w:szCs w:val="20"/>
+        </w:rPr>
+      </w:pPr>
+      <w:r>
+        <w:rPr>
+          <w:sz w:val="20"/>
+          <w:szCs w:val="20"/>
+        </w:rPr>
         <w:t>HDMI V1.4 interface</w:t>
       </w:r>
     </w:p>
@@ -9456,11 +9772,23 @@
           <w:ilvl w:val="0"/>
           <w:numId w:val="17"/>
         </w:numPr>
-      </w:pPr>
-      <w:r>
+        <w:rPr>
+          <w:sz w:val="20"/>
+          <w:szCs w:val="20"/>
+        </w:rPr>
+      </w:pPr>
+      <w:r>
+        <w:rPr>
+          <w:sz w:val="20"/>
+          <w:szCs w:val="20"/>
+        </w:rPr>
         <w:t>1 x MIPI DSI</w:t>
       </w:r>
       <w:r>
+        <w:rPr>
+          <w:sz w:val="20"/>
+          <w:szCs w:val="20"/>
+        </w:rPr>
         <w:t>.</w:t>
       </w:r>
     </w:p>
@@ -9471,11 +9799,23 @@
           <w:ilvl w:val="0"/>
           <w:numId w:val="17"/>
         </w:numPr>
-      </w:pPr>
-      <w:r>
+        <w:rPr>
+          <w:sz w:val="20"/>
+          <w:szCs w:val="20"/>
+        </w:rPr>
+      </w:pPr>
+      <w:r>
+        <w:rPr>
+          <w:sz w:val="20"/>
+          <w:szCs w:val="20"/>
+        </w:rPr>
         <w:t>Touch panel interface</w:t>
       </w:r>
       <w:r>
+        <w:rPr>
+          <w:sz w:val="20"/>
+          <w:szCs w:val="20"/>
+        </w:rPr>
         <w:t>.</w:t>
       </w:r>
     </w:p>
@@ -9486,8 +9826,16 @@
           <w:ilvl w:val="0"/>
           <w:numId w:val="17"/>
         </w:numPr>
-      </w:pPr>
-      <w:r>
+        <w:rPr>
+          <w:sz w:val="20"/>
+          <w:szCs w:val="20"/>
+        </w:rPr>
+      </w:pPr>
+      <w:r>
+        <w:rPr>
+          <w:sz w:val="20"/>
+          <w:szCs w:val="20"/>
+        </w:rPr>
         <w:t>Parallel &amp; serial camera interface</w:t>
       </w:r>
     </w:p>
@@ -9498,8 +9846,16 @@
           <w:ilvl w:val="0"/>
           <w:numId w:val="17"/>
         </w:numPr>
-      </w:pPr>
-      <w:r>
+        <w:rPr>
+          <w:sz w:val="20"/>
+          <w:szCs w:val="20"/>
+        </w:rPr>
+      </w:pPr>
+      <w:r>
+        <w:rPr>
+          <w:sz w:val="20"/>
+          <w:szCs w:val="20"/>
+        </w:rPr>
         <w:t>On-board 10/100/1000 Mbps Ethernet PHY</w:t>
       </w:r>
     </w:p>
@@ -9510,8 +9866,16 @@
           <w:ilvl w:val="0"/>
           <w:numId w:val="17"/>
         </w:numPr>
-      </w:pPr>
-      <w:r>
+        <w:rPr>
+          <w:sz w:val="20"/>
+          <w:szCs w:val="20"/>
+        </w:rPr>
+      </w:pPr>
+      <w:r>
+        <w:rPr>
+          <w:sz w:val="20"/>
+          <w:szCs w:val="20"/>
+        </w:rPr>
         <w:t>TI WiLink8 2.4/5GHz WLAN (802.11 a/b/g/n) / BT-BLE 4.1 with CSA2 support</w:t>
       </w:r>
     </w:p>
@@ -9522,8 +9886,16 @@
           <w:ilvl w:val="0"/>
           <w:numId w:val="17"/>
         </w:numPr>
-      </w:pPr>
-      <w:r>
+        <w:rPr>
+          <w:sz w:val="20"/>
+          <w:szCs w:val="20"/>
+        </w:rPr>
+      </w:pPr>
+      <w:r>
+        <w:rPr>
+          <w:sz w:val="20"/>
+          <w:szCs w:val="20"/>
+        </w:rPr>
         <w:t>and optional MIMO</w:t>
       </w:r>
     </w:p>
@@ -9534,8 +9906,16 @@
           <w:ilvl w:val="0"/>
           <w:numId w:val="17"/>
         </w:numPr>
-      </w:pPr>
-      <w:r>
+        <w:rPr>
+          <w:sz w:val="20"/>
+          <w:szCs w:val="20"/>
+        </w:rPr>
+      </w:pPr>
+      <w:r>
+        <w:rPr>
+          <w:sz w:val="20"/>
+          <w:szCs w:val="20"/>
+        </w:rPr>
         <w:t>1 x USB 2.0 host, 1 x OTG</w:t>
       </w:r>
     </w:p>
@@ -9546,11 +9926,23 @@
           <w:ilvl w:val="0"/>
           <w:numId w:val="17"/>
         </w:numPr>
-      </w:pPr>
-      <w:r>
+        <w:rPr>
+          <w:sz w:val="20"/>
+          <w:szCs w:val="20"/>
+        </w:rPr>
+      </w:pPr>
+      <w:r>
+        <w:rPr>
+          <w:sz w:val="20"/>
+          <w:szCs w:val="20"/>
+        </w:rPr>
         <w:t>1 x SD/MMC</w:t>
       </w:r>
       <w:r>
+        <w:rPr>
+          <w:sz w:val="20"/>
+          <w:szCs w:val="20"/>
+        </w:rPr>
         <w:t>.</w:t>
       </w:r>
     </w:p>
@@ -9561,14 +9953,30 @@
           <w:ilvl w:val="0"/>
           <w:numId w:val="17"/>
         </w:numPr>
-      </w:pPr>
-      <w:r>
+        <w:rPr>
+          <w:sz w:val="20"/>
+          <w:szCs w:val="20"/>
+        </w:rPr>
+      </w:pPr>
+      <w:r>
+        <w:rPr>
+          <w:sz w:val="20"/>
+          <w:szCs w:val="20"/>
+        </w:rPr>
         <w:t xml:space="preserve">Serial interfaces </w:t>
       </w:r>
       <w:r>
+        <w:rPr>
+          <w:sz w:val="20"/>
+          <w:szCs w:val="20"/>
+        </w:rPr>
         <w:t>(SPI,</w:t>
       </w:r>
       <w:r>
+        <w:rPr>
+          <w:sz w:val="20"/>
+          <w:szCs w:val="20"/>
+        </w:rPr>
         <w:t xml:space="preserve"> I2C, UART, I2S,)</w:t>
       </w:r>
     </w:p>
@@ -9579,11 +9987,23 @@
           <w:ilvl w:val="0"/>
           <w:numId w:val="17"/>
         </w:numPr>
-      </w:pPr>
-      <w:r>
+        <w:rPr>
+          <w:sz w:val="20"/>
+          <w:szCs w:val="20"/>
+        </w:rPr>
+      </w:pPr>
+      <w:r>
+        <w:rPr>
+          <w:sz w:val="20"/>
+          <w:szCs w:val="20"/>
+        </w:rPr>
         <w:t>CAN Bus</w:t>
       </w:r>
       <w:r>
+        <w:rPr>
+          <w:sz w:val="20"/>
+          <w:szCs w:val="20"/>
+        </w:rPr>
         <w:t>.</w:t>
       </w:r>
     </w:p>
@@ -9594,8 +10014,16 @@
           <w:ilvl w:val="0"/>
           <w:numId w:val="17"/>
         </w:numPr>
-      </w:pPr>
-      <w:r>
+        <w:rPr>
+          <w:sz w:val="20"/>
+          <w:szCs w:val="20"/>
+        </w:rPr>
+      </w:pPr>
+      <w:r>
+        <w:rPr>
+          <w:sz w:val="20"/>
+          <w:szCs w:val="20"/>
+        </w:rPr>
         <w:t>Stereo line-In / headphones out</w:t>
       </w:r>
     </w:p>
@@ -9606,9 +10034,16 @@
           <w:ilvl w:val="0"/>
           <w:numId w:val="17"/>
         </w:numPr>
-      </w:pPr>
-      <w:r>
-        <w:lastRenderedPageBreak/>
+        <w:rPr>
+          <w:sz w:val="20"/>
+          <w:szCs w:val="20"/>
+        </w:rPr>
+      </w:pPr>
+      <w:r>
+        <w:rPr>
+          <w:sz w:val="20"/>
+          <w:szCs w:val="20"/>
+        </w:rPr>
         <w:t>Digital microphone</w:t>
       </w:r>
     </w:p>
@@ -9619,8 +10054,16 @@
           <w:ilvl w:val="0"/>
           <w:numId w:val="17"/>
         </w:numPr>
-      </w:pPr>
-      <w:r>
+        <w:rPr>
+          <w:sz w:val="20"/>
+          <w:szCs w:val="20"/>
+        </w:rPr>
+      </w:pPr>
+      <w:r>
+        <w:rPr>
+          <w:sz w:val="20"/>
+          <w:szCs w:val="20"/>
+        </w:rPr>
         <w:t>Single 3.3 V power supply</w:t>
       </w:r>
     </w:p>
@@ -9631,8 +10074,16 @@
           <w:ilvl w:val="0"/>
           <w:numId w:val="17"/>
         </w:numPr>
-      </w:pPr>
-      <w:r>
+        <w:rPr>
+          <w:sz w:val="20"/>
+          <w:szCs w:val="20"/>
+        </w:rPr>
+      </w:pPr>
+      <w:r>
+        <w:rPr>
+          <w:sz w:val="20"/>
+          <w:szCs w:val="20"/>
+        </w:rPr>
         <w:t>67mm x 51mm, 200 pin SO-DIMM Connector</w:t>
       </w:r>
     </w:p>
@@ -9652,11 +10103,23 @@
         <w:rPr>
           <w:color w:val="0000CC"/>
         </w:rPr>
+        <w:lastRenderedPageBreak/>
         <w:t>Advantages over G4418 module:</w:t>
       </w:r>
     </w:p>
     <w:p>
-      <w:r>
+      <w:pPr>
+        <w:ind w:left="360"/>
+        <w:rPr>
+          <w:sz w:val="20"/>
+          <w:szCs w:val="20"/>
+        </w:rPr>
+      </w:pPr>
+      <w:r>
+        <w:rPr>
+          <w:sz w:val="20"/>
+          <w:szCs w:val="20"/>
+        </w:rPr>
         <w:t>Here are some plus points of using the Var-SoM-MX6:</w:t>
       </w:r>
     </w:p>
@@ -9667,35 +10130,49 @@
           <w:ilvl w:val="0"/>
           <w:numId w:val="19"/>
         </w:numPr>
-      </w:pPr>
-      <w:r>
+        <w:rPr>
+          <w:sz w:val="20"/>
+          <w:szCs w:val="20"/>
+        </w:rPr>
+      </w:pPr>
+      <w:r>
+        <w:rPr>
+          <w:sz w:val="20"/>
+          <w:szCs w:val="20"/>
+        </w:rPr>
         <w:t xml:space="preserve">The module has </w:t>
       </w:r>
       <w:r>
         <w:rPr>
           <w:b/>
           <w:bCs/>
+          <w:sz w:val="20"/>
+          <w:szCs w:val="20"/>
         </w:rPr>
         <w:t>TLV320AIC3106</w:t>
       </w:r>
       <w:r>
+        <w:rPr>
+          <w:sz w:val="20"/>
+          <w:szCs w:val="20"/>
+        </w:rPr>
         <w:t xml:space="preserve"> which is a low-power, highly integrated stereo </w:t>
       </w:r>
       <w:r>
         <w:rPr>
           <w:b/>
           <w:bCs/>
+          <w:sz w:val="20"/>
+          <w:szCs w:val="20"/>
         </w:rPr>
         <w:t>audio codec</w:t>
       </w:r>
       <w:r>
-        <w:t xml:space="preserve"> with stereo headphone amplifier, as well as multiple inputs and outputs programmable in single-ended or fully differential configurations</w:t>
-      </w:r>
-      <w:r>
-        <w:t xml:space="preserve"> </w:t>
-      </w:r>
-      <w:r>
-        <w:t>The VAR-SOM-MX6 exposes the following interface of the TLV320AIC3106:</w:t>
+        <w:rPr>
+          <w:sz w:val="20"/>
+          <w:szCs w:val="20"/>
+        </w:rPr>
+        <w:t xml:space="preserve"> with stereo headphone amplifier, as well as multiple inputs and outputs programmable in single-ended or fully differential configurations The VAR-SOM-MX6 exposes the following interface of the TLV320AIC3106:</w:t>
       </w:r>
     </w:p>
     <w:p>
@@ -9708,11 +10185,15 @@
         <w:ind w:left="1170"/>
         <w:rPr>
           <w:color w:val="000000" w:themeColor="text1"/>
+          <w:sz w:val="20"/>
+          <w:szCs w:val="20"/>
         </w:rPr>
       </w:pPr>
       <w:r>
         <w:rPr>
           <w:color w:val="000000" w:themeColor="text1"/>
+          <w:sz w:val="20"/>
+          <w:szCs w:val="20"/>
         </w:rPr>
         <w:t>Headphone</w:t>
       </w:r>
@@ -9727,11 +10208,15 @@
         <w:ind w:left="1170"/>
         <w:rPr>
           <w:color w:val="000000" w:themeColor="text1"/>
+          <w:sz w:val="20"/>
+          <w:szCs w:val="20"/>
         </w:rPr>
       </w:pPr>
       <w:r>
         <w:rPr>
           <w:color w:val="000000" w:themeColor="text1"/>
+          <w:sz w:val="20"/>
+          <w:szCs w:val="20"/>
         </w:rPr>
         <w:t>Line-in</w:t>
       </w:r>
@@ -9746,11 +10231,15 @@
         <w:ind w:left="1170"/>
         <w:rPr>
           <w:color w:val="000000" w:themeColor="text1"/>
+          <w:sz w:val="20"/>
+          <w:szCs w:val="20"/>
         </w:rPr>
       </w:pPr>
       <w:r>
         <w:rPr>
           <w:color w:val="000000" w:themeColor="text1"/>
+          <w:sz w:val="20"/>
+          <w:szCs w:val="20"/>
         </w:rPr>
         <w:t>Digital microphone</w:t>
       </w:r>
@@ -9762,19 +10251,60 @@
           <w:ilvl w:val="0"/>
           <w:numId w:val="19"/>
         </w:numPr>
-      </w:pPr>
-      <w:r>
+        <w:rPr>
+          <w:sz w:val="20"/>
+          <w:szCs w:val="20"/>
+        </w:rPr>
+      </w:pPr>
+      <w:r>
+        <w:rPr>
+          <w:sz w:val="20"/>
+          <w:szCs w:val="20"/>
+        </w:rPr>
         <w:t xml:space="preserve">The VAR-SOM-MX6 contains TI’s </w:t>
       </w:r>
       <w:r>
         <w:rPr>
           <w:b/>
           <w:bCs/>
-        </w:rPr>
-        <w:t>WL183xMOD WiLink</w:t>
-      </w:r>
-      <w:r>
-        <w:t>, a high performance 2.4/5 GHz IEEE 802.11 a/b/g/n Bluetooth 4.1/BLE with CSA2 support radio module, with optional Dual Band and MIMO support. The modules support improved performance over WiFi in bit rates reaching 100Mbps (UDP) and 80Mbps (TCP).</w:t>
+          <w:sz w:val="20"/>
+          <w:szCs w:val="20"/>
+        </w:rPr>
+        <w:t xml:space="preserve">WL183xMOD </w:t>
+      </w:r>
+      <w:proofErr w:type="spellStart"/>
+      <w:r>
+        <w:rPr>
+          <w:b/>
+          <w:bCs/>
+          <w:sz w:val="20"/>
+          <w:szCs w:val="20"/>
+        </w:rPr>
+        <w:t>WiLink</w:t>
+      </w:r>
+      <w:proofErr w:type="spellEnd"/>
+      <w:r>
+        <w:rPr>
+          <w:sz w:val="20"/>
+          <w:szCs w:val="20"/>
+        </w:rPr>
+        <w:t xml:space="preserve">, a high performance 2.4/5 GHz IEEE 802.11 a/b/g/n Bluetooth 4.1/BLE with CSA2 support radio module, with optional Dual Band and MIMO support. The modules support improved performance over </w:t>
+      </w:r>
+      <w:proofErr w:type="spellStart"/>
+      <w:r>
+        <w:rPr>
+          <w:sz w:val="20"/>
+          <w:szCs w:val="20"/>
+        </w:rPr>
+        <w:t>WiFi</w:t>
+      </w:r>
+      <w:proofErr w:type="spellEnd"/>
+      <w:r>
+        <w:rPr>
+          <w:sz w:val="20"/>
+          <w:szCs w:val="20"/>
+        </w:rPr>
+        <w:t xml:space="preserve"> in bit rates reaching 100Mbps (UDP) and 80Mbps (TCP).</w:t>
       </w:r>
     </w:p>
     <w:p>
@@ -9784,35 +10314,65 @@
           <w:ilvl w:val="0"/>
           <w:numId w:val="19"/>
         </w:numPr>
-      </w:pPr>
-      <w:r>
+        <w:rPr>
+          <w:sz w:val="20"/>
+          <w:szCs w:val="20"/>
+        </w:rPr>
+      </w:pPr>
+      <w:r>
+        <w:rPr>
+          <w:sz w:val="20"/>
+          <w:szCs w:val="20"/>
+        </w:rPr>
         <w:t xml:space="preserve">The VAR-SOM-MX6 features Freescale’s </w:t>
       </w:r>
       <w:r>
         <w:rPr>
           <w:b/>
           <w:bCs/>
+          <w:sz w:val="20"/>
+          <w:szCs w:val="20"/>
         </w:rPr>
         <w:t>PMPF0100</w:t>
       </w:r>
       <w:r>
-        <w:t xml:space="preserve"> as a Power Management Integrated circuit (PMIC) which regulates all power rails required on SoM from a </w:t>
+        <w:rPr>
+          <w:sz w:val="20"/>
+          <w:szCs w:val="20"/>
+        </w:rPr>
+        <w:t xml:space="preserve"> as a Power Management Integrated circuit (PMIC) which regulates all power rails required on </w:t>
+      </w:r>
+      <w:proofErr w:type="spellStart"/>
+      <w:r>
+        <w:rPr>
+          <w:sz w:val="20"/>
+          <w:szCs w:val="20"/>
+        </w:rPr>
+        <w:t>SoM</w:t>
+      </w:r>
+      <w:proofErr w:type="spellEnd"/>
+      <w:r>
+        <w:rPr>
+          <w:sz w:val="20"/>
+          <w:szCs w:val="20"/>
+        </w:rPr>
+        <w:t xml:space="preserve"> from a </w:t>
       </w:r>
       <w:r>
         <w:rPr>
           <w:b/>
           <w:bCs/>
+          <w:sz w:val="20"/>
+          <w:szCs w:val="20"/>
         </w:rPr>
         <w:t>single 3.3 V power supply</w:t>
       </w:r>
       <w:r>
-        <w:t>.</w:t>
-      </w:r>
-      <w:r>
-        <w:t xml:space="preserve"> </w:t>
-      </w:r>
-      <w:r>
-        <w:t>The PMIC is fully programmable via the I2C interface.</w:t>
+        <w:rPr>
+          <w:sz w:val="20"/>
+          <w:szCs w:val="20"/>
+        </w:rPr>
+        <w:t>. The PMIC is fully programmable via the I2C interface.</w:t>
       </w:r>
     </w:p>
     <w:p>
@@ -9822,8 +10382,16 @@
           <w:ilvl w:val="0"/>
           <w:numId w:val="19"/>
         </w:numPr>
-      </w:pPr>
-      <w:r>
+        <w:rPr>
+          <w:sz w:val="20"/>
+          <w:szCs w:val="20"/>
+        </w:rPr>
+      </w:pPr>
+      <w:r>
+        <w:rPr>
+          <w:sz w:val="20"/>
+          <w:szCs w:val="20"/>
+        </w:rPr>
         <w:t>The VAR-SOM-MX6 exposes a 200-pin SO–DIMM mechanical standard interface. The recommended mating connector for baseboard interfacing are:</w:t>
       </w:r>
     </w:p>
@@ -9831,8 +10399,16 @@
       <w:pPr>
         <w:pStyle w:val="ListParagraph"/>
         <w:ind w:left="810"/>
-      </w:pPr>
-      <w:r>
+        <w:rPr>
+          <w:sz w:val="20"/>
+          <w:szCs w:val="20"/>
+        </w:rPr>
+      </w:pPr>
+      <w:r>
+        <w:rPr>
+          <w:sz w:val="20"/>
+          <w:szCs w:val="20"/>
+        </w:rPr>
         <w:t>1. CONCRAFT - 0701A0BE52E</w:t>
       </w:r>
     </w:p>
@@ -9840,22 +10416,46 @@
       <w:pPr>
         <w:pStyle w:val="ListParagraph"/>
         <w:ind w:left="810"/>
-      </w:pPr>
-      <w:r>
+        <w:rPr>
+          <w:sz w:val="20"/>
+          <w:szCs w:val="20"/>
+        </w:rPr>
+      </w:pPr>
+      <w:r>
+        <w:rPr>
+          <w:sz w:val="20"/>
+          <w:szCs w:val="20"/>
+        </w:rPr>
         <w:t>2. Tyco Electronics-1565917-4</w:t>
       </w:r>
     </w:p>
     <w:p>
       <w:pPr>
         <w:pStyle w:val="ListParagraph"/>
-      </w:pPr>
-      <w:r>
+        <w:rPr>
+          <w:sz w:val="20"/>
+          <w:szCs w:val="20"/>
+        </w:rPr>
+      </w:pPr>
+      <w:r>
+        <w:rPr>
+          <w:sz w:val="20"/>
+          <w:szCs w:val="20"/>
+        </w:rPr>
         <w:t>In addition to the 200-pin SO-DIMM interface VAR-SOM-MX6 exposes a 40-pin FFC connector.</w:t>
       </w:r>
       <w:r>
+        <w:rPr>
+          <w:sz w:val="20"/>
+          <w:szCs w:val="20"/>
+        </w:rPr>
         <w:t xml:space="preserve"> </w:t>
       </w:r>
       <w:r>
+        <w:rPr>
+          <w:sz w:val="20"/>
+          <w:szCs w:val="20"/>
+        </w:rPr>
         <w:t>The recommended mating cable is Molex 21020-0427 or equivalent.</w:t>
       </w:r>
     </w:p>
@@ -9866,19 +10466,49 @@
           <w:ilvl w:val="0"/>
           <w:numId w:val="21"/>
         </w:numPr>
-      </w:pPr>
-      <w:r>
+        <w:rPr>
+          <w:sz w:val="20"/>
+          <w:szCs w:val="20"/>
+        </w:rPr>
+      </w:pPr>
+      <w:r>
+        <w:rPr>
+          <w:sz w:val="20"/>
+          <w:szCs w:val="20"/>
+        </w:rPr>
         <w:t xml:space="preserve">The VAR-SOM-MX6 features a </w:t>
       </w:r>
       <w:r>
         <w:rPr>
           <w:b/>
           <w:bCs/>
+          <w:sz w:val="20"/>
+          <w:szCs w:val="20"/>
         </w:rPr>
         <w:t>4-wire resistive touch panel</w:t>
       </w:r>
       <w:r>
-        <w:t xml:space="preserve"> interface which is compatible with 4-wire resistive touch screens, pen-detection and nIRQ generation and supports several schemes of measurement, averaging to filter noise.</w:t>
+        <w:rPr>
+          <w:sz w:val="20"/>
+          <w:szCs w:val="20"/>
+        </w:rPr>
+        <w:t xml:space="preserve"> interface which is compatible with 4-wire resistive touch screens, pen-detection and </w:t>
+      </w:r>
+      <w:proofErr w:type="spellStart"/>
+      <w:r>
+        <w:rPr>
+          <w:sz w:val="20"/>
+          <w:szCs w:val="20"/>
+        </w:rPr>
+        <w:t>nIRQ</w:t>
+      </w:r>
+      <w:proofErr w:type="spellEnd"/>
+      <w:r>
+        <w:rPr>
+          <w:sz w:val="20"/>
+          <w:szCs w:val="20"/>
+        </w:rPr>
+        <w:t xml:space="preserve"> generation and supports several schemes of measurement, averaging to filter noise.</w:t>
       </w:r>
     </w:p>
     <w:p>
@@ -9888,24 +10518,33 @@
           <w:ilvl w:val="0"/>
           <w:numId w:val="21"/>
         </w:numPr>
-      </w:pPr>
-      <w:r>
-        <w:t xml:space="preserve">The SoM supports JTAG for </w:t>
-      </w:r>
-      <w:r>
-        <w:t>debug</w:t>
-      </w:r>
-      <w:r>
-        <w:t>ging</w:t>
-      </w:r>
-      <w:r>
-        <w:t xml:space="preserve"> and test control</w:t>
-      </w:r>
-      <w:r>
-        <w:t>ling</w:t>
-      </w:r>
-      <w:r>
-        <w:t xml:space="preserve"> with maximum security</w:t>
+        <w:rPr>
+          <w:sz w:val="20"/>
+          <w:szCs w:val="20"/>
+        </w:rPr>
+      </w:pPr>
+      <w:r>
+        <w:rPr>
+          <w:sz w:val="20"/>
+          <w:szCs w:val="20"/>
+        </w:rPr>
+        <w:t xml:space="preserve">The </w:t>
+      </w:r>
+      <w:proofErr w:type="spellStart"/>
+      <w:r>
+        <w:rPr>
+          <w:sz w:val="20"/>
+          <w:szCs w:val="20"/>
+        </w:rPr>
+        <w:t>SoM</w:t>
+      </w:r>
+      <w:proofErr w:type="spellEnd"/>
+      <w:r>
+        <w:rPr>
+          <w:sz w:val="20"/>
+          <w:szCs w:val="20"/>
+        </w:rPr>
+        <w:t xml:space="preserve"> supports JTAG for debugging and test controlling with maximum security</w:t>
       </w:r>
     </w:p>
     <w:p>
@@ -9915,44 +10554,84 @@
           <w:ilvl w:val="0"/>
           <w:numId w:val="21"/>
         </w:numPr>
-      </w:pPr>
-      <w:r>
+        <w:rPr>
+          <w:sz w:val="20"/>
+          <w:szCs w:val="20"/>
+        </w:rPr>
+      </w:pPr>
+      <w:r>
+        <w:rPr>
+          <w:sz w:val="20"/>
+          <w:szCs w:val="20"/>
+        </w:rPr>
         <w:t xml:space="preserve">It has a </w:t>
       </w:r>
       <w:r>
         <w:rPr>
           <w:b/>
           <w:bCs/>
+          <w:sz w:val="20"/>
+          <w:szCs w:val="20"/>
         </w:rPr>
         <w:t>4GB of DDR3</w:t>
       </w:r>
       <w:r>
+        <w:rPr>
+          <w:sz w:val="20"/>
+          <w:szCs w:val="20"/>
+        </w:rPr>
         <w:t xml:space="preserve"> compared to a 1GB DDR3 of G4418 and a </w:t>
       </w:r>
       <w:r>
         <w:rPr>
           <w:b/>
           <w:bCs/>
-        </w:rPr>
-        <w:t xml:space="preserve">64GB eMMc </w:t>
-      </w:r>
-      <w:r>
-        <w:t>compared to 8GB in G4418.</w:t>
-      </w:r>
-      <w:r>
+          <w:sz w:val="20"/>
+          <w:szCs w:val="20"/>
+        </w:rPr>
+        <w:t xml:space="preserve">64GB </w:t>
+      </w:r>
+      <w:proofErr w:type="spellStart"/>
+      <w:r>
+        <w:rPr>
+          <w:b/>
+          <w:bCs/>
+          <w:sz w:val="20"/>
+          <w:szCs w:val="20"/>
+        </w:rPr>
+        <w:t>eMMc</w:t>
+      </w:r>
+      <w:proofErr w:type="spellEnd"/>
+      <w:r>
+        <w:rPr>
+          <w:b/>
+          <w:bCs/>
+          <w:sz w:val="20"/>
+          <w:szCs w:val="20"/>
+        </w:rPr>
         <w:t xml:space="preserve"> </w:t>
       </w:r>
       <w:r>
-        <w:t xml:space="preserve">: The VAR-SOM-MX6 is available with up to </w:t>
+        <w:rPr>
+          <w:sz w:val="20"/>
+          <w:szCs w:val="20"/>
+        </w:rPr>
+        <w:t xml:space="preserve">compared to 8GB in G4418. : The VAR-SOM-MX6 is available with up to </w:t>
       </w:r>
       <w:r>
         <w:rPr>
           <w:b/>
           <w:bCs/>
+          <w:sz w:val="20"/>
+          <w:szCs w:val="20"/>
         </w:rPr>
         <w:t>1GB of SLC NAND FLASH memory</w:t>
       </w:r>
       <w:r>
+        <w:rPr>
+          <w:sz w:val="20"/>
+          <w:szCs w:val="20"/>
+        </w:rPr>
         <w:t>.</w:t>
       </w:r>
     </w:p>
@@ -10006,65 +10685,40 @@
       </w:r>
     </w:p>
     <w:p>
-      <w:r>
-        <w:t>UCM-iMX8</w:t>
-      </w:r>
-      <w:r>
-        <w:t xml:space="preserve"> is an u</w:t>
-      </w:r>
-      <w:r>
-        <w:t>ltra-miniature</w:t>
-      </w:r>
-      <w:r>
-        <w:t xml:space="preserve"> form-factor and </w:t>
-      </w:r>
-      <w:r>
-        <w:t>high</w:t>
-      </w:r>
-      <w:r>
-        <w:t xml:space="preserve"> efficiency</w:t>
-      </w:r>
-      <w:r>
-        <w:t xml:space="preserve"> module which is i</w:t>
-      </w:r>
-      <w:r>
-        <w:t>deal for space constrained and portable systems</w:t>
-      </w:r>
-      <w:r>
-        <w:t>.</w:t>
-      </w:r>
-      <w:r>
-        <w:t xml:space="preserve"> The module uses</w:t>
-      </w:r>
-      <w:r>
-        <w:t xml:space="preserve"> i.MX 8M family of processors features advanced implementation of a quad ARM® Cortex®-</w:t>
-      </w:r>
-      <w:r>
-        <w:t xml:space="preserve"> </w:t>
-      </w:r>
-      <w:r>
-        <w:t>A53 core, which</w:t>
-      </w:r>
-      <w:r>
-        <w:t xml:space="preserve"> </w:t>
-      </w:r>
-      <w:r>
-        <w:t xml:space="preserve">operates at speeds of up to 1.5 GHz. A </w:t>
-      </w:r>
-      <w:r>
+      <w:pPr>
+        <w:ind w:left="360"/>
+        <w:rPr>
+          <w:sz w:val="20"/>
+          <w:szCs w:val="20"/>
+        </w:rPr>
+      </w:pPr>
+      <w:r>
+        <w:rPr>
+          <w:sz w:val="20"/>
+          <w:szCs w:val="20"/>
+        </w:rPr>
+        <w:t>UCM-iMX8 is an ultra-miniature form-factor and high efficiency module which is ideal for space constrained and portable systems.</w:t>
+      </w:r>
+      <w:r>
+        <w:rPr>
+          <w:sz w:val="20"/>
+          <w:szCs w:val="20"/>
+        </w:rPr>
+        <w:t xml:space="preserve"> The module uses i.MX 8M family of processors features advanced implementation of a quad ARM® Cortex®- A53 core, which operates at speeds of up to 1.5 GHz. A </w:t>
+      </w:r>
+      <w:r>
+        <w:rPr>
+          <w:sz w:val="20"/>
+          <w:szCs w:val="20"/>
+        </w:rPr>
         <w:t>general-purpose</w:t>
       </w:r>
       <w:r>
-        <w:t xml:space="preserve"> Cortex®-M4 core</w:t>
-      </w:r>
-      <w:r>
-        <w:t xml:space="preserve"> </w:t>
-      </w:r>
-      <w:r>
-        <w:t>processor is for low-power processing</w:t>
-      </w:r>
-      <w:r>
-        <w:t>.</w:t>
+        <w:rPr>
+          <w:sz w:val="20"/>
+          <w:szCs w:val="20"/>
+        </w:rPr>
+        <w:t xml:space="preserve"> Cortex®-M4 core processor is for low-power processing.</w:t>
       </w:r>
     </w:p>
     <w:p>
@@ -10082,7 +10736,6 @@
         <w:rPr>
           <w:color w:val="0000CC"/>
         </w:rPr>
-        <w:lastRenderedPageBreak/>
         <w:t>Key Features:</w:t>
       </w:r>
     </w:p>
@@ -10183,8 +10836,16 @@
               <w:rPr>
                 <w:rFonts w:asciiTheme="majorHAnsi" w:hAnsiTheme="majorHAnsi" w:cstheme="majorHAnsi"/>
               </w:rPr>
-              <w:t>ARM Cortex-A53 MPCore</w:t>
-            </w:r>
+              <w:t xml:space="preserve">ARM Cortex-A53 </w:t>
+            </w:r>
+            <w:proofErr w:type="spellStart"/>
+            <w:r>
+              <w:rPr>
+                <w:rFonts w:asciiTheme="majorHAnsi" w:hAnsiTheme="majorHAnsi" w:cstheme="majorHAnsi"/>
+              </w:rPr>
+              <w:t>MPCore</w:t>
+            </w:r>
+            <w:proofErr w:type="spellEnd"/>
             <w:r>
               <w:rPr>
                 <w:rFonts w:asciiTheme="majorHAnsi" w:hAnsiTheme="majorHAnsi" w:cstheme="majorHAnsi"/>
@@ -10304,12 +10965,14 @@
                 <w:rFonts w:asciiTheme="majorHAnsi" w:hAnsiTheme="majorHAnsi" w:cstheme="majorHAnsi"/>
               </w:rPr>
             </w:pPr>
+            <w:proofErr w:type="spellStart"/>
             <w:r>
               <w:rPr>
                 <w:rFonts w:asciiTheme="majorHAnsi" w:hAnsiTheme="majorHAnsi" w:cstheme="majorHAnsi"/>
               </w:rPr>
               <w:t>eMMc</w:t>
             </w:r>
+            <w:proofErr w:type="spellEnd"/>
           </w:p>
         </w:tc>
         <w:tc>
@@ -10375,11 +11038,19 @@
               </w:rPr>
               <w:t xml:space="preserve">, </w:t>
             </w:r>
+            <w:proofErr w:type="spellStart"/>
             <w:r>
               <w:rPr>
                 <w:rFonts w:asciiTheme="majorHAnsi" w:hAnsiTheme="majorHAnsi" w:cstheme="majorHAnsi"/>
               </w:rPr>
-              <w:t>WiFi 802.11ac, BT 4.1</w:t>
+              <w:t>WiFi</w:t>
+            </w:r>
+            <w:proofErr w:type="spellEnd"/>
+            <w:r>
+              <w:rPr>
+                <w:rFonts w:asciiTheme="majorHAnsi" w:hAnsiTheme="majorHAnsi" w:cstheme="majorHAnsi"/>
+              </w:rPr>
+              <w:t xml:space="preserve"> 802.11ac, BT 4.1</w:t>
             </w:r>
           </w:p>
         </w:tc>
@@ -10400,8 +11071,16 @@
               <w:rPr>
                 <w:rFonts w:asciiTheme="majorHAnsi" w:hAnsiTheme="majorHAnsi" w:cstheme="majorHAnsi"/>
               </w:rPr>
-              <w:t>I/Os</w:t>
-            </w:r>
+              <w:t>I/</w:t>
+            </w:r>
+            <w:proofErr w:type="spellStart"/>
+            <w:r>
+              <w:rPr>
+                <w:rFonts w:asciiTheme="majorHAnsi" w:hAnsiTheme="majorHAnsi" w:cstheme="majorHAnsi"/>
+              </w:rPr>
+              <w:t>Os</w:t>
+            </w:r>
+            <w:proofErr w:type="spellEnd"/>
           </w:p>
         </w:tc>
         <w:tc>
@@ -10492,6 +11171,7 @@
               <w:rPr>
                 <w:rFonts w:asciiTheme="majorHAnsi" w:hAnsiTheme="majorHAnsi" w:cstheme="majorHAnsi"/>
               </w:rPr>
+              <w:lastRenderedPageBreak/>
               <w:t>System Logic</w:t>
             </w:r>
           </w:p>
@@ -10511,7 +11191,21 @@
               <w:rPr>
                 <w:rFonts w:asciiTheme="majorHAnsi" w:hAnsiTheme="majorHAnsi" w:cstheme="majorHAnsi"/>
               </w:rPr>
-              <w:t>RTC with ext batt and JTAG debug interface</w:t>
+              <w:t xml:space="preserve">RTC with </w:t>
+            </w:r>
+            <w:proofErr w:type="spellStart"/>
+            <w:r>
+              <w:rPr>
+                <w:rFonts w:asciiTheme="majorHAnsi" w:hAnsiTheme="majorHAnsi" w:cstheme="majorHAnsi"/>
+              </w:rPr>
+              <w:t>ext</w:t>
+            </w:r>
+            <w:proofErr w:type="spellEnd"/>
+            <w:r>
+              <w:rPr>
+                <w:rFonts w:asciiTheme="majorHAnsi" w:hAnsiTheme="majorHAnsi" w:cstheme="majorHAnsi"/>
+              </w:rPr>
+              <w:t xml:space="preserve"> batt and JTAG debug interface</w:t>
             </w:r>
           </w:p>
         </w:tc>
@@ -10532,13 +11226,7 @@
               <w:rPr>
                 <w:rFonts w:asciiTheme="majorHAnsi" w:hAnsiTheme="majorHAnsi" w:cstheme="majorHAnsi"/>
               </w:rPr>
-              <w:t>Miniature siz</w:t>
-            </w:r>
-            <w:r>
-              <w:rPr>
-                <w:rFonts w:asciiTheme="majorHAnsi" w:hAnsiTheme="majorHAnsi" w:cstheme="majorHAnsi"/>
-              </w:rPr>
-              <w:t>e</w:t>
+              <w:t>Miniature size</w:t>
             </w:r>
           </w:p>
         </w:tc>
@@ -10590,7 +11278,7 @@
                     <pic:cNvPicPr/>
                   </pic:nvPicPr>
                   <pic:blipFill>
-                    <a:blip r:embed="rId49"/>
+                    <a:blip r:embed="rId53"/>
                     <a:stretch>
                       <a:fillRect/>
                     </a:stretch>
@@ -10658,7 +11346,7 @@
                     <pic:cNvPicPr/>
                   </pic:nvPicPr>
                   <pic:blipFill>
-                    <a:blip r:embed="rId50"/>
+                    <a:blip r:embed="rId54"/>
                     <a:stretch>
                       <a:fillRect/>
                     </a:stretch>
@@ -10699,17 +11387,28 @@
         <w:rPr>
           <w:color w:val="0000CC"/>
         </w:rPr>
-        <w:lastRenderedPageBreak/>
         <w:t>Power supply:</w:t>
       </w:r>
     </w:p>
     <w:p>
-      <w:r>
+      <w:pPr>
+        <w:ind w:left="360"/>
+        <w:rPr>
+          <w:sz w:val="20"/>
+          <w:szCs w:val="20"/>
+        </w:rPr>
+      </w:pPr>
+      <w:r>
+        <w:rPr>
+          <w:sz w:val="20"/>
+          <w:szCs w:val="20"/>
+        </w:rPr>
         <w:t>There are two main signals for input power.</w:t>
       </w:r>
     </w:p>
     <w:p>
       <w:pPr>
+        <w:ind w:left="360"/>
         <w:rPr>
           <w:b/>
           <w:bCs/>
@@ -10728,55 +11427,89 @@
       </w:r>
     </w:p>
     <w:p>
-      <w:r>
-        <w:t>The m</w:t>
-      </w:r>
-      <w:r>
-        <w:t xml:space="preserve">ain power supply voltage </w:t>
+      <w:pPr>
+        <w:ind w:left="360"/>
+        <w:rPr>
+          <w:sz w:val="20"/>
+          <w:szCs w:val="20"/>
+        </w:rPr>
+      </w:pPr>
+      <w:r>
+        <w:rPr>
+          <w:sz w:val="20"/>
+          <w:szCs w:val="20"/>
+        </w:rPr>
+        <w:t xml:space="preserve">The main power supply voltage </w:t>
       </w:r>
       <w:r>
         <w:rPr>
           <w:b/>
           <w:bCs/>
+          <w:sz w:val="20"/>
+          <w:szCs w:val="20"/>
         </w:rPr>
         <w:t>(V_SOM)</w:t>
       </w:r>
       <w:r>
+        <w:rPr>
+          <w:sz w:val="20"/>
+          <w:szCs w:val="20"/>
+        </w:rPr>
         <w:t xml:space="preserve"> of U</w:t>
       </w:r>
       <w:r>
+        <w:rPr>
+          <w:sz w:val="20"/>
+          <w:szCs w:val="20"/>
+        </w:rPr>
         <w:t>C</w:t>
       </w:r>
       <w:r>
+        <w:rPr>
+          <w:sz w:val="20"/>
+          <w:szCs w:val="20"/>
+        </w:rPr>
         <w:t xml:space="preserve">M_iMX8 requires 3.8V to </w:t>
       </w:r>
       <w:r>
+        <w:rPr>
+          <w:sz w:val="20"/>
+          <w:szCs w:val="20"/>
+        </w:rPr>
         <w:t>function</w:t>
       </w:r>
       <w:r>
+        <w:rPr>
+          <w:sz w:val="20"/>
+          <w:szCs w:val="20"/>
+        </w:rPr>
         <w:t>. We can hook it up with a battery directly to provide input power.</w:t>
       </w:r>
       <w:r>
-        <w:t xml:space="preserve"> S</w:t>
-      </w:r>
-      <w:r>
-        <w:t>everal 10/100uF capacitors</w:t>
-      </w:r>
-      <w:r>
-        <w:t xml:space="preserve"> will be connected</w:t>
-      </w:r>
-      <w:r>
-        <w:t xml:space="preserve"> between V_SOM and GND</w:t>
-      </w:r>
-      <w:r>
+        <w:rPr>
+          <w:sz w:val="20"/>
+          <w:szCs w:val="20"/>
+        </w:rPr>
+        <w:t xml:space="preserve"> Several 10/100uF capacitors will be connected between V_SOM and GND</w:t>
+      </w:r>
+      <w:r>
+        <w:rPr>
+          <w:sz w:val="20"/>
+          <w:szCs w:val="20"/>
+        </w:rPr>
         <w:t xml:space="preserve"> </w:t>
       </w:r>
       <w:r>
+        <w:rPr>
+          <w:sz w:val="20"/>
+          <w:szCs w:val="20"/>
+        </w:rPr>
         <w:t>for a stable input signal.</w:t>
       </w:r>
     </w:p>
     <w:p>
       <w:pPr>
+        <w:ind w:left="360"/>
         <w:rPr>
           <w:b/>
           <w:bCs/>
@@ -10795,24 +11528,49 @@
       </w:r>
     </w:p>
     <w:p>
-      <w:r>
+      <w:pPr>
+        <w:ind w:left="360"/>
+      </w:pPr>
+      <w:r>
+        <w:rPr>
+          <w:sz w:val="20"/>
+          <w:szCs w:val="20"/>
+        </w:rPr>
+        <w:lastRenderedPageBreak/>
         <w:t xml:space="preserve">A battery charging circuitry would be required. The RTC requires 3V </w:t>
       </w:r>
       <w:r>
+        <w:rPr>
+          <w:sz w:val="20"/>
+          <w:szCs w:val="20"/>
+        </w:rPr>
         <w:t xml:space="preserve">on </w:t>
       </w:r>
       <w:r>
         <w:rPr>
           <w:b/>
           <w:bCs/>
+          <w:sz w:val="20"/>
+          <w:szCs w:val="20"/>
         </w:rPr>
         <w:t>VCC_RTC</w:t>
       </w:r>
       <w:r>
+        <w:rPr>
+          <w:sz w:val="20"/>
+          <w:szCs w:val="20"/>
+        </w:rPr>
         <w:t xml:space="preserve"> pin which will be provided </w:t>
       </w:r>
       <w:r>
-        <w:t>through an external battery source.</w:t>
+        <w:rPr>
+          <w:sz w:val="20"/>
+          <w:szCs w:val="20"/>
+        </w:rPr>
+        <w:t>through an external battery source</w:t>
+      </w:r>
+      <w:r>
+        <w:t>.</w:t>
       </w:r>
     </w:p>
     <w:p>
@@ -10834,7 +11592,18 @@
       </w:r>
     </w:p>
     <w:p>
-      <w:r>
+      <w:pPr>
+        <w:ind w:left="360"/>
+        <w:rPr>
+          <w:sz w:val="20"/>
+          <w:szCs w:val="20"/>
+        </w:rPr>
+      </w:pPr>
+      <w:r>
+        <w:rPr>
+          <w:sz w:val="20"/>
+          <w:szCs w:val="20"/>
+        </w:rPr>
         <w:t>Here are some plus points of using the Var-SoM-MX6:</w:t>
       </w:r>
     </w:p>
@@ -10845,18 +11614,33 @@
           <w:ilvl w:val="0"/>
           <w:numId w:val="19"/>
         </w:numPr>
-      </w:pPr>
-      <w:r>
-        <w:t>It</w:t>
-      </w:r>
-      <w:r>
-        <w:t xml:space="preserve"> </w:t>
-      </w:r>
-      <w:r>
-        <w:t xml:space="preserve">is equipped with </w:t>
-      </w:r>
-      <w:r>
-        <w:t>WiFi 802.11 a/b/g/n and Bluetooth functionality</w:t>
+        <w:rPr>
+          <w:sz w:val="20"/>
+          <w:szCs w:val="20"/>
+        </w:rPr>
+      </w:pPr>
+      <w:r>
+        <w:rPr>
+          <w:sz w:val="20"/>
+          <w:szCs w:val="20"/>
+        </w:rPr>
+        <w:t xml:space="preserve">It is equipped with </w:t>
+      </w:r>
+      <w:proofErr w:type="spellStart"/>
+      <w:r>
+        <w:rPr>
+          <w:sz w:val="20"/>
+          <w:szCs w:val="20"/>
+        </w:rPr>
+        <w:t>WiFi</w:t>
+      </w:r>
+      <w:proofErr w:type="spellEnd"/>
+      <w:r>
+        <w:rPr>
+          <w:sz w:val="20"/>
+          <w:szCs w:val="20"/>
+        </w:rPr>
+        <w:t xml:space="preserve"> 802.11 a/b/g/n and Bluetooth functionality</w:t>
       </w:r>
     </w:p>
     <w:p>
@@ -10866,8 +11650,16 @@
           <w:ilvl w:val="0"/>
           <w:numId w:val="19"/>
         </w:numPr>
-      </w:pPr>
-      <w:r>
+        <w:rPr>
+          <w:sz w:val="20"/>
+          <w:szCs w:val="20"/>
+        </w:rPr>
+      </w:pPr>
+      <w:r>
+        <w:rPr>
+          <w:sz w:val="20"/>
+          <w:szCs w:val="20"/>
+        </w:rPr>
         <w:t>The board can either be connected to a regulator or battery for 3.8V.</w:t>
       </w:r>
     </w:p>
@@ -10878,8 +11670,16 @@
           <w:ilvl w:val="0"/>
           <w:numId w:val="19"/>
         </w:numPr>
-      </w:pPr>
-      <w:r>
+        <w:rPr>
+          <w:sz w:val="20"/>
+          <w:szCs w:val="20"/>
+        </w:rPr>
+      </w:pPr>
+      <w:r>
+        <w:rPr>
+          <w:sz w:val="20"/>
+          <w:szCs w:val="20"/>
+        </w:rPr>
         <w:t xml:space="preserve"> Extra GPIOs are given. Additional functions can easily be connected.</w:t>
       </w:r>
     </w:p>
@@ -10890,9 +11690,33 @@
           <w:ilvl w:val="0"/>
           <w:numId w:val="19"/>
         </w:numPr>
-      </w:pPr>
-      <w:r>
-        <w:t>It has more memory and RAM than the current module being used in the design. RAM is 4GB and eMMc is 64GB compared to 1GB and 8GB in X4418 board, respectively.</w:t>
+        <w:rPr>
+          <w:sz w:val="20"/>
+          <w:szCs w:val="20"/>
+        </w:rPr>
+      </w:pPr>
+      <w:r>
+        <w:rPr>
+          <w:sz w:val="20"/>
+          <w:szCs w:val="20"/>
+        </w:rPr>
+        <w:t xml:space="preserve">It has more memory and RAM than the current module being used in the design. RAM is 4GB and </w:t>
+      </w:r>
+      <w:proofErr w:type="spellStart"/>
+      <w:r>
+        <w:rPr>
+          <w:sz w:val="20"/>
+          <w:szCs w:val="20"/>
+        </w:rPr>
+        <w:t>eMMc</w:t>
+      </w:r>
+      <w:proofErr w:type="spellEnd"/>
+      <w:r>
+        <w:rPr>
+          <w:sz w:val="20"/>
+          <w:szCs w:val="20"/>
+        </w:rPr>
+        <w:t xml:space="preserve"> is 64GB compared to 1GB and 8GB in X4418 board, respectively.</w:t>
       </w:r>
     </w:p>
     <w:p>
@@ -10902,13 +11726,21 @@
           <w:ilvl w:val="0"/>
           <w:numId w:val="19"/>
         </w:numPr>
-      </w:pPr>
-      <w:r>
+        <w:rPr>
+          <w:sz w:val="20"/>
+          <w:szCs w:val="20"/>
+        </w:rPr>
+      </w:pPr>
+      <w:r>
+        <w:rPr>
+          <w:sz w:val="20"/>
+          <w:szCs w:val="20"/>
+        </w:rPr>
         <w:t>Miniature size reduces the overall size of the PCB allowing for a compact design.</w:t>
       </w:r>
     </w:p>
     <w:sectPr>
-      <w:footerReference w:type="default" r:id="rId51"/>
+      <w:footerReference w:type="default" r:id="rId55"/>
       <w:pgSz w:w="11909" w:h="16834"/>
       <w:pgMar w:top="1440" w:right="1440" w:bottom="1440" w:left="1440" w:header="720" w:footer="720" w:gutter="0"/>
       <w:pgNumType w:start="1"/>
